--- a/hub/manuals/nod-editor.docx
+++ b/hub/manuals/nod-editor.docx
@@ -80,8 +80,6105 @@
       </w:r>
     </w:p>
     <w:p>
-      <w:r>
-        <w:t xml:space="preserve">This manual has no pages yet.</w:t>
+      <w:pPr>
+        <w:pStyle w:val="Heading1"/>
+        <w:pageBreakBefore/>
+      </w:pPr>
+      <w:bookmarkStart w:name="section_1" w:id="1"/>
+      <w:r>
+        <w:t xml:space="preserve">Subscribers editor manual</w:t>
+      </w:r>
+      <w:bookmarkEnd w:id="1"/>
+    </w:p>
+    <w:p>
+      <w:pPr>
+        <w:spacing w:after="120"/>
+      </w:pPr>
+      <w:r>
+        <w:rPr>
+          <w:b/>
+          <w:bCs/>
+        </w:rPr>
+        <w:t xml:space="preserve">Who this is for:</w:t>
+      </w:r>
+      <w:r>
+        <w:t xml:space="preserve"> Subscribers editors (NoD.Editor).</w:t>
+      </w:r>
+    </w:p>
+    <w:p>
+      <w:pPr>
+        <w:spacing w:after="120"/>
+      </w:pPr>
+      <w:r>
+        <w:t xml:space="preserve">You look after the people who get news release email from News On Demand: you find and change subscribers, add them, keep the media lists up to date and download reports.</w:t>
+      </w:r>
+    </w:p>
+    <w:p>
+      <w:pPr>
+        <w:spacing w:after="120"/>
+      </w:pPr>
+      <w:r>
+        <w:t xml:space="preserve">Subscriber records are personal information. Search for, download and keep addresses only when your work needs them.</w:t>
+      </w:r>
+    </w:p>
+    <w:p>
+      <w:pPr>
+        <w:pStyle w:val="Heading2"/>
+      </w:pPr>
+      <w:r>
+        <w:t xml:space="preserve">What only you can do</w:t>
+      </w:r>
+    </w:p>
+    <w:p>
+      <w:pPr>
+        <w:spacing w:after="120"/>
+      </w:pPr>
+      <w:r>
+        <w:t xml:space="preserve">Subscribers viewers see the same records, media lists and reports, but can't change anything. These are yours:</w:t>
+      </w:r>
+    </w:p>
+    <w:tbl>
+      <w:tblPr>
+        <w:tblW w:type="pct" w:w="5000"/>
+        <w:tblBorders>
+          <w:top w:val="single" w:color="auto" w:sz="4"/>
+          <w:left w:val="single" w:color="auto" w:sz="4"/>
+          <w:bottom w:val="single" w:color="auto" w:sz="4"/>
+          <w:right w:val="single" w:color="auto" w:sz="4"/>
+          <w:insideH w:val="single" w:color="auto" w:sz="4"/>
+          <w:insideV w:val="single" w:color="auto" w:sz="4"/>
+        </w:tblBorders>
+      </w:tblPr>
+      <w:tblGrid>
+        <w:gridCol w:w="3009"/>
+        <w:gridCol w:w="3009"/>
+        <w:gridCol w:w="3009"/>
+      </w:tblGrid>
+      <w:tr>
+        <w:trPr>
+          <w:tblHeader/>
+        </w:trPr>
+        <w:tc>
+          <w:tcPr>
+            <w:shd w:fill="E8EEF5" w:val="clear"/>
+          </w:tcPr>
+          <w:p>
+            <w:r>
+              <w:rPr>
+                <w:b/>
+                <w:bCs/>
+              </w:rPr>
+              <w:t xml:space="preserve">Where</w:t>
+            </w:r>
+          </w:p>
+        </w:tc>
+        <w:tc>
+          <w:tcPr>
+            <w:shd w:fill="E8EEF5" w:val="clear"/>
+          </w:tcPr>
+          <w:p>
+            <w:r>
+              <w:rPr>
+                <w:b/>
+                <w:bCs/>
+              </w:rPr>
+              <w:t xml:space="preserve">What you do there</w:t>
+            </w:r>
+          </w:p>
+        </w:tc>
+        <w:tc>
+          <w:tcPr>
+            <w:shd w:fill="E8EEF5" w:val="clear"/>
+          </w:tcPr>
+          <w:p>
+            <w:r>
+              <w:rPr>
+                <w:b/>
+                <w:bCs/>
+              </w:rPr>
+              <w:t xml:space="preserve">Help page</w:t>
+            </w:r>
+          </w:p>
+        </w:tc>
+      </w:tr>
+      <w:tr>
+        <w:tc>
+          <w:p>
+            <w:r>
+              <w:t xml:space="preserve">A subscriber's record</w:t>
+            </w:r>
+          </w:p>
+        </w:tc>
+        <w:tc>
+          <w:p>
+            <w:r>
+              <w:t xml:space="preserve">Change their lists, timing and address. </w:t>
+            </w:r>
+            <w:r>
+              <w:rPr>
+                <w:b/>
+                <w:bCs/>
+              </w:rPr>
+              <w:t xml:space="preserve">Deactivate</w:t>
+            </w:r>
+            <w:r>
+              <w:t xml:space="preserve">, </w:t>
+            </w:r>
+            <w:r>
+              <w:rPr>
+                <w:b/>
+                <w:bCs/>
+              </w:rPr>
+              <w:t xml:space="preserve">Activate</w:t>
+            </w:r>
+            <w:r>
+              <w:t xml:space="preserve"> and </w:t>
+            </w:r>
+            <w:r>
+              <w:rPr>
+                <w:b/>
+                <w:bCs/>
+              </w:rPr>
+              <w:t xml:space="preserve">Delete</w:t>
+            </w:r>
+            <w:r>
+              <w:t xml:space="preserve">.</w:t>
+            </w:r>
+          </w:p>
+        </w:tc>
+        <w:tc>
+          <w:p>
+            <w:hyperlink w:history="1" w:anchor="section_3">
+              <w:r>
+                <w:t xml:space="preserve">Find and change subscribers</w:t>
+              </w:r>
+            </w:hyperlink>
+          </w:p>
+        </w:tc>
+      </w:tr>
+      <w:tr>
+        <w:tc>
+          <w:p>
+            <w:r>
+              <w:rPr>
+                <w:b/>
+                <w:bCs/>
+              </w:rPr>
+              <w:t xml:space="preserve">Find subscribers</w:t>
+            </w:r>
+          </w:p>
+        </w:tc>
+        <w:tc>
+          <w:p>
+            <w:r>
+              <w:t xml:space="preserve">Tick several subscribers and activate, deactivate or delete them at once.</w:t>
+            </w:r>
+          </w:p>
+        </w:tc>
+        <w:tc>
+          <w:p>
+            <w:hyperlink w:history="1" w:anchor="section_3">
+              <w:r>
+                <w:t xml:space="preserve">Find and change subscribers</w:t>
+              </w:r>
+            </w:hyperlink>
+          </w:p>
+        </w:tc>
+      </w:tr>
+      <w:tr>
+        <w:tc>
+          <w:p>
+            <w:r>
+              <w:rPr>
+                <w:b/>
+                <w:bCs/>
+              </w:rPr>
+              <w:t xml:space="preserve">Add a subscriber</w:t>
+            </w:r>
+          </w:p>
+        </w:tc>
+        <w:tc>
+          <w:p>
+            <w:r>
+              <w:t xml:space="preserve">Sign someone up without a confirmation email.</w:t>
+            </w:r>
+          </w:p>
+        </w:tc>
+        <w:tc>
+          <w:p>
+            <w:hyperlink w:history="1" w:anchor="section_4">
+              <w:r>
+                <w:t xml:space="preserve">Add a subscriber</w:t>
+              </w:r>
+            </w:hyperlink>
+          </w:p>
+        </w:tc>
+      </w:tr>
+      <w:tr>
+        <w:tc>
+          <w:p>
+            <w:r>
+              <w:t xml:space="preserve">A media list</w:t>
+            </w:r>
+          </w:p>
+        </w:tc>
+        <w:tc>
+          <w:p>
+            <w:r>
+              <w:t xml:space="preserve">Add and remove reporters, and fix flagged members.</w:t>
+            </w:r>
+          </w:p>
+        </w:tc>
+        <w:tc>
+          <w:p>
+            <w:hyperlink w:history="1" w:anchor="section_5">
+              <w:r>
+                <w:t xml:space="preserve">Media lists</w:t>
+              </w:r>
+            </w:hyperlink>
+          </w:p>
+        </w:tc>
+      </w:tr>
+      <w:tr>
+        <w:tc>
+          <w:p>
+            <w:r>
+              <w:rPr>
+                <w:b/>
+                <w:bCs/>
+              </w:rPr>
+              <w:t xml:space="preserve">Media lists</w:t>
+            </w:r>
+          </w:p>
+        </w:tc>
+        <w:tc>
+          <w:p>
+            <w:r>
+              <w:t xml:space="preserve">Choose </w:t>
+            </w:r>
+            <w:r>
+              <w:rPr>
+                <w:b/>
+                <w:bCs/>
+              </w:rPr>
+              <w:t xml:space="preserve">Sync with Media Hub now</w:t>
+            </w:r>
+            <w:r>
+              <w:t xml:space="preserve">.</w:t>
+            </w:r>
+          </w:p>
+        </w:tc>
+        <w:tc>
+          <w:p>
+            <w:hyperlink w:history="1" w:anchor="section_5">
+              <w:r>
+                <w:t xml:space="preserve">Media lists</w:t>
+              </w:r>
+            </w:hyperlink>
+          </w:p>
+        </w:tc>
+      </w:tr>
+      <w:tr>
+        <w:tc>
+          <w:p>
+            <w:r>
+              <w:rPr>
+                <w:b/>
+                <w:bCs/>
+              </w:rPr>
+              <w:t xml:space="preserve">Reports</w:t>
+            </w:r>
+          </w:p>
+        </w:tc>
+        <w:tc>
+          <w:p>
+            <w:r>
+              <w:t xml:space="preserve">Download the files that contain email addresses.</w:t>
+            </w:r>
+          </w:p>
+        </w:tc>
+        <w:tc>
+          <w:p>
+            <w:hyperlink w:history="1" w:anchor="section_6">
+              <w:r>
+                <w:t xml:space="preserve">Reports</w:t>
+              </w:r>
+            </w:hyperlink>
+          </w:p>
+        </w:tc>
+      </w:tr>
+    </w:tbl>
+    <w:p/>
+    <w:p>
+      <w:pPr>
+        <w:spacing w:after="120"/>
+      </w:pPr>
+      <w:r>
+        <w:t xml:space="preserve">To see what a Subscribers viewer can see, read the </w:t>
+      </w:r>
+      <w:r>
+        <w:t xml:space="preserve">Subscribers viewer manual</w:t>
+      </w:r>
+      <w:r>
+        <w:t xml:space="preserve">.</w:t>
+      </w:r>
+    </w:p>
+    <w:p>
+      <w:pPr>
+        <w:pStyle w:val="Heading2"/>
+      </w:pPr>
+      <w:r>
+        <w:t xml:space="preserve">What you can't do</w:t>
+      </w:r>
+    </w:p>
+    <w:p>
+      <w:pPr>
+        <w:spacing w:after="120"/>
+      </w:pPr>
+      <w:r>
+        <w:t xml:space="preserve">Subscribers administrators decide which lists people can choose, and in what order, on </w:t>
+      </w:r>
+      <w:r>
+        <w:rPr>
+          <w:b/>
+          <w:bCs/>
+        </w:rPr>
+        <w:t xml:space="preserve">Lists and categories</w:t>
+      </w:r>
+      <w:r>
+        <w:t xml:space="preserve">. You can see that screen but not change it. See </w:t>
+      </w:r>
+      <w:hyperlink w:history="1" w:anchor="section_7">
+        <w:r>
+          <w:t xml:space="preserve">Lists and categories</w:t>
+        </w:r>
+      </w:hyperlink>
+      <w:r>
+        <w:t xml:space="preserve">.</w:t>
+      </w:r>
+    </w:p>
+    <w:p>
+      <w:pPr>
+        <w:spacing w:after="120"/>
+      </w:pPr>
+      <w:r>
+        <w:t xml:space="preserve">Core administrators add, rename and retire media lists. Ask one if a list is missing or its name is wrong.</w:t>
+      </w:r>
+    </w:p>
+    <w:p>
+      <w:pPr>
+        <w:pStyle w:val="Heading2"/>
+      </w:pPr>
+      <w:r>
+        <w:t xml:space="preserve">Operations</w:t>
+      </w:r>
+    </w:p>
+    <w:p>
+      <w:pPr>
+        <w:spacing w:after="120"/>
+      </w:pPr>
+      <w:r>
+        <w:t xml:space="preserve">Only Subscribers administrators can use </w:t>
+      </w:r>
+      <w:r>
+        <w:rPr>
+          <w:b/>
+          <w:bCs/>
+        </w:rPr>
+        <w:t xml:space="preserve">Operations</w:t>
+      </w:r>
+      <w:r>
+        <w:t xml:space="preserve">. It pauses and resumes outgoing email and holds the bounce settings. If email needs to stop, ask a Subscribers administrator. The Subscribers administrator manual covers it.</w:t>
+      </w:r>
+    </w:p>
+    <w:p>
+      <w:pPr>
+        <w:pStyle w:val="Heading2"/>
+      </w:pPr>
+      <w:r>
+        <w:t xml:space="preserve">Before you start</w:t>
+      </w:r>
+    </w:p>
+    <w:p>
+      <w:pPr>
+        <w:pStyle w:val="ListParagraph"/>
+        <w:numPr>
+          <w:ilvl w:val="0"/>
+          <w:numId w:val="1"/>
+        </w:numPr>
+      </w:pPr>
+      <w:hyperlink w:history="1" w:anchor="section_2">
+        <w:r>
+          <w:t xml:space="preserve">Who gets which email</w:t>
+        </w:r>
+      </w:hyperlink>
+      <w:r>
+        <w:t xml:space="preserve"> explains what each subscriber receives and when.</w:t>
+      </w:r>
+    </w:p>
+    <w:p>
+      <w:pPr>
+        <w:pStyle w:val="ListParagraph"/>
+        <w:numPr>
+          <w:ilvl w:val="0"/>
+          <w:numId w:val="1"/>
+        </w:numPr>
+      </w:pPr>
+      <w:hyperlink w:history="1" w:anchor="section_8">
+        <w:r>
+          <w:t xml:space="preserve">Bounces</w:t>
+        </w:r>
+      </w:hyperlink>
+      <w:r>
+        <w:t xml:space="preserve"> explains how bounced email disables a subscriber.</w:t>
+      </w:r>
+    </w:p>
+    <w:p>
+      <w:pPr>
+        <w:spacing w:after="120"/>
+      </w:pPr>
+      <w:r>
+        <w:t xml:space="preserve">Nothing you do on the </w:t>
+      </w:r>
+      <w:r>
+        <w:rPr>
+          <w:b/>
+          <w:bCs/>
+        </w:rPr>
+        <w:t xml:space="preserve">Subscribers</w:t>
+      </w:r>
+      <w:r>
+        <w:t xml:space="preserve"> screens emails the subscriber. Tell the person yourself if they need to know.</w:t>
+      </w:r>
+    </w:p>
+    <w:p>
+      <w:pPr>
+        <w:pStyle w:val="Heading2"/>
+      </w:pPr>
+      <w:r>
+        <w:t xml:space="preserve">What you see in the side menu</w:t>
+      </w:r>
+    </w:p>
+    <w:p>
+      <w:pPr>
+        <w:spacing w:after="120"/>
+      </w:pPr>
+      <w:r>
+        <w:t xml:space="preserve">Under </w:t>
+      </w:r>
+      <w:r>
+        <w:rPr>
+          <w:b/>
+          <w:bCs/>
+        </w:rPr>
+        <w:t xml:space="preserve">Work</w:t>
+      </w:r>
+      <w:r>
+        <w:t xml:space="preserve"> you see </w:t>
+      </w:r>
+      <w:r>
+        <w:rPr>
+          <w:b/>
+          <w:bCs/>
+        </w:rPr>
+        <w:t xml:space="preserve">Subscribers</w:t>
+      </w:r>
+      <w:r>
+        <w:t xml:space="preserve">. Its tabs are </w:t>
+      </w:r>
+      <w:r>
+        <w:rPr>
+          <w:b/>
+          <w:bCs/>
+        </w:rPr>
+        <w:t xml:space="preserve">Find subscribers</w:t>
+      </w:r>
+      <w:r>
+        <w:t xml:space="preserve">, </w:t>
+      </w:r>
+      <w:r>
+        <w:rPr>
+          <w:b/>
+          <w:bCs/>
+        </w:rPr>
+        <w:t xml:space="preserve">Add a subscriber</w:t>
+      </w:r>
+      <w:r>
+        <w:t xml:space="preserve">, </w:t>
+      </w:r>
+      <w:r>
+        <w:rPr>
+          <w:b/>
+          <w:bCs/>
+        </w:rPr>
+        <w:t xml:space="preserve">Lists and categories</w:t>
+      </w:r>
+      <w:r>
+        <w:t xml:space="preserve">, </w:t>
+      </w:r>
+      <w:r>
+        <w:rPr>
+          <w:b/>
+          <w:bCs/>
+        </w:rPr>
+        <w:t xml:space="preserve">Media lists</w:t>
+      </w:r>
+      <w:r>
+        <w:t xml:space="preserve"> and </w:t>
+      </w:r>
+      <w:r>
+        <w:rPr>
+          <w:b/>
+          <w:bCs/>
+        </w:rPr>
+        <w:t xml:space="preserve">Reports</w:t>
+      </w:r>
+      <w:r>
+        <w:t xml:space="preserve">.</w:t>
+      </w:r>
+    </w:p>
+    <w:p>
+      <w:pPr>
+        <w:spacing w:after="120"/>
+      </w:pPr>
+      <w:r>
+        <w:t xml:space="preserve">You may also see </w:t>
+      </w:r>
+      <w:r>
+        <w:rPr>
+          <w:b/>
+          <w:bCs/>
+        </w:rPr>
+        <w:t xml:space="preserve">Releases</w:t>
+      </w:r>
+      <w:r>
+        <w:t xml:space="preserve"> or </w:t>
+      </w:r>
+      <w:r>
+        <w:rPr>
+          <w:b/>
+          <w:bCs/>
+        </w:rPr>
+        <w:t xml:space="preserve">Calendar</w:t>
+      </w:r>
+      <w:r>
+        <w:t xml:space="preserve"> if you have a role there. Those have their own manuals.</w:t>
+      </w:r>
+    </w:p>
+    <w:p>
+      <w:pPr>
+        <w:pStyle w:val="Heading2"/>
+      </w:pPr>
+      <w:r>
+        <w:t xml:space="preserve">Keyboard shortcuts</w:t>
+      </w:r>
+    </w:p>
+    <w:p>
+      <w:pPr>
+        <w:spacing w:after="120"/>
+      </w:pPr>
+      <w:r>
+        <w:t xml:space="preserve">On a Mac use Command (⌘); on Windows use Ctrl.</w:t>
+      </w:r>
+    </w:p>
+    <w:tbl>
+      <w:tblPr>
+        <w:tblW w:type="pct" w:w="5000"/>
+        <w:tblBorders>
+          <w:top w:val="single" w:color="auto" w:sz="4"/>
+          <w:left w:val="single" w:color="auto" w:sz="4"/>
+          <w:bottom w:val="single" w:color="auto" w:sz="4"/>
+          <w:right w:val="single" w:color="auto" w:sz="4"/>
+          <w:insideH w:val="single" w:color="auto" w:sz="4"/>
+          <w:insideV w:val="single" w:color="auto" w:sz="4"/>
+        </w:tblBorders>
+      </w:tblPr>
+      <w:tblGrid>
+        <w:gridCol w:w="4513"/>
+        <w:gridCol w:w="4513"/>
+      </w:tblGrid>
+      <w:tr>
+        <w:trPr>
+          <w:tblHeader/>
+        </w:trPr>
+        <w:tc>
+          <w:tcPr>
+            <w:shd w:fill="E8EEF5" w:val="clear"/>
+          </w:tcPr>
+          <w:p>
+            <w:r>
+              <w:rPr>
+                <w:b/>
+                <w:bCs/>
+              </w:rPr>
+              <w:t xml:space="preserve">Keys</w:t>
+            </w:r>
+          </w:p>
+        </w:tc>
+        <w:tc>
+          <w:tcPr>
+            <w:shd w:fill="E8EEF5" w:val="clear"/>
+          </w:tcPr>
+          <w:p>
+            <w:r>
+              <w:rPr>
+                <w:b/>
+                <w:bCs/>
+              </w:rPr>
+              <w:t xml:space="preserve">What it does</w:t>
+            </w:r>
+          </w:p>
+        </w:tc>
+      </w:tr>
+      <w:tr>
+        <w:tc>
+          <w:p>
+            <w:r>
+              <w:t xml:space="preserve">⌘K or Ctrl+K</w:t>
+            </w:r>
+          </w:p>
+        </w:tc>
+        <w:tc>
+          <w:p>
+            <w:r>
+              <w:t xml:space="preserve">On </w:t>
+            </w:r>
+            <w:r>
+              <w:rPr>
+                <w:b/>
+                <w:bCs/>
+              </w:rPr>
+              <w:t xml:space="preserve">Find subscribers</w:t>
+            </w:r>
+            <w:r>
+              <w:t xml:space="preserve">, goes to </w:t>
+            </w:r>
+            <w:r>
+              <w:rPr>
+                <w:b/>
+                <w:bCs/>
+              </w:rPr>
+              <w:t xml:space="preserve">Email contains</w:t>
+            </w:r>
+            <w:r>
+              <w:t xml:space="preserve">.</w:t>
+            </w:r>
+          </w:p>
+        </w:tc>
+      </w:tr>
+      <w:tr>
+        <w:tc>
+          <w:p>
+            <w:r>
+              <w:t xml:space="preserve">⌘S or Ctrl+S</w:t>
+            </w:r>
+          </w:p>
+        </w:tc>
+        <w:tc>
+          <w:p>
+            <w:r>
+              <w:t xml:space="preserve">On a subscriber's record, saves their preferences, the same as </w:t>
+            </w:r>
+            <w:r>
+              <w:rPr>
+                <w:b/>
+                <w:bCs/>
+              </w:rPr>
+              <w:t xml:space="preserve">Save preferences</w:t>
+            </w:r>
+            <w:r>
+              <w:t xml:space="preserve">.</w:t>
+            </w:r>
+          </w:p>
+        </w:tc>
+      </w:tr>
+    </w:tbl>
+    <w:p/>
+    <w:p>
+      <w:pPr>
+        <w:pStyle w:val="Heading2"/>
+      </w:pPr>
+      <w:r>
+        <w:t xml:space="preserve">Signing in</w:t>
+      </w:r>
+    </w:p>
+    <w:p>
+      <w:pPr>
+        <w:spacing w:after="120"/>
+      </w:pPr>
+      <w:r>
+        <w:t xml:space="preserve">Choose </w:t>
+      </w:r>
+      <w:r>
+        <w:rPr>
+          <w:b/>
+          <w:bCs/>
+        </w:rPr>
+        <w:t xml:space="preserve">Sign in with Microsoft</w:t>
+      </w:r>
+      <w:r>
+        <w:t xml:space="preserve"> and use your government Microsoft account. You need a Hub account first: if you see "Your account hasn't been set up. Contact an administrator.", ask a Core administrator to add you. Signing out of the Hub doesn't sign you out of Microsoft.</w:t>
+      </w:r>
+    </w:p>
+    <w:p>
+      <w:pPr>
+        <w:pStyle w:val="Heading1"/>
+      </w:pPr>
+      <w:bookmarkStart w:name="section_2" w:id="2"/>
+      <w:r>
+        <w:t xml:space="preserve">Who gets which email</w:t>
+      </w:r>
+      <w:bookmarkEnd w:id="2"/>
+    </w:p>
+    <w:p>
+      <w:pPr>
+        <w:spacing w:after="120"/>
+      </w:pPr>
+      <w:r>
+        <w:rPr>
+          <w:b/>
+          <w:bCs/>
+        </w:rPr>
+        <w:t xml:space="preserve">Who this is for:</w:t>
+      </w:r>
+      <w:r>
+        <w:t xml:space="preserve"> Subscribers editors (NoD.Editor).</w:t>
+      </w:r>
+    </w:p>
+    <w:p>
+      <w:pPr>
+        <w:spacing w:after="120"/>
+      </w:pPr>
+      <w:r>
+        <w:t xml:space="preserve">Only </w:t>
+      </w:r>
+      <w:r>
+        <w:rPr>
+          <w:b/>
+          <w:bCs/>
+        </w:rPr>
+        <w:t xml:space="preserve">Active</w:t>
+      </w:r>
+      <w:r>
+        <w:t xml:space="preserve"> subscribers get news email. </w:t>
+      </w:r>
+      <w:r>
+        <w:rPr>
+          <w:b/>
+          <w:bCs/>
+        </w:rPr>
+        <w:t xml:space="preserve">Disabled</w:t>
+      </w:r>
+      <w:r>
+        <w:t xml:space="preserve"> and </w:t>
+      </w:r>
+      <w:r>
+        <w:rPr>
+          <w:b/>
+          <w:bCs/>
+        </w:rPr>
+        <w:t xml:space="preserve">Unsubscribed or deleted</w:t>
+      </w:r>
+      <w:r>
+        <w:t xml:space="preserve"> subscribers get none.</w:t>
+      </w:r>
+    </w:p>
+    <w:p>
+      <w:pPr>
+        <w:pStyle w:val="Heading2"/>
+      </w:pPr>
+      <w:r>
+        <w:t xml:space="preserve">News releases</w:t>
+      </w:r>
+    </w:p>
+    <w:p>
+      <w:pPr>
+        <w:spacing w:after="120"/>
+      </w:pPr>
+      <w:r>
+        <w:t xml:space="preserve">Each subscriber chooses lists and a timing. Lists are ministries, sectors, themes and tags. </w:t>
+      </w:r>
+      <w:r>
+        <w:rPr>
+          <w:b/>
+          <w:bCs/>
+        </w:rPr>
+        <w:t xml:space="preserve">All news</w:t>
+      </w:r>
+      <w:r>
+        <w:t xml:space="preserve"> covers every release that names a ministry.</w:t>
+      </w:r>
+    </w:p>
+    <w:tbl>
+      <w:tblPr>
+        <w:tblW w:type="pct" w:w="5000"/>
+        <w:tblBorders>
+          <w:top w:val="single" w:color="auto" w:sz="4"/>
+          <w:left w:val="single" w:color="auto" w:sz="4"/>
+          <w:bottom w:val="single" w:color="auto" w:sz="4"/>
+          <w:right w:val="single" w:color="auto" w:sz="4"/>
+          <w:insideH w:val="single" w:color="auto" w:sz="4"/>
+          <w:insideV w:val="single" w:color="auto" w:sz="4"/>
+        </w:tblBorders>
+      </w:tblPr>
+      <w:tblGrid>
+        <w:gridCol w:w="4513"/>
+        <w:gridCol w:w="4513"/>
+      </w:tblGrid>
+      <w:tr>
+        <w:trPr>
+          <w:tblHeader/>
+        </w:trPr>
+        <w:tc>
+          <w:tcPr>
+            <w:shd w:fill="E8EEF5" w:val="clear"/>
+          </w:tcPr>
+          <w:p>
+            <w:r>
+              <w:rPr>
+                <w:b/>
+                <w:bCs/>
+              </w:rPr>
+              <w:t xml:space="preserve">Timing</w:t>
+            </w:r>
+          </w:p>
+        </w:tc>
+        <w:tc>
+          <w:tcPr>
+            <w:shd w:fill="E8EEF5" w:val="clear"/>
+          </w:tcPr>
+          <w:p>
+            <w:r>
+              <w:rPr>
+                <w:b/>
+                <w:bCs/>
+              </w:rPr>
+              <w:t xml:space="preserve">What they get</w:t>
+            </w:r>
+          </w:p>
+        </w:tc>
+      </w:tr>
+      <w:tr>
+        <w:tc>
+          <w:p>
+            <w:r>
+              <w:rPr>
+                <w:b/>
+                <w:bCs/>
+              </w:rPr>
+              <w:t xml:space="preserve">As it happens</w:t>
+            </w:r>
+          </w:p>
+        </w:tc>
+        <w:tc>
+          <w:p>
+            <w:r>
+              <w:t xml:space="preserve">One email for each matching release, soon after it is published.</w:t>
+            </w:r>
+          </w:p>
+        </w:tc>
+      </w:tr>
+      <w:tr>
+        <w:tc>
+          <w:p>
+            <w:r>
+              <w:rPr>
+                <w:b/>
+                <w:bCs/>
+              </w:rPr>
+              <w:t xml:space="preserve">Daily digest</w:t>
+            </w:r>
+          </w:p>
+        </w:tc>
+        <w:tc>
+          <w:p>
+            <w:r>
+              <w:t xml:space="preserve">One email at 5:00 pm BC time listing the matching releases since the last digest. Media advisories are left out. No matching releases means no digest.</w:t>
+            </w:r>
+          </w:p>
+        </w:tc>
+      </w:tr>
+      <w:tr>
+        <w:tc>
+          <w:p>
+            <w:r>
+              <w:rPr>
+                <w:b/>
+                <w:bCs/>
+              </w:rPr>
+              <w:t xml:space="preserve">As it happens and daily digest</w:t>
+            </w:r>
+          </w:p>
+        </w:tc>
+        <w:tc>
+          <w:p>
+            <w:r>
+              <w:t xml:space="preserve">Both.</w:t>
+            </w:r>
+          </w:p>
+        </w:tc>
+      </w:tr>
+      <w:tr>
+        <w:tc>
+          <w:p>
+            <w:r>
+              <w:rPr>
+                <w:b/>
+                <w:bCs/>
+              </w:rPr>
+              <w:t xml:space="preserve">None (media lists only)</w:t>
+            </w:r>
+          </w:p>
+        </w:tc>
+        <w:tc>
+          <w:p>
+            <w:r>
+              <w:t xml:space="preserve">No news release email. This person is here only for media lists.</w:t>
+            </w:r>
+          </w:p>
+        </w:tc>
+      </w:tr>
+    </w:tbl>
+    <w:p/>
+    <w:p>
+      <w:pPr>
+        <w:spacing w:after="120"/>
+      </w:pPr>
+      <w:r>
+        <w:t xml:space="preserve">A correction to a release never emails anyone again. If a release is unpublished, anything not yet sent is stopped, and it stays out of later digests.</w:t>
+      </w:r>
+    </w:p>
+    <w:p>
+      <w:pPr>
+        <w:pStyle w:val="Heading2"/>
+      </w:pPr>
+      <w:r>
+        <w:t xml:space="preserve">Emergency alerts</w:t>
+      </w:r>
+    </w:p>
+    <w:p>
+      <w:pPr>
+        <w:spacing w:after="120"/>
+      </w:pPr>
+      <w:r>
+        <w:t xml:space="preserve">Alerts posted by Emergency Info BC are checked every 5 minutes. A new alert goes at once to everyone active on the </w:t>
+      </w:r>
+      <w:r>
+        <w:rPr>
+          <w:b/>
+          <w:bCs/>
+        </w:rPr>
+        <w:t xml:space="preserve">Emergency Info BC Alerts</w:t>
+      </w:r>
+      <w:r>
+        <w:t xml:space="preserve"> list, whatever timing they chose. An alert edited later is not sent again.</w:t>
+      </w:r>
+    </w:p>
+    <w:p>
+      <w:pPr>
+        <w:pStyle w:val="Heading2"/>
+      </w:pPr>
+      <w:r>
+        <w:t xml:space="preserve">Media lists</w:t>
+      </w:r>
+    </w:p>
+    <w:p>
+      <w:pPr>
+        <w:spacing w:after="120"/>
+      </w:pPr>
+      <w:r>
+        <w:t xml:space="preserve">Release editors choose media lists for a release. Each member of those lists gets the full-text media version. A reporter who is also an </w:t>
+      </w:r>
+      <w:r>
+        <w:rPr>
+          <w:b/>
+          <w:bCs/>
+        </w:rPr>
+        <w:t xml:space="preserve">As it happens</w:t>
+      </w:r>
+      <w:r>
+        <w:t xml:space="preserve"> subscriber for that release gets one email, the media version, not two.</w:t>
+      </w:r>
+    </w:p>
+    <w:p>
+      <w:pPr>
+        <w:pStyle w:val="Heading2"/>
+      </w:pPr>
+      <w:r>
+        <w:t xml:space="preserve">Emails about the subscription itself</w:t>
+      </w:r>
+    </w:p>
+    <w:p>
+      <w:pPr>
+        <w:spacing w:after="120"/>
+      </w:pPr>
+      <w:r>
+        <w:t xml:space="preserve">People who sign up on the public site get an email asking them to confirm. They have no record here until they do, so the </w:t>
+      </w:r>
+      <w:r>
+        <w:rPr>
+          <w:b/>
+          <w:bCs/>
+        </w:rPr>
+        <w:t xml:space="preserve">Pending</w:t>
+      </w:r>
+      <w:r>
+        <w:t xml:space="preserve"> choice under </w:t>
+      </w:r>
+      <w:r>
+        <w:rPr>
+          <w:b/>
+          <w:bCs/>
+        </w:rPr>
+        <w:t xml:space="preserve">Status</w:t>
+      </w:r>
+      <w:r>
+        <w:t xml:space="preserve"> on </w:t>
+      </w:r>
+      <w:r>
+        <w:rPr>
+          <w:b/>
+          <w:bCs/>
+        </w:rPr>
+        <w:t xml:space="preserve">Find subscribers</w:t>
+      </w:r>
+      <w:r>
+        <w:t xml:space="preserve"> finds no one. They also get an email when they ask to change their preferences or address.</w:t>
+      </w:r>
+    </w:p>
+    <w:p>
+      <w:pPr>
+        <w:spacing w:after="120"/>
+      </w:pPr>
+      <w:r>
+        <w:t xml:space="preserve">Nothing you do on the </w:t>
+      </w:r>
+      <w:r>
+        <w:rPr>
+          <w:b/>
+          <w:bCs/>
+        </w:rPr>
+        <w:t xml:space="preserve">Subscribers</w:t>
+      </w:r>
+      <w:r>
+        <w:t xml:space="preserve"> screens emails the subscriber. Adding, changing, deactivating, deleting and media list changes are all silent. Tell the person yourself if they need to know.</w:t>
+      </w:r>
+    </w:p>
+    <w:p>
+      <w:pPr>
+        <w:spacing w:after="120"/>
+      </w:pPr>
+      <w:r>
+        <w:t xml:space="preserve">A Subscribers administrator can pause News On Demand sending. While it is paused, release, digest, alert and media list email waits, and goes out when they resume. Confirmation emails to people signing up still go out.</w:t>
+      </w:r>
+    </w:p>
+    <w:p>
+      <w:pPr>
+        <w:pStyle w:val="Heading1"/>
+      </w:pPr>
+      <w:bookmarkStart w:name="section_3" w:id="3"/>
+      <w:r>
+        <w:t xml:space="preserve">Find and change subscribers</w:t>
+      </w:r>
+      <w:bookmarkEnd w:id="3"/>
+    </w:p>
+    <w:p>
+      <w:pPr>
+        <w:spacing w:after="120"/>
+      </w:pPr>
+      <w:r>
+        <w:rPr>
+          <w:b/>
+          <w:bCs/>
+        </w:rPr>
+        <w:t xml:space="preserve">Who this is for:</w:t>
+      </w:r>
+      <w:r>
+        <w:t xml:space="preserve"> Subscribers editors (NoD.Editor).</w:t>
+      </w:r>
+    </w:p>
+    <w:p>
+      <w:pPr>
+        <w:spacing w:after="120"/>
+      </w:pPr>
+      <w:r>
+        <w:rPr>
+          <w:b/>
+          <w:bCs/>
+        </w:rPr>
+        <w:t xml:space="preserve">Find subscribers</w:t>
+      </w:r>
+      <w:r>
+        <w:t xml:space="preserve"> lists everyone who has signed up or been added, 50 to a page, in address order. From a subscriber's record you change their lists, their address and whether they get email.</w:t>
+      </w:r>
+    </w:p>
+    <w:p>
+      <w:pPr>
+        <w:pStyle w:val="Heading2"/>
+      </w:pPr>
+      <w:r>
+        <w:t xml:space="preserve">Find someone</w:t>
+      </w:r>
+    </w:p>
+    <w:p>
+      <w:pPr>
+        <w:pStyle w:val="ListParagraph"/>
+        <w:numPr>
+          <w:ilvl w:val="0"/>
+          <w:numId w:val="2"/>
+        </w:numPr>
+      </w:pPr>
+      <w:r>
+        <w:t xml:space="preserve">Type part of their address in </w:t>
+      </w:r>
+      <w:r>
+        <w:rPr>
+          <w:b/>
+          <w:bCs/>
+        </w:rPr>
+        <w:t xml:space="preserve">Email contains</w:t>
+      </w:r>
+      <w:r>
+        <w:t xml:space="preserve">.</w:t>
+      </w:r>
+    </w:p>
+    <w:p>
+      <w:pPr>
+        <w:pStyle w:val="ListParagraph"/>
+        <w:numPr>
+          <w:ilvl w:val="0"/>
+          <w:numId w:val="2"/>
+        </w:numPr>
+      </w:pPr>
+      <w:r>
+        <w:t xml:space="preserve">To narrow the list, choose a </w:t>
+      </w:r>
+      <w:r>
+        <w:rPr>
+          <w:b/>
+          <w:bCs/>
+        </w:rPr>
+        <w:t xml:space="preserve">Status</w:t>
+      </w:r>
+      <w:r>
+        <w:t xml:space="preserve">.</w:t>
+      </w:r>
+    </w:p>
+    <w:p>
+      <w:pPr>
+        <w:pStyle w:val="ListParagraph"/>
+        <w:numPr>
+          <w:ilvl w:val="0"/>
+          <w:numId w:val="2"/>
+        </w:numPr>
+      </w:pPr>
+      <w:r>
+        <w:t xml:space="preserve">Choose </w:t>
+      </w:r>
+      <w:r>
+        <w:rPr>
+          <w:b/>
+          <w:bCs/>
+        </w:rPr>
+        <w:t xml:space="preserve">Search</w:t>
+      </w:r>
+      <w:r>
+        <w:t xml:space="preserve">.</w:t>
+      </w:r>
+    </w:p>
+    <w:p>
+      <w:pPr>
+        <w:pStyle w:val="ListParagraph"/>
+        <w:numPr>
+          <w:ilvl w:val="0"/>
+          <w:numId w:val="2"/>
+        </w:numPr>
+      </w:pPr>
+      <w:r>
+        <w:t xml:space="preserve">Choose an address to open that subscriber's record. </w:t>
+      </w:r>
+      <w:r>
+        <w:rPr>
+          <w:b/>
+          <w:bCs/>
+        </w:rPr>
+        <w:t xml:space="preserve">Back to results</w:t>
+      </w:r>
+      <w:r>
+        <w:t xml:space="preserve"> on the record returns you to the same results.</w:t>
+      </w:r>
+    </w:p>
+    <w:p>
+      <w:pPr>
+        <w:spacing w:after="120"/>
+      </w:pPr>
+      <w:r>
+        <w:t xml:space="preserve">The </w:t>
+      </w:r>
+      <w:r>
+        <w:rPr>
+          <w:b/>
+          <w:bCs/>
+        </w:rPr>
+        <w:t xml:space="preserve">Status</w:t>
+      </w:r>
+      <w:r>
+        <w:t xml:space="preserve"> column shows one of these:</w:t>
+      </w:r>
+    </w:p>
+    <w:tbl>
+      <w:tblPr>
+        <w:tblW w:type="pct" w:w="5000"/>
+        <w:tblBorders>
+          <w:top w:val="single" w:color="auto" w:sz="4"/>
+          <w:left w:val="single" w:color="auto" w:sz="4"/>
+          <w:bottom w:val="single" w:color="auto" w:sz="4"/>
+          <w:right w:val="single" w:color="auto" w:sz="4"/>
+          <w:insideH w:val="single" w:color="auto" w:sz="4"/>
+          <w:insideV w:val="single" w:color="auto" w:sz="4"/>
+        </w:tblBorders>
+      </w:tblPr>
+      <w:tblGrid>
+        <w:gridCol w:w="4513"/>
+        <w:gridCol w:w="4513"/>
+      </w:tblGrid>
+      <w:tr>
+        <w:trPr>
+          <w:tblHeader/>
+        </w:trPr>
+        <w:tc>
+          <w:tcPr>
+            <w:shd w:fill="E8EEF5" w:val="clear"/>
+          </w:tcPr>
+          <w:p>
+            <w:r>
+              <w:rPr>
+                <w:b/>
+                <w:bCs/>
+              </w:rPr>
+              <w:t xml:space="preserve">Status</w:t>
+            </w:r>
+          </w:p>
+        </w:tc>
+        <w:tc>
+          <w:tcPr>
+            <w:shd w:fill="E8EEF5" w:val="clear"/>
+          </w:tcPr>
+          <w:p>
+            <w:r>
+              <w:rPr>
+                <w:b/>
+                <w:bCs/>
+              </w:rPr>
+              <w:t xml:space="preserve">What it means</w:t>
+            </w:r>
+          </w:p>
+        </w:tc>
+      </w:tr>
+      <w:tr>
+        <w:tc>
+          <w:p>
+            <w:r>
+              <w:rPr>
+                <w:b/>
+                <w:bCs/>
+              </w:rPr>
+              <w:t xml:space="preserve">Active</w:t>
+            </w:r>
+          </w:p>
+        </w:tc>
+        <w:tc>
+          <w:p>
+            <w:r>
+              <w:t xml:space="preserve">They get the email they chose.</w:t>
+            </w:r>
+          </w:p>
+        </w:tc>
+      </w:tr>
+      <w:tr>
+        <w:tc>
+          <w:p>
+            <w:r>
+              <w:rPr>
+                <w:b/>
+                <w:bCs/>
+              </w:rPr>
+              <w:t xml:space="preserve">Disabled</w:t>
+            </w:r>
+          </w:p>
+        </w:tc>
+        <w:tc>
+          <w:p>
+            <w:r>
+              <w:t xml:space="preserve">They get nothing. Staff deactivated them, or their email kept bouncing. Their lists are kept.</w:t>
+            </w:r>
+          </w:p>
+        </w:tc>
+      </w:tr>
+      <w:tr>
+        <w:tc>
+          <w:p>
+            <w:r>
+              <w:rPr>
+                <w:b/>
+                <w:bCs/>
+              </w:rPr>
+              <w:t xml:space="preserve">Unsubscribed or deleted</w:t>
+            </w:r>
+          </w:p>
+        </w:tc>
+        <w:tc>
+          <w:p>
+            <w:r>
+              <w:t xml:space="preserve">They get nothing. Only they can subscribe again.</w:t>
+            </w:r>
+          </w:p>
+        </w:tc>
+      </w:tr>
+      <w:tr>
+        <w:tc>
+          <w:p>
+            <w:r>
+              <w:rPr>
+                <w:b/>
+                <w:bCs/>
+              </w:rPr>
+              <w:t xml:space="preserve">Pending</w:t>
+            </w:r>
+          </w:p>
+        </w:tc>
+        <w:tc>
+          <w:p>
+            <w:r>
+              <w:t xml:space="preserve">Never confirmed. You shouldn't see it: people who sign up on the public site get a record only once they confirm.</w:t>
+            </w:r>
+          </w:p>
+        </w:tc>
+      </w:tr>
+    </w:tbl>
+    <w:p/>
+    <w:p>
+      <w:pPr>
+        <w:spacing w:after="120"/>
+      </w:pPr>
+      <w:r>
+        <w:t xml:space="preserve">"(needs attention)" after a status means a media list member has a problem to fix on </w:t>
+      </w:r>
+      <w:r>
+        <w:rPr>
+          <w:b/>
+          <w:bCs/>
+        </w:rPr>
+        <w:t xml:space="preserve">Media lists</w:t>
+      </w:r>
+      <w:r>
+        <w:t xml:space="preserve">.</w:t>
+      </w:r>
+    </w:p>
+    <w:p>
+      <w:pPr>
+        <w:spacing w:after="120"/>
+      </w:pPr>
+      <w:r>
+        <w:t xml:space="preserve">The </w:t>
+      </w:r>
+      <w:r>
+        <w:rPr>
+          <w:b/>
+          <w:bCs/>
+        </w:rPr>
+        <w:t xml:space="preserve">Timing</w:t>
+      </w:r>
+      <w:r>
+        <w:t xml:space="preserve"> column shows </w:t>
+      </w:r>
+      <w:r>
+        <w:rPr>
+          <w:b/>
+          <w:bCs/>
+        </w:rPr>
+        <w:t xml:space="preserve">None (media lists only)</w:t>
+      </w:r>
+      <w:r>
+        <w:t xml:space="preserve"> for someone who is here only for media lists.</w:t>
+      </w:r>
+    </w:p>
+    <w:p>
+      <w:pPr>
+        <w:pStyle w:val="Heading2"/>
+      </w:pPr>
+      <w:r>
+        <w:t xml:space="preserve">Read a subscriber's record</w:t>
+      </w:r>
+    </w:p>
+    <w:p>
+      <w:pPr>
+        <w:spacing w:after="120"/>
+      </w:pPr>
+      <w:r>
+        <w:t xml:space="preserve">The record shows </w:t>
+      </w:r>
+      <w:r>
+        <w:rPr>
+          <w:b/>
+          <w:bCs/>
+        </w:rPr>
+        <w:t xml:space="preserve">Status</w:t>
+      </w:r>
+      <w:r>
+        <w:t xml:space="preserve">, </w:t>
+      </w:r>
+      <w:r>
+        <w:rPr>
+          <w:b/>
+          <w:bCs/>
+        </w:rPr>
+        <w:t xml:space="preserve">Source</w:t>
+      </w:r>
+      <w:r>
+        <w:t xml:space="preserve">, </w:t>
+      </w:r>
+      <w:r>
+        <w:rPr>
+          <w:b/>
+          <w:bCs/>
+        </w:rPr>
+        <w:t xml:space="preserve">Registered</w:t>
+      </w:r>
+      <w:r>
+        <w:t xml:space="preserve"> and, once they have left, </w:t>
+      </w:r>
+      <w:r>
+        <w:rPr>
+          <w:b/>
+          <w:bCs/>
+        </w:rPr>
+        <w:t xml:space="preserve">Ended</w:t>
+      </w:r>
+      <w:r>
+        <w:t xml:space="preserve">.</w:t>
+      </w:r>
+    </w:p>
+    <w:p>
+      <w:pPr>
+        <w:pStyle w:val="ListParagraph"/>
+        <w:numPr>
+          <w:ilvl w:val="0"/>
+          <w:numId w:val="1"/>
+        </w:numPr>
+      </w:pPr>
+      <w:r>
+        <w:rPr>
+          <w:b/>
+          <w:bCs/>
+        </w:rPr>
+        <w:t xml:space="preserve">Disabled — after repeated bounces</w:t>
+      </w:r>
+      <w:r>
+        <w:t xml:space="preserve"> means bounces disabled them. </w:t>
+      </w:r>
+      <w:r>
+        <w:rPr>
+          <w:b/>
+          <w:bCs/>
+        </w:rPr>
+        <w:t xml:space="preserve">Disabled — by staff</w:t>
+      </w:r>
+      <w:r>
+        <w:t xml:space="preserve"> means someone deactivated them.</w:t>
+      </w:r>
+    </w:p>
+    <w:p>
+      <w:pPr>
+        <w:pStyle w:val="ListParagraph"/>
+        <w:numPr>
+          <w:ilvl w:val="0"/>
+          <w:numId w:val="1"/>
+        </w:numPr>
+      </w:pPr>
+      <w:r>
+        <w:rPr>
+          <w:b/>
+          <w:bCs/>
+        </w:rPr>
+        <w:t xml:space="preserve">Source</w:t>
+      </w:r>
+      <w:r>
+        <w:t xml:space="preserve"> says how they came: </w:t>
+      </w:r>
+      <w:r>
+        <w:rPr>
+          <w:b/>
+          <w:bCs/>
+        </w:rPr>
+        <w:t xml:space="preserve">Signed up themselves</w:t>
+      </w:r>
+      <w:r>
+        <w:t xml:space="preserve">, </w:t>
+      </w:r>
+      <w:r>
+        <w:rPr>
+          <w:b/>
+          <w:bCs/>
+        </w:rPr>
+        <w:t xml:space="preserve">Added by staff</w:t>
+      </w:r>
+      <w:r>
+        <w:t xml:space="preserve">, </w:t>
+      </w:r>
+      <w:r>
+        <w:rPr>
+          <w:b/>
+          <w:bCs/>
+        </w:rPr>
+        <w:t xml:space="preserve">Media Hub contact</w:t>
+      </w:r>
+      <w:r>
+        <w:t xml:space="preserve"> or </w:t>
+      </w:r>
+      <w:r>
+        <w:rPr>
+          <w:b/>
+          <w:bCs/>
+        </w:rPr>
+        <w:t xml:space="preserve">Added to a media list by staff</w:t>
+      </w:r>
+      <w:r>
+        <w:t xml:space="preserve">.</w:t>
+      </w:r>
+    </w:p>
+    <w:p>
+      <w:pPr>
+        <w:pStyle w:val="ListParagraph"/>
+        <w:numPr>
+          <w:ilvl w:val="0"/>
+          <w:numId w:val="1"/>
+        </w:numPr>
+      </w:pPr>
+      <w:r>
+        <w:rPr>
+          <w:b/>
+          <w:bCs/>
+        </w:rPr>
+        <w:t xml:space="preserve">Media lists</w:t>
+      </w:r>
+      <w:r>
+        <w:t xml:space="preserve"> names the media lists they are on. Change those on </w:t>
+      </w:r>
+      <w:r>
+        <w:rPr>
+          <w:b/>
+          <w:bCs/>
+        </w:rPr>
+        <w:t xml:space="preserve">Media lists</w:t>
+      </w:r>
+      <w:r>
+        <w:t xml:space="preserve">.</w:t>
+      </w:r>
+    </w:p>
+    <w:p>
+      <w:pPr>
+        <w:pStyle w:val="ListParagraph"/>
+        <w:numPr>
+          <w:ilvl w:val="0"/>
+          <w:numId w:val="1"/>
+        </w:numPr>
+      </w:pPr>
+      <w:r>
+        <w:rPr>
+          <w:b/>
+          <w:bCs/>
+        </w:rPr>
+        <w:t xml:space="preserve">Bounced emails counted (last 15 days)</w:t>
+      </w:r>
+      <w:r>
+        <w:t xml:space="preserve"> shows how close they are to being disabled. It appears once an email has bounced. See </w:t>
+      </w:r>
+      <w:hyperlink w:history="1" w:anchor="section_8">
+        <w:r>
+          <w:t xml:space="preserve">Bounces</w:t>
+        </w:r>
+      </w:hyperlink>
+      <w:r>
+        <w:t xml:space="preserve">.</w:t>
+      </w:r>
+    </w:p>
+    <w:p>
+      <w:pPr>
+        <w:pStyle w:val="ListParagraph"/>
+        <w:numPr>
+          <w:ilvl w:val="0"/>
+          <w:numId w:val="1"/>
+        </w:numPr>
+      </w:pPr>
+      <w:r>
+        <w:rPr>
+          <w:b/>
+          <w:bCs/>
+        </w:rPr>
+        <w:t xml:space="preserve">History</w:t>
+      </w:r>
+      <w:r>
+        <w:t xml:space="preserve"> opens a list of every change: </w:t>
+      </w:r>
+      <w:r>
+        <w:rPr>
+          <w:b/>
+          <w:bCs/>
+        </w:rPr>
+        <w:t xml:space="preserve">When</w:t>
+      </w:r>
+      <w:r>
+        <w:t xml:space="preserve">, </w:t>
+      </w:r>
+      <w:r>
+        <w:rPr>
+          <w:b/>
+          <w:bCs/>
+        </w:rPr>
+        <w:t xml:space="preserve">What</w:t>
+      </w:r>
+      <w:r>
+        <w:t xml:space="preserve">, </w:t>
+      </w:r>
+      <w:r>
+        <w:rPr>
+          <w:b/>
+          <w:bCs/>
+        </w:rPr>
+        <w:t xml:space="preserve">Who</w:t>
+      </w:r>
+      <w:r>
+        <w:t xml:space="preserve"> and </w:t>
+      </w:r>
+      <w:r>
+        <w:rPr>
+          <w:b/>
+          <w:bCs/>
+        </w:rPr>
+        <w:t xml:space="preserve">Detail</w:t>
+      </w:r>
+      <w:r>
+        <w:t xml:space="preserve">. "Subscriber" means the person did it themselves. "Bounce processing" and "Media Hub sync" are automatic. "Admin API" means a system tool made the change, not a person using the Hub. Staff changes show the staff member's name. The most recent 500 entries are shown.</w:t>
+      </w:r>
+    </w:p>
+    <w:p>
+      <w:pPr>
+        <w:pStyle w:val="Heading2"/>
+      </w:pPr>
+      <w:r>
+        <w:t xml:space="preserve">Change their lists or timing</w:t>
+      </w:r>
+    </w:p>
+    <w:p>
+      <w:pPr>
+        <w:pStyle w:val="ListParagraph"/>
+        <w:numPr>
+          <w:ilvl w:val="0"/>
+          <w:numId w:val="3"/>
+        </w:numPr>
+      </w:pPr>
+      <w:r>
+        <w:t xml:space="preserve">Open their record. </w:t>
+      </w:r>
+      <w:r>
+        <w:rPr>
+          <w:b/>
+          <w:bCs/>
+        </w:rPr>
+        <w:t xml:space="preserve">Preferences</w:t>
+      </w:r>
+      <w:r>
+        <w:t xml:space="preserve"> shows for </w:t>
+      </w:r>
+      <w:r>
+        <w:rPr>
+          <w:b/>
+          <w:bCs/>
+        </w:rPr>
+        <w:t xml:space="preserve">Active</w:t>
+      </w:r>
+      <w:r>
+        <w:t xml:space="preserve"> and </w:t>
+      </w:r>
+      <w:r>
+        <w:rPr>
+          <w:b/>
+          <w:bCs/>
+        </w:rPr>
+        <w:t xml:space="preserve">Disabled</w:t>
+      </w:r>
+      <w:r>
+        <w:t xml:space="preserve"> subscribers.</w:t>
+      </w:r>
+    </w:p>
+    <w:p>
+      <w:pPr>
+        <w:pStyle w:val="ListParagraph"/>
+        <w:numPr>
+          <w:ilvl w:val="0"/>
+          <w:numId w:val="3"/>
+        </w:numPr>
+      </w:pPr>
+      <w:r>
+        <w:t xml:space="preserve">Tick </w:t>
+      </w:r>
+      <w:r>
+        <w:rPr>
+          <w:b/>
+          <w:bCs/>
+        </w:rPr>
+        <w:t xml:space="preserve">As it happens</w:t>
+      </w:r>
+      <w:r>
+        <w:t xml:space="preserve">, </w:t>
+      </w:r>
+      <w:r>
+        <w:rPr>
+          <w:b/>
+          <w:bCs/>
+        </w:rPr>
+        <w:t xml:space="preserve">Daily digest</w:t>
+      </w:r>
+      <w:r>
+        <w:t xml:space="preserve">, or both.</w:t>
+      </w:r>
+    </w:p>
+    <w:p>
+      <w:pPr>
+        <w:pStyle w:val="ListParagraph"/>
+        <w:numPr>
+          <w:ilvl w:val="0"/>
+          <w:numId w:val="3"/>
+        </w:numPr>
+      </w:pPr>
+      <w:r>
+        <w:t xml:space="preserve">Under </w:t>
+      </w:r>
+      <w:r>
+        <w:rPr>
+          <w:b/>
+          <w:bCs/>
+        </w:rPr>
+        <w:t xml:space="preserve">Lists</w:t>
+      </w:r>
+      <w:r>
+        <w:t xml:space="preserve">, tick </w:t>
+      </w:r>
+      <w:r>
+        <w:rPr>
+          <w:b/>
+          <w:bCs/>
+        </w:rPr>
+        <w:t xml:space="preserve">All news</w:t>
+      </w:r>
+      <w:r>
+        <w:t xml:space="preserve">, or tick the lists they want. Lists they have that are no longer offered show under </w:t>
+      </w:r>
+      <w:r>
+        <w:rPr>
+          <w:b/>
+          <w:bCs/>
+        </w:rPr>
+        <w:t xml:space="preserve">No longer offered</w:t>
+      </w:r>
+      <w:r>
+        <w:t xml:space="preserve">. They keep those unless you untick them.</w:t>
+      </w:r>
+    </w:p>
+    <w:p>
+      <w:pPr>
+        <w:pStyle w:val="ListParagraph"/>
+        <w:numPr>
+          <w:ilvl w:val="0"/>
+          <w:numId w:val="3"/>
+        </w:numPr>
+      </w:pPr>
+      <w:r>
+        <w:t xml:space="preserve">Choose </w:t>
+      </w:r>
+      <w:r>
+        <w:rPr>
+          <w:b/>
+          <w:bCs/>
+        </w:rPr>
+        <w:t xml:space="preserve">Save preferences</w:t>
+      </w:r>
+      <w:r>
+        <w:t xml:space="preserve">. You see "Preferences saved."</w:t>
+      </w:r>
+    </w:p>
+    <w:p>
+      <w:pPr>
+        <w:spacing w:after="120"/>
+      </w:pPr>
+      <w:r>
+        <w:t xml:space="preserve">The change applies to the next email. Nobody is emailed about it. Saving doesn't activate a </w:t>
+      </w:r>
+      <w:r>
+        <w:rPr>
+          <w:b/>
+          <w:bCs/>
+        </w:rPr>
+        <w:t xml:space="preserve">Disabled</w:t>
+      </w:r>
+      <w:r>
+        <w:t xml:space="preserve"> subscriber; choose </w:t>
+      </w:r>
+      <w:r>
+        <w:rPr>
+          <w:b/>
+          <w:bCs/>
+        </w:rPr>
+        <w:t xml:space="preserve">Activate</w:t>
+      </w:r>
+      <w:r>
+        <w:t xml:space="preserve"> for that.</w:t>
+      </w:r>
+    </w:p>
+    <w:p>
+      <w:pPr>
+        <w:pStyle w:val="Heading2"/>
+      </w:pPr>
+      <w:r>
+        <w:t xml:space="preserve">Change their email address</w:t>
+      </w:r>
+    </w:p>
+    <w:p>
+      <w:pPr>
+        <w:pStyle w:val="ListParagraph"/>
+        <w:numPr>
+          <w:ilvl w:val="0"/>
+          <w:numId w:val="4"/>
+        </w:numPr>
+      </w:pPr>
+      <w:r>
+        <w:t xml:space="preserve">Open their record.</w:t>
+      </w:r>
+    </w:p>
+    <w:p>
+      <w:pPr>
+        <w:pStyle w:val="ListParagraph"/>
+        <w:numPr>
+          <w:ilvl w:val="0"/>
+          <w:numId w:val="4"/>
+        </w:numPr>
+      </w:pPr>
+      <w:r>
+        <w:t xml:space="preserve">Enter the address in </w:t>
+      </w:r>
+      <w:r>
+        <w:rPr>
+          <w:b/>
+          <w:bCs/>
+        </w:rPr>
+        <w:t xml:space="preserve">New email</w:t>
+      </w:r>
+      <w:r>
+        <w:t xml:space="preserve"> and again in </w:t>
+      </w:r>
+      <w:r>
+        <w:rPr>
+          <w:b/>
+          <w:bCs/>
+        </w:rPr>
+        <w:t xml:space="preserve">Confirm new email</w:t>
+      </w:r>
+      <w:r>
+        <w:t xml:space="preserve">.</w:t>
+      </w:r>
+    </w:p>
+    <w:p>
+      <w:pPr>
+        <w:pStyle w:val="ListParagraph"/>
+        <w:numPr>
+          <w:ilvl w:val="0"/>
+          <w:numId w:val="4"/>
+        </w:numPr>
+      </w:pPr>
+      <w:r>
+        <w:t xml:space="preserve">Choose </w:t>
+      </w:r>
+      <w:r>
+        <w:rPr>
+          <w:b/>
+          <w:bCs/>
+        </w:rPr>
+        <w:t xml:space="preserve">Change email</w:t>
+      </w:r>
+      <w:r>
+        <w:t xml:space="preserve">. You see "Email address changed. No confirmation email was sent." and the new address shows at the top of the record.</w:t>
+      </w:r>
+    </w:p>
+    <w:p>
+      <w:pPr>
+        <w:spacing w:after="120"/>
+      </w:pPr>
+      <w:r>
+        <w:t xml:space="preserve">What this does:</w:t>
+      </w:r>
+    </w:p>
+    <w:p>
+      <w:pPr>
+        <w:pStyle w:val="ListParagraph"/>
+        <w:numPr>
+          <w:ilvl w:val="0"/>
+          <w:numId w:val="1"/>
+        </w:numPr>
+      </w:pPr>
+      <w:r>
+        <w:t xml:space="preserve">No confirmation email is sent.</w:t>
+      </w:r>
+    </w:p>
+    <w:p>
+      <w:pPr>
+        <w:pStyle w:val="ListParagraph"/>
+        <w:numPr>
+          <w:ilvl w:val="0"/>
+          <w:numId w:val="1"/>
+        </w:numPr>
+      </w:pPr>
+      <w:r>
+        <w:t xml:space="preserve">Links in emails already sent to the old address stop working, such as the link to change preferences. The unsubscribe links in those emails still work.</w:t>
+      </w:r>
+    </w:p>
+    <w:p>
+      <w:pPr>
+        <w:pStyle w:val="ListParagraph"/>
+        <w:numPr>
+          <w:ilvl w:val="0"/>
+          <w:numId w:val="1"/>
+        </w:numPr>
+      </w:pPr>
+      <w:r>
+        <w:rPr>
+          <w:b/>
+          <w:bCs/>
+        </w:rPr>
+        <w:t xml:space="preserve">History</w:t>
+      </w:r>
+      <w:r>
+        <w:t xml:space="preserve"> shows "Email address changed by staff". It doesn't record either address.</w:t>
+      </w:r>
+    </w:p>
+    <w:p>
+      <w:pPr>
+        <w:spacing w:after="120"/>
+      </w:pPr>
+      <w:r>
+        <w:t xml:space="preserve">If the new address once unsubscribed from a media list this person is on, the Hub asks "That address unsubscribed" and says when. Choose </w:t>
+      </w:r>
+      <w:r>
+        <w:rPr>
+          <w:b/>
+          <w:bCs/>
+        </w:rPr>
+        <w:t xml:space="preserve">Change anyway</w:t>
+      </w:r>
+      <w:r>
+        <w:t xml:space="preserve"> only if they have asked to get media releases there again. It counts as adding them back to those lists.</w:t>
+      </w:r>
+    </w:p>
+    <w:p>
+      <w:pPr>
+        <w:spacing w:after="120"/>
+      </w:pPr>
+      <w:r>
+        <w:t xml:space="preserve">For a Media Hub contact, the record says "This address is managed in Media Hub. Change it there." instead of offering </w:t>
+      </w:r>
+      <w:r>
+        <w:rPr>
+          <w:b/>
+          <w:bCs/>
+        </w:rPr>
+        <w:t xml:space="preserve">Change email</w:t>
+      </w:r>
+      <w:r>
+        <w:t xml:space="preserve">.</w:t>
+      </w:r>
+    </w:p>
+    <w:p>
+      <w:pPr>
+        <w:pStyle w:val="Heading2"/>
+      </w:pPr>
+      <w:r>
+        <w:t xml:space="preserve">Deactivate or activate someone</w:t>
+      </w:r>
+    </w:p>
+    <w:p>
+      <w:pPr>
+        <w:spacing w:after="120"/>
+      </w:pPr>
+      <w:r>
+        <w:t xml:space="preserve">Deactivate when someone should get nothing for a while, but keep their lists.</w:t>
+      </w:r>
+    </w:p>
+    <w:p>
+      <w:pPr>
+        <w:pStyle w:val="ListParagraph"/>
+        <w:numPr>
+          <w:ilvl w:val="0"/>
+          <w:numId w:val="5"/>
+        </w:numPr>
+      </w:pPr>
+      <w:r>
+        <w:t xml:space="preserve">Open their record.</w:t>
+      </w:r>
+    </w:p>
+    <w:p>
+      <w:pPr>
+        <w:pStyle w:val="ListParagraph"/>
+        <w:numPr>
+          <w:ilvl w:val="0"/>
+          <w:numId w:val="5"/>
+        </w:numPr>
+      </w:pPr>
+      <w:r>
+        <w:t xml:space="preserve">Choose </w:t>
+      </w:r>
+      <w:r>
+        <w:rPr>
+          <w:b/>
+          <w:bCs/>
+        </w:rPr>
+        <w:t xml:space="preserve">Deactivate</w:t>
+      </w:r>
+      <w:r>
+        <w:t xml:space="preserve">. The Hub asks "Deactivate this subscriber?" and explains "They receive nothing until activated again. Their lists, including media lists, are kept."</w:t>
+      </w:r>
+    </w:p>
+    <w:p>
+      <w:pPr>
+        <w:pStyle w:val="ListParagraph"/>
+        <w:numPr>
+          <w:ilvl w:val="0"/>
+          <w:numId w:val="5"/>
+        </w:numPr>
+      </w:pPr>
+      <w:r>
+        <w:t xml:space="preserve">Choose </w:t>
+      </w:r>
+      <w:r>
+        <w:rPr>
+          <w:b/>
+          <w:bCs/>
+        </w:rPr>
+        <w:t xml:space="preserve">Confirm deactivate</w:t>
+      </w:r>
+      <w:r>
+        <w:t xml:space="preserve">. Their status becomes </w:t>
+      </w:r>
+      <w:r>
+        <w:rPr>
+          <w:b/>
+          <w:bCs/>
+        </w:rPr>
+        <w:t xml:space="preserve">Disabled — by staff</w:t>
+      </w:r>
+      <w:r>
+        <w:t xml:space="preserve">.</w:t>
+      </w:r>
+    </w:p>
+    <w:p>
+      <w:pPr>
+        <w:spacing w:after="120"/>
+      </w:pPr>
+      <w:r>
+        <w:t xml:space="preserve">To bring back a </w:t>
+      </w:r>
+      <w:r>
+        <w:rPr>
+          <w:b/>
+          <w:bCs/>
+        </w:rPr>
+        <w:t xml:space="preserve">Disabled</w:t>
+      </w:r>
+      <w:r>
+        <w:t xml:space="preserve"> subscriber, choose </w:t>
+      </w:r>
+      <w:r>
+        <w:rPr>
+          <w:b/>
+          <w:bCs/>
+        </w:rPr>
+        <w:t xml:space="preserve">Activate</w:t>
+      </w:r>
+      <w:r>
+        <w:t xml:space="preserve">. It happens at once, without a question. You see "Activated. Their bounce count starts again." They get the lists and timing shown under </w:t>
+      </w:r>
+      <w:r>
+        <w:rPr>
+          <w:b/>
+          <w:bCs/>
+        </w:rPr>
+        <w:t xml:space="preserve">Preferences</w:t>
+      </w:r>
+      <w:r>
+        <w:t xml:space="preserve">.</w:t>
+      </w:r>
+    </w:p>
+    <w:p>
+      <w:pPr>
+        <w:pStyle w:val="Heading2"/>
+      </w:pPr>
+      <w:r>
+        <w:t xml:space="preserve">Delete someone</w:t>
+      </w:r>
+    </w:p>
+    <w:p>
+      <w:pPr>
+        <w:spacing w:after="120"/>
+      </w:pPr>
+      <w:r>
+        <w:t xml:space="preserve">Delete when a person asks to stop all email, or when an address must be removed.</w:t>
+      </w:r>
+    </w:p>
+    <w:p>
+      <w:pPr>
+        <w:pStyle w:val="ListParagraph"/>
+        <w:numPr>
+          <w:ilvl w:val="0"/>
+          <w:numId w:val="6"/>
+        </w:numPr>
+      </w:pPr>
+      <w:r>
+        <w:t xml:space="preserve">Open their record.</w:t>
+      </w:r>
+    </w:p>
+    <w:p>
+      <w:pPr>
+        <w:pStyle w:val="ListParagraph"/>
+        <w:numPr>
+          <w:ilvl w:val="0"/>
+          <w:numId w:val="6"/>
+        </w:numPr>
+      </w:pPr>
+      <w:r>
+        <w:t xml:space="preserve">Choose </w:t>
+      </w:r>
+      <w:r>
+        <w:rPr>
+          <w:b/>
+          <w:bCs/>
+        </w:rPr>
+        <w:t xml:space="preserve">Delete</w:t>
+      </w:r>
+      <w:r>
+        <w:t xml:space="preserve">. The Hub asks "Delete this subscriber?" and explains "They stop receiving email and are removed from every media list. Only they can subscribe again."</w:t>
+      </w:r>
+    </w:p>
+    <w:p>
+      <w:pPr>
+        <w:pStyle w:val="ListParagraph"/>
+        <w:numPr>
+          <w:ilvl w:val="0"/>
+          <w:numId w:val="6"/>
+        </w:numPr>
+      </w:pPr>
+      <w:r>
+        <w:t xml:space="preserve">Choose </w:t>
+      </w:r>
+      <w:r>
+        <w:rPr>
+          <w:b/>
+          <w:bCs/>
+        </w:rPr>
+        <w:t xml:space="preserve">Confirm delete</w:t>
+      </w:r>
+      <w:r>
+        <w:t xml:space="preserve">. The record shows "Unsubscribed or deleted on" and the date and time.</w:t>
+      </w:r>
+    </w:p>
+    <w:p>
+      <w:pPr>
+        <w:spacing w:after="120"/>
+      </w:pPr>
+      <w:r>
+        <w:t xml:space="preserve">What this does:</w:t>
+      </w:r>
+    </w:p>
+    <w:p>
+      <w:pPr>
+        <w:pStyle w:val="ListParagraph"/>
+        <w:numPr>
+          <w:ilvl w:val="0"/>
+          <w:numId w:val="1"/>
+        </w:numPr>
+      </w:pPr>
+      <w:r>
+        <w:t xml:space="preserve">Their status becomes </w:t>
+      </w:r>
+      <w:r>
+        <w:rPr>
+          <w:b/>
+          <w:bCs/>
+        </w:rPr>
+        <w:t xml:space="preserve">Unsubscribed or deleted</w:t>
+      </w:r>
+      <w:r>
+        <w:t xml:space="preserve"> at once. You can't undo it. </w:t>
+      </w:r>
+      <w:r>
+        <w:rPr>
+          <w:b/>
+          <w:bCs/>
+        </w:rPr>
+        <w:t xml:space="preserve">Add a subscriber</w:t>
+      </w:r>
+      <w:r>
+        <w:t xml:space="preserve"> refuses their address while the record exists.</w:t>
+      </w:r>
+    </w:p>
+    <w:p>
+      <w:pPr>
+        <w:pStyle w:val="ListParagraph"/>
+        <w:numPr>
+          <w:ilvl w:val="0"/>
+          <w:numId w:val="1"/>
+        </w:numPr>
+      </w:pPr>
+      <w:r>
+        <w:t xml:space="preserve">They are taken off every media list. Deleting isn't an unsubscribe, so it doesn't by itself make the Hub ask when you add them to a media list later. See </w:t>
+      </w:r>
+      <w:hyperlink w:history="1" w:anchor="section_5">
+        <w:r>
+          <w:t xml:space="preserve">Media lists</w:t>
+        </w:r>
+      </w:hyperlink>
+      <w:r>
+        <w:t xml:space="preserve">.</w:t>
+      </w:r>
+    </w:p>
+    <w:p>
+      <w:pPr>
+        <w:pStyle w:val="ListParagraph"/>
+        <w:numPr>
+          <w:ilvl w:val="0"/>
+          <w:numId w:val="1"/>
+        </w:numPr>
+      </w:pPr>
+      <w:r>
+        <w:t xml:space="preserve">The record, with their address and history, stays. When a Subscribers administrator has the retention purge on, it is removed for good 90 days after they ended.</w:t>
+      </w:r>
+    </w:p>
+    <w:p>
+      <w:pPr>
+        <w:pStyle w:val="ListParagraph"/>
+        <w:numPr>
+          <w:ilvl w:val="0"/>
+          <w:numId w:val="1"/>
+        </w:numPr>
+      </w:pPr>
+      <w:r>
+        <w:t xml:space="preserve">Nobody is emailed.</w:t>
+      </w:r>
+    </w:p>
+    <w:p>
+      <w:pPr>
+        <w:pStyle w:val="Heading2"/>
+      </w:pPr>
+      <w:r>
+        <w:t xml:space="preserve">Change several at once</w:t>
+      </w:r>
+    </w:p>
+    <w:p>
+      <w:pPr>
+        <w:pStyle w:val="ListParagraph"/>
+        <w:numPr>
+          <w:ilvl w:val="0"/>
+          <w:numId w:val="7"/>
+        </w:numPr>
+      </w:pPr>
+      <w:r>
+        <w:t xml:space="preserve">Search for the subscribers.</w:t>
+      </w:r>
+    </w:p>
+    <w:p>
+      <w:pPr>
+        <w:pStyle w:val="ListParagraph"/>
+        <w:numPr>
+          <w:ilvl w:val="0"/>
+          <w:numId w:val="7"/>
+        </w:numPr>
+      </w:pPr>
+      <w:r>
+        <w:t xml:space="preserve">Tick the box beside each one. The box in the heading row ticks the whole page.</w:t>
+      </w:r>
+    </w:p>
+    <w:p>
+      <w:pPr>
+        <w:pStyle w:val="ListParagraph"/>
+        <w:numPr>
+          <w:ilvl w:val="0"/>
+          <w:numId w:val="7"/>
+        </w:numPr>
+      </w:pPr>
+      <w:r>
+        <w:t xml:space="preserve">Choose </w:t>
+      </w:r>
+      <w:r>
+        <w:rPr>
+          <w:b/>
+          <w:bCs/>
+        </w:rPr>
+        <w:t xml:space="preserve">Activate selected</w:t>
+      </w:r>
+      <w:r>
+        <w:t xml:space="preserve">, </w:t>
+      </w:r>
+      <w:r>
+        <w:rPr>
+          <w:b/>
+          <w:bCs/>
+        </w:rPr>
+        <w:t xml:space="preserve">Deactivate selected</w:t>
+      </w:r>
+      <w:r>
+        <w:t xml:space="preserve"> or </w:t>
+      </w:r>
+      <w:r>
+        <w:rPr>
+          <w:b/>
+          <w:bCs/>
+        </w:rPr>
+        <w:t xml:space="preserve">Delete selected</w:t>
+      </w:r>
+      <w:r>
+        <w:t xml:space="preserve">. The button shows how many you ticked, such as </w:t>
+      </w:r>
+      <w:r>
+        <w:rPr>
+          <w:b/>
+          <w:bCs/>
+        </w:rPr>
+        <w:t xml:space="preserve">Delete selected (2)</w:t>
+      </w:r>
+      <w:r>
+        <w:t xml:space="preserve">.</w:t>
+      </w:r>
+    </w:p>
+    <w:p>
+      <w:pPr>
+        <w:pStyle w:val="ListParagraph"/>
+        <w:numPr>
+          <w:ilvl w:val="0"/>
+          <w:numId w:val="7"/>
+        </w:numPr>
+      </w:pPr>
+      <w:r>
+        <w:t xml:space="preserve">Read the question, then choose </w:t>
+      </w:r>
+      <w:r>
+        <w:rPr>
+          <w:b/>
+          <w:bCs/>
+        </w:rPr>
+        <w:t xml:space="preserve">Confirm activate</w:t>
+      </w:r>
+      <w:r>
+        <w:t xml:space="preserve">, </w:t>
+      </w:r>
+      <w:r>
+        <w:rPr>
+          <w:b/>
+          <w:bCs/>
+        </w:rPr>
+        <w:t xml:space="preserve">Confirm deactivate</w:t>
+      </w:r>
+      <w:r>
+        <w:t xml:space="preserve"> or </w:t>
+      </w:r>
+      <w:r>
+        <w:rPr>
+          <w:b/>
+          <w:bCs/>
+        </w:rPr>
+        <w:t xml:space="preserve">Confirm delete</w:t>
+      </w:r>
+      <w:r>
+        <w:t xml:space="preserve">.</w:t>
+      </w:r>
+    </w:p>
+    <w:p>
+      <w:pPr>
+        <w:spacing w:after="120"/>
+      </w:pPr>
+      <w:r>
+        <w:t xml:space="preserve">Only the ticked rows on the page you are looking at are changed. A message such as "1 changed. 1 skipped: already in that state." gives the result. A skipped row isn't an error:</w:t>
+      </w:r>
+    </w:p>
+    <w:tbl>
+      <w:tblPr>
+        <w:tblW w:type="pct" w:w="5000"/>
+        <w:tblBorders>
+          <w:top w:val="single" w:color="auto" w:sz="4"/>
+          <w:left w:val="single" w:color="auto" w:sz="4"/>
+          <w:bottom w:val="single" w:color="auto" w:sz="4"/>
+          <w:right w:val="single" w:color="auto" w:sz="4"/>
+          <w:insideH w:val="single" w:color="auto" w:sz="4"/>
+          <w:insideV w:val="single" w:color="auto" w:sz="4"/>
+        </w:tblBorders>
+      </w:tblPr>
+      <w:tblGrid>
+        <w:gridCol w:w="4513"/>
+        <w:gridCol w:w="4513"/>
+      </w:tblGrid>
+      <w:tr>
+        <w:trPr>
+          <w:tblHeader/>
+        </w:trPr>
+        <w:tc>
+          <w:tcPr>
+            <w:shd w:fill="E8EEF5" w:val="clear"/>
+          </w:tcPr>
+          <w:p>
+            <w:r>
+              <w:rPr>
+                <w:b/>
+                <w:bCs/>
+              </w:rPr>
+              <w:t xml:space="preserve">Skipped because</w:t>
+            </w:r>
+          </w:p>
+        </w:tc>
+        <w:tc>
+          <w:tcPr>
+            <w:shd w:fill="E8EEF5" w:val="clear"/>
+          </w:tcPr>
+          <w:p>
+            <w:r>
+              <w:rPr>
+                <w:b/>
+                <w:bCs/>
+              </w:rPr>
+              <w:t xml:space="preserve">What it means</w:t>
+            </w:r>
+          </w:p>
+        </w:tc>
+      </w:tr>
+      <w:tr>
+        <w:tc>
+          <w:p>
+            <w:r>
+              <w:t xml:space="preserve">already in that state</w:t>
+            </w:r>
+          </w:p>
+        </w:tc>
+        <w:tc>
+          <w:p>
+            <w:r>
+              <w:t xml:space="preserve">They were already active, disabled or deleted.</w:t>
+            </w:r>
+          </w:p>
+        </w:tc>
+      </w:tr>
+      <w:tr>
+        <w:tc>
+          <w:p>
+            <w:r>
+              <w:t xml:space="preserve">not allowed from their status</w:t>
+            </w:r>
+          </w:p>
+        </w:tc>
+        <w:tc>
+          <w:p>
+            <w:r>
+              <w:t xml:space="preserve">For example, activating someone who unsubscribed.</w:t>
+            </w:r>
+          </w:p>
+        </w:tc>
+      </w:tr>
+      <w:tr>
+        <w:tc>
+          <w:p>
+            <w:r>
+              <w:t xml:space="preserve">no longer exist</w:t>
+            </w:r>
+          </w:p>
+        </w:tc>
+        <w:tc>
+          <w:p>
+            <w:r>
+              <w:t xml:space="preserve">The record was removed.</w:t>
+            </w:r>
+          </w:p>
+        </w:tc>
+      </w:tr>
+      <w:tr>
+        <w:tc>
+          <w:p>
+            <w:r>
+              <w:t xml:space="preserve">couldn't change – try again</w:t>
+            </w:r>
+          </w:p>
+        </w:tc>
+        <w:tc>
+          <w:p>
+            <w:r>
+              <w:t xml:space="preserve">Something went wrong for that row. Try it again.</w:t>
+            </w:r>
+          </w:p>
+        </w:tc>
+      </w:tr>
+    </w:tbl>
+    <w:p/>
+    <w:p>
+      <w:pPr>
+        <w:pStyle w:val="Heading2"/>
+      </w:pPr>
+      <w:r>
+        <w:t xml:space="preserve">Can't do this?</w:t>
+      </w:r>
+    </w:p>
+    <w:tbl>
+      <w:tblPr>
+        <w:tblW w:type="pct" w:w="5000"/>
+        <w:tblBorders>
+          <w:top w:val="single" w:color="auto" w:sz="4"/>
+          <w:left w:val="single" w:color="auto" w:sz="4"/>
+          <w:bottom w:val="single" w:color="auto" w:sz="4"/>
+          <w:right w:val="single" w:color="auto" w:sz="4"/>
+          <w:insideH w:val="single" w:color="auto" w:sz="4"/>
+          <w:insideV w:val="single" w:color="auto" w:sz="4"/>
+        </w:tblBorders>
+      </w:tblPr>
+      <w:tblGrid>
+        <w:gridCol w:w="4513"/>
+        <w:gridCol w:w="4513"/>
+      </w:tblGrid>
+      <w:tr>
+        <w:trPr>
+          <w:tblHeader/>
+        </w:trPr>
+        <w:tc>
+          <w:tcPr>
+            <w:shd w:fill="E8EEF5" w:val="clear"/>
+          </w:tcPr>
+          <w:p>
+            <w:r>
+              <w:rPr>
+                <w:b/>
+                <w:bCs/>
+              </w:rPr>
+              <w:t xml:space="preserve">Message</w:t>
+            </w:r>
+          </w:p>
+        </w:tc>
+        <w:tc>
+          <w:tcPr>
+            <w:shd w:fill="E8EEF5" w:val="clear"/>
+          </w:tcPr>
+          <w:p>
+            <w:r>
+              <w:rPr>
+                <w:b/>
+                <w:bCs/>
+              </w:rPr>
+              <w:t xml:space="preserve">What it means</w:t>
+            </w:r>
+          </w:p>
+        </w:tc>
+      </w:tr>
+      <w:tr>
+        <w:tc>
+          <w:p>
+            <w:r>
+              <w:t xml:space="preserve">"The two email addresses don't match."</w:t>
+            </w:r>
+          </w:p>
+        </w:tc>
+        <w:tc>
+          <w:p>
+            <w:r>
+              <w:t xml:space="preserve">Type the same address in both boxes.</w:t>
+            </w:r>
+          </w:p>
+        </w:tc>
+      </w:tr>
+      <w:tr>
+        <w:tc>
+          <w:p>
+            <w:r>
+              <w:t xml:space="preserve">"Another subscriber record already has that address."</w:t>
+            </w:r>
+          </w:p>
+        </w:tc>
+        <w:tc>
+          <w:p>
+            <w:r>
+              <w:t xml:space="preserve">Choose </w:t>
+            </w:r>
+            <w:r>
+              <w:rPr>
+                <w:b/>
+                <w:bCs/>
+              </w:rPr>
+              <w:t xml:space="preserve">Open that record</w:t>
+            </w:r>
+            <w:r>
+              <w:t xml:space="preserve"> to see it. Two records can't share an address.</w:t>
+            </w:r>
+          </w:p>
+        </w:tc>
+      </w:tr>
+      <w:tr>
+        <w:tc>
+          <w:p>
+            <w:r>
+              <w:t xml:space="preserve">"This address is managed in Media Hub. Change it there."</w:t>
+            </w:r>
+          </w:p>
+        </w:tc>
+        <w:tc>
+          <w:p>
+            <w:r>
+              <w:t xml:space="preserve">Update the contact in Media Hub. The nightly Media Hub sync brings the change here.</w:t>
+            </w:r>
+          </w:p>
+        </w:tc>
+      </w:tr>
+      <w:tr>
+        <w:tc>
+          <w:p>
+            <w:r>
+              <w:t xml:space="preserve">"Choose As It Happens, Daily Digest, or both."</w:t>
+            </w:r>
+          </w:p>
+        </w:tc>
+        <w:tc>
+          <w:p>
+            <w:r>
+              <w:t xml:space="preserve">A subscriber with lists needs a timing.</w:t>
+            </w:r>
+          </w:p>
+        </w:tc>
+      </w:tr>
+      <w:tr>
+        <w:tc>
+          <w:p>
+            <w:r>
+              <w:t xml:space="preserve">"Choose at least one list, or all news."</w:t>
+            </w:r>
+          </w:p>
+        </w:tc>
+        <w:tc>
+          <w:p>
+            <w:r>
+              <w:t xml:space="preserve">Tick a list or </w:t>
+            </w:r>
+            <w:r>
+              <w:rPr>
+                <w:b/>
+                <w:bCs/>
+              </w:rPr>
+              <w:t xml:space="preserve">All news</w:t>
+            </w:r>
+            <w:r>
+              <w:t xml:space="preserve">. Only someone on a media list can have no lists here.</w:t>
+            </w:r>
+          </w:p>
+        </w:tc>
+      </w:tr>
+      <w:tr>
+        <w:tc>
+          <w:p>
+            <w:r>
+              <w:t xml:space="preserve">"This subscriber's status changed; reload."</w:t>
+            </w:r>
+          </w:p>
+        </w:tc>
+        <w:tc>
+          <w:p>
+            <w:r>
+              <w:t xml:space="preserve">Someone else changed them. Reload the page.</w:t>
+            </w:r>
+          </w:p>
+        </w:tc>
+      </w:tr>
+      <w:tr>
+        <w:tc>
+          <w:p>
+            <w:r>
+              <w:t xml:space="preserve">"Subscriber not found."</w:t>
+            </w:r>
+          </w:p>
+        </w:tc>
+        <w:tc>
+          <w:p>
+            <w:r>
+              <w:t xml:space="preserve">The record has been removed for good, or the address in your browser is wrong.</w:t>
+            </w:r>
+          </w:p>
+        </w:tc>
+      </w:tr>
+    </w:tbl>
+    <w:p/>
+    <w:p>
+      <w:pPr>
+        <w:pStyle w:val="Heading1"/>
+      </w:pPr>
+      <w:bookmarkStart w:name="section_4" w:id="4"/>
+      <w:r>
+        <w:t xml:space="preserve">Add a subscriber</w:t>
+      </w:r>
+      <w:bookmarkEnd w:id="4"/>
+    </w:p>
+    <w:p>
+      <w:pPr>
+        <w:spacing w:after="120"/>
+      </w:pPr>
+      <w:r>
+        <w:rPr>
+          <w:b/>
+          <w:bCs/>
+        </w:rPr>
+        <w:t xml:space="preserve">Who this is for:</w:t>
+      </w:r>
+      <w:r>
+        <w:t xml:space="preserve"> Subscribers editors (NoD.Editor).</w:t>
+      </w:r>
+    </w:p>
+    <w:p>
+      <w:pPr>
+        <w:spacing w:after="120"/>
+      </w:pPr>
+      <w:r>
+        <w:rPr>
+          <w:b/>
+          <w:bCs/>
+        </w:rPr>
+        <w:t xml:space="preserve">Add a subscriber</w:t>
+      </w:r>
+      <w:r>
+        <w:t xml:space="preserve"> signs someone up for news release email on their behalf. Add only people who have asked to receive it.</w:t>
+      </w:r>
+    </w:p>
+    <w:p>
+      <w:pPr>
+        <w:pStyle w:val="Heading2"/>
+      </w:pPr>
+      <w:r>
+        <w:t xml:space="preserve">Add someone</w:t>
+      </w:r>
+    </w:p>
+    <w:p>
+      <w:pPr>
+        <w:pStyle w:val="ListParagraph"/>
+        <w:numPr>
+          <w:ilvl w:val="0"/>
+          <w:numId w:val="8"/>
+        </w:numPr>
+      </w:pPr>
+      <w:r>
+        <w:t xml:space="preserve">Enter their address in </w:t>
+      </w:r>
+      <w:r>
+        <w:rPr>
+          <w:b/>
+          <w:bCs/>
+        </w:rPr>
+        <w:t xml:space="preserve">Email</w:t>
+      </w:r>
+      <w:r>
+        <w:t xml:space="preserve"> and again in </w:t>
+      </w:r>
+      <w:r>
+        <w:rPr>
+          <w:b/>
+          <w:bCs/>
+        </w:rPr>
+        <w:t xml:space="preserve">Confirm email</w:t>
+      </w:r>
+      <w:r>
+        <w:t xml:space="preserve">.</w:t>
+      </w:r>
+    </w:p>
+    <w:p>
+      <w:pPr>
+        <w:pStyle w:val="ListParagraph"/>
+        <w:numPr>
+          <w:ilvl w:val="0"/>
+          <w:numId w:val="8"/>
+        </w:numPr>
+      </w:pPr>
+      <w:r>
+        <w:t xml:space="preserve">Under </w:t>
+      </w:r>
+      <w:r>
+        <w:rPr>
+          <w:b/>
+          <w:bCs/>
+        </w:rPr>
+        <w:t xml:space="preserve">Lists</w:t>
+      </w:r>
+      <w:r>
+        <w:t xml:space="preserve">, tick </w:t>
+      </w:r>
+      <w:r>
+        <w:rPr>
+          <w:b/>
+          <w:bCs/>
+        </w:rPr>
+        <w:t xml:space="preserve">All news</w:t>
+      </w:r>
+      <w:r>
+        <w:t xml:space="preserve">, or tick the lists they want.</w:t>
+      </w:r>
+    </w:p>
+    <w:p>
+      <w:pPr>
+        <w:pStyle w:val="ListParagraph"/>
+        <w:numPr>
+          <w:ilvl w:val="0"/>
+          <w:numId w:val="8"/>
+        </w:numPr>
+      </w:pPr>
+      <w:r>
+        <w:t xml:space="preserve">Tick </w:t>
+      </w:r>
+      <w:r>
+        <w:rPr>
+          <w:b/>
+          <w:bCs/>
+        </w:rPr>
+        <w:t xml:space="preserve">As it happens</w:t>
+      </w:r>
+      <w:r>
+        <w:t xml:space="preserve">, </w:t>
+      </w:r>
+      <w:r>
+        <w:rPr>
+          <w:b/>
+          <w:bCs/>
+        </w:rPr>
+        <w:t xml:space="preserve">Daily digest</w:t>
+      </w:r>
+      <w:r>
+        <w:t xml:space="preserve">, or both. </w:t>
+      </w:r>
+      <w:r>
+        <w:rPr>
+          <w:b/>
+          <w:bCs/>
+        </w:rPr>
+        <w:t xml:space="preserve">As it happens</w:t>
+      </w:r>
+      <w:r>
+        <w:t xml:space="preserve"> starts ticked.</w:t>
+      </w:r>
+    </w:p>
+    <w:p>
+      <w:pPr>
+        <w:pStyle w:val="ListParagraph"/>
+        <w:numPr>
+          <w:ilvl w:val="0"/>
+          <w:numId w:val="8"/>
+        </w:numPr>
+      </w:pPr>
+      <w:r>
+        <w:t xml:space="preserve">Choose </w:t>
+      </w:r>
+      <w:r>
+        <w:rPr>
+          <w:b/>
+          <w:bCs/>
+        </w:rPr>
+        <w:t xml:space="preserve">Add subscriber</w:t>
+      </w:r>
+      <w:r>
+        <w:t xml:space="preserve">. Their new record opens.</w:t>
+      </w:r>
+    </w:p>
+    <w:p>
+      <w:pPr>
+        <w:pStyle w:val="Heading2"/>
+      </w:pPr>
+      <w:r>
+        <w:t xml:space="preserve">What happens next</w:t>
+      </w:r>
+    </w:p>
+    <w:p>
+      <w:pPr>
+        <w:pStyle w:val="ListParagraph"/>
+        <w:numPr>
+          <w:ilvl w:val="0"/>
+          <w:numId w:val="1"/>
+        </w:numPr>
+      </w:pPr>
+      <w:r>
+        <w:t xml:space="preserve">They are </w:t>
+      </w:r>
+      <w:r>
+        <w:rPr>
+          <w:b/>
+          <w:bCs/>
+        </w:rPr>
+        <w:t xml:space="preserve">Active</w:t>
+      </w:r>
+      <w:r>
+        <w:t xml:space="preserve"> straight away. No confirmation email is sent, and they are not told they were added.</w:t>
+      </w:r>
+    </w:p>
+    <w:p>
+      <w:pPr>
+        <w:pStyle w:val="ListParagraph"/>
+        <w:numPr>
+          <w:ilvl w:val="0"/>
+          <w:numId w:val="1"/>
+        </w:numPr>
+      </w:pPr>
+      <w:r>
+        <w:t xml:space="preserve">They get the next release that matches their lists. See </w:t>
+      </w:r>
+      <w:hyperlink w:history="1" w:anchor="section_2">
+        <w:r>
+          <w:t xml:space="preserve">Who gets which email</w:t>
+        </w:r>
+      </w:hyperlink>
+      <w:r>
+        <w:t xml:space="preserve">.</w:t>
+      </w:r>
+    </w:p>
+    <w:p>
+      <w:pPr>
+        <w:pStyle w:val="ListParagraph"/>
+        <w:numPr>
+          <w:ilvl w:val="0"/>
+          <w:numId w:val="1"/>
+        </w:numPr>
+      </w:pPr>
+      <w:r>
+        <w:t xml:space="preserve">Their record shows </w:t>
+      </w:r>
+      <w:r>
+        <w:rPr>
+          <w:b/>
+          <w:bCs/>
+        </w:rPr>
+        <w:t xml:space="preserve">Source</w:t>
+      </w:r>
+      <w:r>
+        <w:t xml:space="preserve"> "Added by staff", and </w:t>
+      </w:r>
+      <w:r>
+        <w:rPr>
+          <w:b/>
+          <w:bCs/>
+        </w:rPr>
+        <w:t xml:space="preserve">History</w:t>
+      </w:r>
+      <w:r>
+        <w:t xml:space="preserve"> shows "Added by staff" with your name.</w:t>
+      </w:r>
+    </w:p>
+    <w:p>
+      <w:pPr>
+        <w:spacing w:after="120"/>
+      </w:pPr>
+      <w:r>
+        <w:t xml:space="preserve">To put a reporter on a media list, use </w:t>
+      </w:r>
+      <w:r>
+        <w:rPr>
+          <w:b/>
+          <w:bCs/>
+        </w:rPr>
+        <w:t xml:space="preserve">Media lists</w:t>
+      </w:r>
+      <w:r>
+        <w:t xml:space="preserve"> instead. See </w:t>
+      </w:r>
+      <w:hyperlink w:history="1" w:anchor="section_5">
+        <w:r>
+          <w:t xml:space="preserve">Media lists</w:t>
+        </w:r>
+      </w:hyperlink>
+      <w:r>
+        <w:t xml:space="preserve">.</w:t>
+      </w:r>
+    </w:p>
+    <w:p>
+      <w:pPr>
+        <w:pStyle w:val="Heading2"/>
+      </w:pPr>
+      <w:r>
+        <w:t xml:space="preserve">Can't do this?</w:t>
+      </w:r>
+    </w:p>
+    <w:tbl>
+      <w:tblPr>
+        <w:tblW w:type="pct" w:w="5000"/>
+        <w:tblBorders>
+          <w:top w:val="single" w:color="auto" w:sz="4"/>
+          <w:left w:val="single" w:color="auto" w:sz="4"/>
+          <w:bottom w:val="single" w:color="auto" w:sz="4"/>
+          <w:right w:val="single" w:color="auto" w:sz="4"/>
+          <w:insideH w:val="single" w:color="auto" w:sz="4"/>
+          <w:insideV w:val="single" w:color="auto" w:sz="4"/>
+        </w:tblBorders>
+      </w:tblPr>
+      <w:tblGrid>
+        <w:gridCol w:w="4513"/>
+        <w:gridCol w:w="4513"/>
+      </w:tblGrid>
+      <w:tr>
+        <w:trPr>
+          <w:tblHeader/>
+        </w:trPr>
+        <w:tc>
+          <w:tcPr>
+            <w:shd w:fill="E8EEF5" w:val="clear"/>
+          </w:tcPr>
+          <w:p>
+            <w:r>
+              <w:rPr>
+                <w:b/>
+                <w:bCs/>
+              </w:rPr>
+              <w:t xml:space="preserve">Message</w:t>
+            </w:r>
+          </w:p>
+        </w:tc>
+        <w:tc>
+          <w:tcPr>
+            <w:shd w:fill="E8EEF5" w:val="clear"/>
+          </w:tcPr>
+          <w:p>
+            <w:r>
+              <w:rPr>
+                <w:b/>
+                <w:bCs/>
+              </w:rPr>
+              <w:t xml:space="preserve">What it means</w:t>
+            </w:r>
+          </w:p>
+        </w:tc>
+      </w:tr>
+      <w:tr>
+        <w:tc>
+          <w:p>
+            <w:r>
+              <w:t xml:space="preserve">"The two email addresses don't match."</w:t>
+            </w:r>
+          </w:p>
+        </w:tc>
+        <w:tc>
+          <w:p>
+            <w:r>
+              <w:t xml:space="preserve">Type the same address in both boxes.</w:t>
+            </w:r>
+          </w:p>
+        </w:tc>
+      </w:tr>
+      <w:tr>
+        <w:tc>
+          <w:p>
+            <w:r>
+              <w:t xml:space="preserve">"Choose at least one list, or all news."</w:t>
+            </w:r>
+          </w:p>
+        </w:tc>
+        <w:tc>
+          <w:p>
+            <w:r>
+              <w:t xml:space="preserve">Tick a list or </w:t>
+            </w:r>
+            <w:r>
+              <w:rPr>
+                <w:b/>
+                <w:bCs/>
+              </w:rPr>
+              <w:t xml:space="preserve">All news</w:t>
+            </w:r>
+            <w:r>
+              <w:t xml:space="preserve">.</w:t>
+            </w:r>
+          </w:p>
+        </w:tc>
+      </w:tr>
+      <w:tr>
+        <w:tc>
+          <w:p>
+            <w:r>
+              <w:t xml:space="preserve">"Choose As It Happens, Daily Digest, or both."</w:t>
+            </w:r>
+          </w:p>
+        </w:tc>
+        <w:tc>
+          <w:p>
+            <w:r>
+              <w:t xml:space="preserve">Tick at least one timing.</w:t>
+            </w:r>
+          </w:p>
+        </w:tc>
+      </w:tr>
+      <w:tr>
+        <w:tc>
+          <w:p>
+            <w:r>
+              <w:t xml:space="preserve">"That address already has a subscriber record."</w:t>
+            </w:r>
+          </w:p>
+        </w:tc>
+        <w:tc>
+          <w:p>
+            <w:r>
+              <w:t xml:space="preserve">Choose </w:t>
+            </w:r>
+            <w:r>
+              <w:rPr>
+                <w:b/>
+                <w:bCs/>
+              </w:rPr>
+              <w:t xml:space="preserve">Open their record</w:t>
+            </w:r>
+            <w:r>
+              <w:t xml:space="preserve">. If they are </w:t>
+            </w:r>
+            <w:r>
+              <w:rPr>
+                <w:b/>
+                <w:bCs/>
+              </w:rPr>
+              <w:t xml:space="preserve">Disabled</w:t>
+            </w:r>
+            <w:r>
+              <w:t xml:space="preserve">, choose </w:t>
+            </w:r>
+            <w:r>
+              <w:rPr>
+                <w:b/>
+                <w:bCs/>
+              </w:rPr>
+              <w:t xml:space="preserve">Activate</w:t>
+            </w:r>
+            <w:r>
+              <w:t xml:space="preserve"> there. If they unsubscribed or were deleted, only they can sign up again, on the public site.</w:t>
+            </w:r>
+          </w:p>
+        </w:tc>
+      </w:tr>
+      <w:tr>
+        <w:tc>
+          <w:p>
+            <w:r>
+              <w:t xml:space="preserve">"Couldn't load the list of lists. “All news” still works."</w:t>
+            </w:r>
+          </w:p>
+        </w:tc>
+        <w:tc>
+          <w:p>
+            <w:r>
+              <w:t xml:space="preserve">The lists didn't load. Reload the page, or add them to </w:t>
+            </w:r>
+            <w:r>
+              <w:rPr>
+                <w:b/>
+                <w:bCs/>
+              </w:rPr>
+              <w:t xml:space="preserve">All news</w:t>
+            </w:r>
+            <w:r>
+              <w:t xml:space="preserve">.</w:t>
+            </w:r>
+          </w:p>
+        </w:tc>
+      </w:tr>
+    </w:tbl>
+    <w:p/>
+    <w:p>
+      <w:pPr>
+        <w:pStyle w:val="Heading1"/>
+      </w:pPr>
+      <w:bookmarkStart w:name="section_5" w:id="5"/>
+      <w:r>
+        <w:t xml:space="preserve">Media lists</w:t>
+      </w:r>
+      <w:bookmarkEnd w:id="5"/>
+    </w:p>
+    <w:p>
+      <w:pPr>
+        <w:spacing w:after="120"/>
+      </w:pPr>
+      <w:r>
+        <w:rPr>
+          <w:b/>
+          <w:bCs/>
+        </w:rPr>
+        <w:t xml:space="preserve">Who this is for:</w:t>
+      </w:r>
+      <w:r>
+        <w:t xml:space="preserve"> Subscribers editors (NoD.Editor).</w:t>
+      </w:r>
+    </w:p>
+    <w:p>
+      <w:pPr>
+        <w:spacing w:after="120"/>
+      </w:pPr>
+      <w:r>
+        <w:rPr>
+          <w:b/>
+          <w:bCs/>
+        </w:rPr>
+        <w:t xml:space="preserve">Media lists</w:t>
+      </w:r>
+      <w:r>
+        <w:t xml:space="preserve"> holds the reporters on each media list. Release editors pick these lists on a release, and every member gets the full-text media version.</w:t>
+      </w:r>
+    </w:p>
+    <w:p>
+      <w:pPr>
+        <w:spacing w:after="120"/>
+      </w:pPr>
+      <w:r>
+        <w:t xml:space="preserve">The table shows each list's </w:t>
+      </w:r>
+      <w:r>
+        <w:rPr>
+          <w:b/>
+          <w:bCs/>
+        </w:rPr>
+        <w:t xml:space="preserve">Members</w:t>
+      </w:r>
+      <w:r>
+        <w:t xml:space="preserve">, how many </w:t>
+      </w:r>
+      <w:r>
+        <w:rPr>
+          <w:b/>
+          <w:bCs/>
+        </w:rPr>
+        <w:t xml:space="preserve">Need attention</w:t>
+      </w:r>
+      <w:r>
+        <w:t xml:space="preserve">, and its </w:t>
+      </w:r>
+      <w:r>
+        <w:rPr>
+          <w:b/>
+          <w:bCs/>
+        </w:rPr>
+        <w:t xml:space="preserve">Status</w:t>
+      </w:r>
+      <w:r>
+        <w:t xml:space="preserve">. A </w:t>
+      </w:r>
+      <w:r>
+        <w:rPr>
+          <w:b/>
+          <w:bCs/>
+        </w:rPr>
+        <w:t xml:space="preserve">Retired</w:t>
+      </w:r>
+      <w:r>
+        <w:t xml:space="preserve"> list can't be put on a release, and nothing is sent to it, even from a release that already had it. Core administrators add, rename and retire lists.</w:t>
+      </w:r>
+    </w:p>
+    <w:p>
+      <w:pPr>
+        <w:spacing w:after="120"/>
+      </w:pPr>
+      <w:r>
+        <w:t xml:space="preserve">Choose a list's name to open it. Each member shows their </w:t>
+      </w:r>
+      <w:r>
+        <w:rPr>
+          <w:b/>
+          <w:bCs/>
+        </w:rPr>
+        <w:t xml:space="preserve">Email</w:t>
+      </w:r>
+      <w:r>
+        <w:t xml:space="preserve">, their </w:t>
+      </w:r>
+      <w:r>
+        <w:rPr>
+          <w:b/>
+          <w:bCs/>
+        </w:rPr>
+        <w:t xml:space="preserve">Source</w:t>
+      </w:r>
+      <w:r>
+        <w:t xml:space="preserve"> (</w:t>
+      </w:r>
+      <w:r>
+        <w:rPr>
+          <w:b/>
+          <w:bCs/>
+        </w:rPr>
+        <w:t xml:space="preserve">Media Hub</w:t>
+      </w:r>
+      <w:r>
+        <w:t xml:space="preserve">, </w:t>
+      </w:r>
+      <w:r>
+        <w:rPr>
+          <w:b/>
+          <w:bCs/>
+        </w:rPr>
+        <w:t xml:space="preserve">Added by hand</w:t>
+      </w:r>
+      <w:r>
+        <w:t xml:space="preserve"> or </w:t>
+      </w:r>
+      <w:r>
+        <w:rPr>
+          <w:b/>
+          <w:bCs/>
+        </w:rPr>
+        <w:t xml:space="preserve">Subscriber</w:t>
+      </w:r>
+      <w:r>
+        <w:t xml:space="preserve">) and any problem under </w:t>
+      </w:r>
+      <w:r>
+        <w:rPr>
+          <w:b/>
+          <w:bCs/>
+        </w:rPr>
+        <w:t xml:space="preserve">Needs attention</w:t>
+      </w:r>
+      <w:r>
+        <w:t xml:space="preserve">.</w:t>
+      </w:r>
+    </w:p>
+    <w:p>
+      <w:pPr>
+        <w:pStyle w:val="Heading2"/>
+      </w:pPr>
+      <w:r>
+        <w:t xml:space="preserve">Add a reporter from Media Hub</w:t>
+      </w:r>
+    </w:p>
+    <w:p>
+      <w:pPr>
+        <w:pStyle w:val="ListParagraph"/>
+        <w:numPr>
+          <w:ilvl w:val="0"/>
+          <w:numId w:val="9"/>
+        </w:numPr>
+      </w:pPr>
+      <w:r>
+        <w:t xml:space="preserve">Open the list.</w:t>
+      </w:r>
+    </w:p>
+    <w:p>
+      <w:pPr>
+        <w:pStyle w:val="ListParagraph"/>
+        <w:numPr>
+          <w:ilvl w:val="0"/>
+          <w:numId w:val="9"/>
+        </w:numPr>
+      </w:pPr>
+      <w:r>
+        <w:t xml:space="preserve">Under </w:t>
+      </w:r>
+      <w:r>
+        <w:rPr>
+          <w:b/>
+          <w:bCs/>
+        </w:rPr>
+        <w:t xml:space="preserve">Add from Media Hub</w:t>
+      </w:r>
+      <w:r>
+        <w:t xml:space="preserve">, type a name, email or outlet in </w:t>
+      </w:r>
+      <w:r>
+        <w:rPr>
+          <w:b/>
+          <w:bCs/>
+        </w:rPr>
+        <w:t xml:space="preserve">Name, email or outlet</w:t>
+      </w:r>
+      <w:r>
+        <w:t xml:space="preserve">.</w:t>
+      </w:r>
+    </w:p>
+    <w:p>
+      <w:pPr>
+        <w:pStyle w:val="ListParagraph"/>
+        <w:numPr>
+          <w:ilvl w:val="0"/>
+          <w:numId w:val="9"/>
+        </w:numPr>
+      </w:pPr>
+      <w:r>
+        <w:t xml:space="preserve">Choose </w:t>
+      </w:r>
+      <w:r>
+        <w:rPr>
+          <w:b/>
+          <w:bCs/>
+        </w:rPr>
+        <w:t xml:space="preserve">Search Media Hub</w:t>
+      </w:r>
+      <w:r>
+        <w:t xml:space="preserve">. Each contact shows their outlet and their addresses, such as "(workplace, preferred)".</w:t>
+      </w:r>
+    </w:p>
+    <w:p>
+      <w:pPr>
+        <w:pStyle w:val="ListParagraph"/>
+        <w:numPr>
+          <w:ilvl w:val="0"/>
+          <w:numId w:val="9"/>
+        </w:numPr>
+      </w:pPr>
+      <w:r>
+        <w:t xml:space="preserve">Choose </w:t>
+      </w:r>
+      <w:r>
+        <w:rPr>
+          <w:b/>
+          <w:bCs/>
+        </w:rPr>
+        <w:t xml:space="preserve">Add</w:t>
+      </w:r>
+      <w:r>
+        <w:t xml:space="preserve"> and the address you want. You see "Added to the list."</w:t>
+      </w:r>
+    </w:p>
+    <w:p>
+      <w:pPr>
+        <w:pStyle w:val="Heading2"/>
+      </w:pPr>
+      <w:r>
+        <w:t xml:space="preserve">Add an address by hand</w:t>
+      </w:r>
+    </w:p>
+    <w:p>
+      <w:pPr>
+        <w:spacing w:after="120"/>
+      </w:pPr>
+      <w:r>
+        <w:t xml:space="preserve">Use this for people who aren't in Media Hub.</w:t>
+      </w:r>
+    </w:p>
+    <w:p>
+      <w:pPr>
+        <w:pStyle w:val="ListParagraph"/>
+        <w:numPr>
+          <w:ilvl w:val="0"/>
+          <w:numId w:val="10"/>
+        </w:numPr>
+      </w:pPr>
+      <w:r>
+        <w:t xml:space="preserve">Open the list.</w:t>
+      </w:r>
+    </w:p>
+    <w:p>
+      <w:pPr>
+        <w:pStyle w:val="ListParagraph"/>
+        <w:numPr>
+          <w:ilvl w:val="0"/>
+          <w:numId w:val="10"/>
+        </w:numPr>
+      </w:pPr>
+      <w:r>
+        <w:t xml:space="preserve">Under </w:t>
+      </w:r>
+      <w:r>
+        <w:rPr>
+          <w:b/>
+          <w:bCs/>
+        </w:rPr>
+        <w:t xml:space="preserve">Add an address by hand</w:t>
+      </w:r>
+      <w:r>
+        <w:t xml:space="preserve">, enter the </w:t>
+      </w:r>
+      <w:r>
+        <w:rPr>
+          <w:b/>
+          <w:bCs/>
+        </w:rPr>
+        <w:t xml:space="preserve">Email address</w:t>
+      </w:r>
+      <w:r>
+        <w:t xml:space="preserve">.</w:t>
+      </w:r>
+    </w:p>
+    <w:p>
+      <w:pPr>
+        <w:pStyle w:val="ListParagraph"/>
+        <w:numPr>
+          <w:ilvl w:val="0"/>
+          <w:numId w:val="10"/>
+        </w:numPr>
+      </w:pPr>
+      <w:r>
+        <w:t xml:space="preserve">Choose </w:t>
+      </w:r>
+      <w:r>
+        <w:rPr>
+          <w:b/>
+          <w:bCs/>
+        </w:rPr>
+        <w:t xml:space="preserve">Add to list</w:t>
+      </w:r>
+      <w:r>
+        <w:t xml:space="preserve">. You see "Added to the list."</w:t>
+      </w:r>
+    </w:p>
+    <w:p>
+      <w:pPr>
+        <w:pStyle w:val="Heading2"/>
+      </w:pPr>
+      <w:r>
+        <w:t xml:space="preserve">What adding does</w:t>
+      </w:r>
+    </w:p>
+    <w:p>
+      <w:pPr>
+        <w:spacing w:after="120"/>
+      </w:pPr>
+      <w:r>
+        <w:t xml:space="preserve">Nobody is emailed. The reporter gets the next release sent to this list. What else happens depends on the address:</w:t>
+      </w:r>
+    </w:p>
+    <w:tbl>
+      <w:tblPr>
+        <w:tblW w:type="pct" w:w="5000"/>
+        <w:tblBorders>
+          <w:top w:val="single" w:color="auto" w:sz="4"/>
+          <w:left w:val="single" w:color="auto" w:sz="4"/>
+          <w:bottom w:val="single" w:color="auto" w:sz="4"/>
+          <w:right w:val="single" w:color="auto" w:sz="4"/>
+          <w:insideH w:val="single" w:color="auto" w:sz="4"/>
+          <w:insideV w:val="single" w:color="auto" w:sz="4"/>
+        </w:tblBorders>
+      </w:tblPr>
+      <w:tblGrid>
+        <w:gridCol w:w="4513"/>
+        <w:gridCol w:w="4513"/>
+      </w:tblGrid>
+      <w:tr>
+        <w:trPr>
+          <w:tblHeader/>
+        </w:trPr>
+        <w:tc>
+          <w:tcPr>
+            <w:shd w:fill="E8EEF5" w:val="clear"/>
+          </w:tcPr>
+          <w:p>
+            <w:r>
+              <w:rPr>
+                <w:b/>
+                <w:bCs/>
+              </w:rPr>
+              <w:t xml:space="preserve">The address</w:t>
+            </w:r>
+          </w:p>
+        </w:tc>
+        <w:tc>
+          <w:tcPr>
+            <w:shd w:fill="E8EEF5" w:val="clear"/>
+          </w:tcPr>
+          <w:p>
+            <w:r>
+              <w:rPr>
+                <w:b/>
+                <w:bCs/>
+              </w:rPr>
+              <w:t xml:space="preserve">What happens</w:t>
+            </w:r>
+          </w:p>
+        </w:tc>
+      </w:tr>
+      <w:tr>
+        <w:tc>
+          <w:p>
+            <w:r>
+              <w:t xml:space="preserve">Has no record</w:t>
+            </w:r>
+          </w:p>
+        </w:tc>
+        <w:tc>
+          <w:p>
+            <w:r>
+              <w:t xml:space="preserve">A new record is made for media email only. Its </w:t>
+            </w:r>
+            <w:r>
+              <w:rPr>
+                <w:b/>
+                <w:bCs/>
+              </w:rPr>
+              <w:t xml:space="preserve">Source</w:t>
+            </w:r>
+            <w:r>
+              <w:t xml:space="preserve"> is "Media Hub contact", or "Added to a media list by staff" for an address added by hand.</w:t>
+            </w:r>
+          </w:p>
+        </w:tc>
+      </w:tr>
+      <w:tr>
+        <w:tc>
+          <w:p>
+            <w:r>
+              <w:t xml:space="preserve">Is </w:t>
+            </w:r>
+            <w:r>
+              <w:rPr>
+                <w:b/>
+                <w:bCs/>
+              </w:rPr>
+              <w:t xml:space="preserve">Active</w:t>
+            </w:r>
+          </w:p>
+        </w:tc>
+        <w:tc>
+          <w:p>
+            <w:r>
+              <w:t xml:space="preserve">They keep their news release email as it was.</w:t>
+            </w:r>
+          </w:p>
+        </w:tc>
+      </w:tr>
+      <w:tr>
+        <w:tc>
+          <w:p>
+            <w:r>
+              <w:t xml:space="preserve">Is </w:t>
+            </w:r>
+            <w:r>
+              <w:rPr>
+                <w:b/>
+                <w:bCs/>
+              </w:rPr>
+              <w:t xml:space="preserve">Disabled</w:t>
+            </w:r>
+          </w:p>
+        </w:tc>
+        <w:tc>
+          <w:p>
+            <w:r>
+              <w:t xml:space="preserve">See the next section.</w:t>
+            </w:r>
+          </w:p>
+        </w:tc>
+      </w:tr>
+      <w:tr>
+        <w:tc>
+          <w:p>
+            <w:r>
+              <w:t xml:space="preserve">Is </w:t>
+            </w:r>
+            <w:r>
+              <w:rPr>
+                <w:b/>
+                <w:bCs/>
+              </w:rPr>
+              <w:t xml:space="preserve">Unsubscribed or deleted</w:t>
+            </w:r>
+          </w:p>
+        </w:tc>
+        <w:tc>
+          <w:p>
+            <w:r>
+              <w:t xml:space="preserve">They become </w:t>
+            </w:r>
+            <w:r>
+              <w:rPr>
+                <w:b/>
+                <w:bCs/>
+              </w:rPr>
+              <w:t xml:space="preserve">Active</w:t>
+            </w:r>
+            <w:r>
+              <w:t xml:space="preserve"> for media email only. Their timing and news lists are taken off. If they unsubscribed themselves, the Hub may ask first; see below.</w:t>
+            </w:r>
+          </w:p>
+        </w:tc>
+      </w:tr>
+    </w:tbl>
+    <w:p/>
+    <w:p>
+      <w:pPr>
+        <w:pStyle w:val="Heading3"/>
+      </w:pPr>
+      <w:r>
+        <w:t xml:space="preserve">Adding a Disabled subscriber</w:t>
+      </w:r>
+    </w:p>
+    <w:p>
+      <w:pPr>
+        <w:spacing w:after="120"/>
+      </w:pPr>
+      <w:r>
+        <w:t xml:space="preserve">Being added to a media list is not a request for news release email. So when the address is </w:t>
+      </w:r>
+      <w:r>
+        <w:rPr>
+          <w:b/>
+          <w:bCs/>
+        </w:rPr>
+        <w:t xml:space="preserve">Disabled</w:t>
+      </w:r>
+      <w:r>
+        <w:t xml:space="preserve">:</w:t>
+      </w:r>
+    </w:p>
+    <w:p>
+      <w:pPr>
+        <w:pStyle w:val="ListParagraph"/>
+        <w:numPr>
+          <w:ilvl w:val="0"/>
+          <w:numId w:val="1"/>
+        </w:numPr>
+      </w:pPr>
+      <w:r>
+        <w:t xml:space="preserve">They become </w:t>
+      </w:r>
+      <w:r>
+        <w:rPr>
+          <w:b/>
+          <w:bCs/>
+        </w:rPr>
+        <w:t xml:space="preserve">Active</w:t>
+      </w:r>
+      <w:r>
+        <w:t xml:space="preserve">, and get media email only.</w:t>
+      </w:r>
+    </w:p>
+    <w:p>
+      <w:pPr>
+        <w:pStyle w:val="ListParagraph"/>
+        <w:numPr>
+          <w:ilvl w:val="0"/>
+          <w:numId w:val="1"/>
+        </w:numPr>
+      </w:pPr>
+      <w:r>
+        <w:t xml:space="preserve">Their </w:t>
+      </w:r>
+      <w:r>
+        <w:rPr>
+          <w:b/>
+          <w:bCs/>
+        </w:rPr>
+        <w:t xml:space="preserve">As it happens</w:t>
+      </w:r>
+      <w:r>
+        <w:t xml:space="preserve"> and </w:t>
+      </w:r>
+      <w:r>
+        <w:rPr>
+          <w:b/>
+          <w:bCs/>
+        </w:rPr>
+        <w:t xml:space="preserve">Daily digest</w:t>
+      </w:r>
+      <w:r>
+        <w:t xml:space="preserve"> timing and their news lists are taken off. Media lists they were already on are kept.</w:t>
+      </w:r>
+    </w:p>
+    <w:p>
+      <w:pPr>
+        <w:pStyle w:val="ListParagraph"/>
+        <w:numPr>
+          <w:ilvl w:val="0"/>
+          <w:numId w:val="1"/>
+        </w:numPr>
+      </w:pPr>
+      <w:r>
+        <w:t xml:space="preserve">Their bounce count starts again.</w:t>
+      </w:r>
+    </w:p>
+    <w:p>
+      <w:pPr>
+        <w:pStyle w:val="ListParagraph"/>
+        <w:numPr>
+          <w:ilvl w:val="0"/>
+          <w:numId w:val="1"/>
+        </w:numPr>
+      </w:pPr>
+      <w:r>
+        <w:rPr>
+          <w:b/>
+          <w:bCs/>
+        </w:rPr>
+        <w:t xml:space="preserve">History</w:t>
+      </w:r>
+      <w:r>
+        <w:t xml:space="preserve"> shows "Added to a media list while Disabled. News release email stays off". </w:t>
+      </w:r>
+      <w:r>
+        <w:rPr>
+          <w:b/>
+          <w:bCs/>
+        </w:rPr>
+        <w:t xml:space="preserve">Detail</w:t>
+      </w:r>
+      <w:r>
+        <w:t xml:space="preserve"> lists the timing and lists they had.</w:t>
+      </w:r>
+    </w:p>
+    <w:p>
+      <w:pPr>
+        <w:pStyle w:val="ListParagraph"/>
+        <w:numPr>
+          <w:ilvl w:val="0"/>
+          <w:numId w:val="1"/>
+        </w:numPr>
+      </w:pPr>
+      <w:r>
+        <w:t xml:space="preserve">You see "Added to the list. Their news release email stays off; open their record to turn it on." instead of "Added to the list."</w:t>
+      </w:r>
+    </w:p>
+    <w:p>
+      <w:pPr>
+        <w:spacing w:after="120"/>
+      </w:pPr>
+      <w:r>
+        <w:t xml:space="preserve">If the person has also asked for news release email again:</w:t>
+      </w:r>
+    </w:p>
+    <w:p>
+      <w:pPr>
+        <w:pStyle w:val="ListParagraph"/>
+        <w:numPr>
+          <w:ilvl w:val="0"/>
+          <w:numId w:val="11"/>
+        </w:numPr>
+      </w:pPr>
+      <w:r>
+        <w:t xml:space="preserve">Choose </w:t>
+      </w:r>
+      <w:r>
+        <w:rPr>
+          <w:b/>
+          <w:bCs/>
+        </w:rPr>
+        <w:t xml:space="preserve">open their record</w:t>
+      </w:r>
+      <w:r>
+        <w:t xml:space="preserve"> in that message.</w:t>
+      </w:r>
+    </w:p>
+    <w:p>
+      <w:pPr>
+        <w:pStyle w:val="ListParagraph"/>
+        <w:numPr>
+          <w:ilvl w:val="0"/>
+          <w:numId w:val="11"/>
+        </w:numPr>
+      </w:pPr>
+      <w:r>
+        <w:t xml:space="preserve">Tick </w:t>
+      </w:r>
+      <w:r>
+        <w:rPr>
+          <w:b/>
+          <w:bCs/>
+        </w:rPr>
+        <w:t xml:space="preserve">As it happens</w:t>
+      </w:r>
+      <w:r>
+        <w:t xml:space="preserve"> or </w:t>
+      </w:r>
+      <w:r>
+        <w:rPr>
+          <w:b/>
+          <w:bCs/>
+        </w:rPr>
+        <w:t xml:space="preserve">Daily digest</w:t>
+      </w:r>
+      <w:r>
+        <w:t xml:space="preserve">, and their lists.</w:t>
+      </w:r>
+    </w:p>
+    <w:p>
+      <w:pPr>
+        <w:pStyle w:val="ListParagraph"/>
+        <w:numPr>
+          <w:ilvl w:val="0"/>
+          <w:numId w:val="11"/>
+        </w:numPr>
+      </w:pPr>
+      <w:r>
+        <w:t xml:space="preserve">Choose </w:t>
+      </w:r>
+      <w:r>
+        <w:rPr>
+          <w:b/>
+          <w:bCs/>
+        </w:rPr>
+        <w:t xml:space="preserve">Save preferences</w:t>
+      </w:r>
+      <w:r>
+        <w:t xml:space="preserve">.</w:t>
+      </w:r>
+    </w:p>
+    <w:p>
+      <w:pPr>
+        <w:pStyle w:val="Heading3"/>
+      </w:pPr>
+      <w:r>
+        <w:t xml:space="preserve">If they unsubscribed</w:t>
+      </w:r>
+    </w:p>
+    <w:p>
+      <w:pPr>
+        <w:spacing w:after="120"/>
+      </w:pPr>
+      <w:r>
+        <w:t xml:space="preserve">When you add someone, the Hub may ask "This person unsubscribed" and say when. It asks only when its records show this address may have unsubscribed since it was last added to this list: from this list, from all News On Demand email, or in the old News On Demand system. Check with them, or with whoever asked you to add them, before you choose </w:t>
+      </w:r>
+      <w:r>
+        <w:rPr>
+          <w:b/>
+          <w:bCs/>
+        </w:rPr>
+        <w:t xml:space="preserve">Add anyway</w:t>
+      </w:r>
+      <w:r>
+        <w:t xml:space="preserve">. Adding them back clears the question for this list, unless they unsubscribe again.</w:t>
+      </w:r>
+    </w:p>
+    <w:p>
+      <w:pPr>
+        <w:spacing w:after="120"/>
+      </w:pPr>
+      <w:r>
+        <w:t xml:space="preserve">If they haven't asked to get media releases again, choose </w:t>
+      </w:r>
+      <w:r>
+        <w:rPr>
+          <w:b/>
+          <w:bCs/>
+        </w:rPr>
+        <w:t xml:space="preserve">Cancel</w:t>
+      </w:r>
+      <w:r>
+        <w:t xml:space="preserve">.</w:t>
+      </w:r>
+    </w:p>
+    <w:p>
+      <w:pPr>
+        <w:pStyle w:val="Heading2"/>
+      </w:pPr>
+      <w:r>
+        <w:t xml:space="preserve">Remove a reporter</w:t>
+      </w:r>
+    </w:p>
+    <w:p>
+      <w:pPr>
+        <w:pStyle w:val="ListParagraph"/>
+        <w:numPr>
+          <w:ilvl w:val="0"/>
+          <w:numId w:val="12"/>
+        </w:numPr>
+      </w:pPr>
+      <w:r>
+        <w:t xml:space="preserve">Open the list.</w:t>
+      </w:r>
+    </w:p>
+    <w:p>
+      <w:pPr>
+        <w:pStyle w:val="ListParagraph"/>
+        <w:numPr>
+          <w:ilvl w:val="0"/>
+          <w:numId w:val="12"/>
+        </w:numPr>
+      </w:pPr>
+      <w:r>
+        <w:t xml:space="preserve">Choose </w:t>
+      </w:r>
+      <w:r>
+        <w:rPr>
+          <w:b/>
+          <w:bCs/>
+        </w:rPr>
+        <w:t xml:space="preserve">Remove</w:t>
+      </w:r>
+      <w:r>
+        <w:t xml:space="preserve"> and their address on their row. The Hub asks "Remove [their address] from this list?" and explains "If this is their last list and they were added only for media lists, they stop receiving email altogether."</w:t>
+      </w:r>
+    </w:p>
+    <w:p>
+      <w:pPr>
+        <w:pStyle w:val="ListParagraph"/>
+        <w:numPr>
+          <w:ilvl w:val="0"/>
+          <w:numId w:val="12"/>
+        </w:numPr>
+      </w:pPr>
+      <w:r>
+        <w:t xml:space="preserve">Choose </w:t>
+      </w:r>
+      <w:r>
+        <w:rPr>
+          <w:b/>
+          <w:bCs/>
+        </w:rPr>
+        <w:t xml:space="preserve">Confirm remove</w:t>
+      </w:r>
+      <w:r>
+        <w:t xml:space="preserve">. You see "Removed from the list."</w:t>
+      </w:r>
+    </w:p>
+    <w:p>
+      <w:pPr>
+        <w:spacing w:after="120"/>
+      </w:pPr>
+      <w:r>
+        <w:t xml:space="preserve">Nobody is emailed. If it was their last list and they were added only for media lists, their status becomes </w:t>
+      </w:r>
+      <w:r>
+        <w:rPr>
+          <w:b/>
+          <w:bCs/>
+        </w:rPr>
+        <w:t xml:space="preserve">Unsubscribed or deleted</w:t>
+      </w:r>
+      <w:r>
+        <w:t xml:space="preserve">, and </w:t>
+      </w:r>
+      <w:r>
+        <w:rPr>
+          <w:b/>
+          <w:bCs/>
+        </w:rPr>
+        <w:t xml:space="preserve">History</w:t>
+      </w:r>
+      <w:r>
+        <w:t xml:space="preserve"> shows "Ended: removed from their last media list". Removing them isn't an unsubscribe, so it doesn't by itself make the Hub ask when you add them back.</w:t>
+      </w:r>
+    </w:p>
+    <w:p>
+      <w:pPr>
+        <w:pStyle w:val="Heading2"/>
+      </w:pPr>
+      <w:r>
+        <w:t xml:space="preserve">Fix a member who needs attention</w:t>
+      </w:r>
+    </w:p>
+    <w:p>
+      <w:pPr>
+        <w:spacing w:after="120"/>
+      </w:pPr>
+      <w:r>
+        <w:t xml:space="preserve">A flagged member shows the reason under </w:t>
+      </w:r>
+      <w:r>
+        <w:rPr>
+          <w:b/>
+          <w:bCs/>
+        </w:rPr>
+        <w:t xml:space="preserve">Needs attention</w:t>
+      </w:r>
+      <w:r>
+        <w:t xml:space="preserve">:</w:t>
+      </w:r>
+    </w:p>
+    <w:tbl>
+      <w:tblPr>
+        <w:tblW w:type="pct" w:w="5000"/>
+        <w:tblBorders>
+          <w:top w:val="single" w:color="auto" w:sz="4"/>
+          <w:left w:val="single" w:color="auto" w:sz="4"/>
+          <w:bottom w:val="single" w:color="auto" w:sz="4"/>
+          <w:right w:val="single" w:color="auto" w:sz="4"/>
+          <w:insideH w:val="single" w:color="auto" w:sz="4"/>
+          <w:insideV w:val="single" w:color="auto" w:sz="4"/>
+        </w:tblBorders>
+      </w:tblPr>
+      <w:tblGrid>
+        <w:gridCol w:w="4513"/>
+        <w:gridCol w:w="4513"/>
+      </w:tblGrid>
+      <w:tr>
+        <w:trPr>
+          <w:tblHeader/>
+        </w:trPr>
+        <w:tc>
+          <w:tcPr>
+            <w:shd w:fill="E8EEF5" w:val="clear"/>
+          </w:tcPr>
+          <w:p>
+            <w:r>
+              <w:rPr>
+                <w:b/>
+                <w:bCs/>
+              </w:rPr>
+              <w:t xml:space="preserve">Reason</w:t>
+            </w:r>
+          </w:p>
+        </w:tc>
+        <w:tc>
+          <w:tcPr>
+            <w:shd w:fill="E8EEF5" w:val="clear"/>
+          </w:tcPr>
+          <w:p>
+            <w:r>
+              <w:rPr>
+                <w:b/>
+                <w:bCs/>
+              </w:rPr>
+              <w:t xml:space="preserve">What happened</w:t>
+            </w:r>
+          </w:p>
+        </w:tc>
+      </w:tr>
+      <w:tr>
+        <w:tc>
+          <w:p>
+            <w:r>
+              <w:rPr>
+                <w:b/>
+                <w:bCs/>
+              </w:rPr>
+              <w:t xml:space="preserve">Bouncing</w:t>
+            </w:r>
+          </w:p>
+        </w:tc>
+        <w:tc>
+          <w:p>
+            <w:r>
+              <w:t xml:space="preserve">Their last 10 emails in 15 days all bounced. They are still on the list and still sent email.</w:t>
+            </w:r>
+          </w:p>
+        </w:tc>
+      </w:tr>
+      <w:tr>
+        <w:tc>
+          <w:p>
+            <w:r>
+              <w:rPr>
+                <w:b/>
+                <w:bCs/>
+              </w:rPr>
+              <w:t xml:space="preserve">Media Hub email removed</w:t>
+            </w:r>
+          </w:p>
+        </w:tc>
+        <w:tc>
+          <w:p>
+            <w:r>
+              <w:t xml:space="preserve">The address they use was removed from their Media Hub contact.</w:t>
+            </w:r>
+          </w:p>
+        </w:tc>
+      </w:tr>
+      <w:tr>
+        <w:tc>
+          <w:p>
+            <w:r>
+              <w:rPr>
+                <w:b/>
+                <w:bCs/>
+              </w:rPr>
+              <w:t xml:space="preserve">Media Hub email belongs to another subscriber</w:t>
+            </w:r>
+          </w:p>
+        </w:tc>
+        <w:tc>
+          <w:p>
+            <w:r>
+              <w:t xml:space="preserve">Media Hub moved them to an address another record already has.</w:t>
+            </w:r>
+          </w:p>
+        </w:tc>
+      </w:tr>
+      <w:tr>
+        <w:tc>
+          <w:p>
+            <w:r>
+              <w:rPr>
+                <w:b/>
+                <w:bCs/>
+              </w:rPr>
+              <w:t xml:space="preserve">Media Hub email isn't valid</w:t>
+            </w:r>
+          </w:p>
+        </w:tc>
+        <w:tc>
+          <w:p>
+            <w:r>
+              <w:t xml:space="preserve">Media Hub has an address that isn't a real email address.</w:t>
+            </w:r>
+          </w:p>
+        </w:tc>
+      </w:tr>
+      <w:tr>
+        <w:tc>
+          <w:p>
+            <w:r>
+              <w:rPr>
+                <w:b/>
+                <w:bCs/>
+              </w:rPr>
+              <w:t xml:space="preserve">Media Hub email opted out of a media list this member is on</w:t>
+            </w:r>
+          </w:p>
+        </w:tc>
+        <w:tc>
+          <w:p>
+            <w:r>
+              <w:t xml:space="preserve">Media Hub moved them to an address that unsubscribed from one of their lists, so they were kept at their old address.</w:t>
+            </w:r>
+          </w:p>
+        </w:tc>
+      </w:tr>
+    </w:tbl>
+    <w:p/>
+    <w:p>
+      <w:pPr>
+        <w:spacing w:after="120"/>
+      </w:pPr>
+      <w:r>
+        <w:t xml:space="preserve">To fix a bouncing member:</w:t>
+      </w:r>
+    </w:p>
+    <w:p>
+      <w:pPr>
+        <w:pStyle w:val="ListParagraph"/>
+        <w:numPr>
+          <w:ilvl w:val="0"/>
+          <w:numId w:val="13"/>
+        </w:numPr>
+      </w:pPr>
+      <w:r>
+        <w:t xml:space="preserve">Check with Media Relations that their mailbox works again.</w:t>
+      </w:r>
+    </w:p>
+    <w:p>
+      <w:pPr>
+        <w:pStyle w:val="ListParagraph"/>
+        <w:numPr>
+          <w:ilvl w:val="0"/>
+          <w:numId w:val="13"/>
+        </w:numPr>
+      </w:pPr>
+      <w:r>
+        <w:t xml:space="preserve">Choose </w:t>
+      </w:r>
+      <w:r>
+        <w:rPr>
+          <w:b/>
+          <w:bCs/>
+        </w:rPr>
+        <w:t xml:space="preserve">Resolve</w:t>
+      </w:r>
+      <w:r>
+        <w:t xml:space="preserve"> and their address. The Hub asks "Clear the bouncing flag?" and explains "Do this once their mailbox works again. Their bounce count starts again from now."</w:t>
+      </w:r>
+    </w:p>
+    <w:p>
+      <w:pPr>
+        <w:pStyle w:val="ListParagraph"/>
+        <w:numPr>
+          <w:ilvl w:val="0"/>
+          <w:numId w:val="13"/>
+        </w:numPr>
+      </w:pPr>
+      <w:r>
+        <w:t xml:space="preserve">Choose </w:t>
+      </w:r>
+      <w:r>
+        <w:rPr>
+          <w:b/>
+          <w:bCs/>
+        </w:rPr>
+        <w:t xml:space="preserve">Clear flag</w:t>
+      </w:r>
+      <w:r>
+        <w:t xml:space="preserve">. You see "Resolved. Their bounce count starts again."</w:t>
+      </w:r>
+    </w:p>
+    <w:p>
+      <w:pPr>
+        <w:spacing w:after="120"/>
+      </w:pPr>
+      <w:r>
+        <w:t xml:space="preserve">To fix a Media Hub problem:</w:t>
+      </w:r>
+    </w:p>
+    <w:p>
+      <w:pPr>
+        <w:pStyle w:val="ListParagraph"/>
+        <w:numPr>
+          <w:ilvl w:val="0"/>
+          <w:numId w:val="14"/>
+        </w:numPr>
+      </w:pPr>
+      <w:r>
+        <w:t xml:space="preserve">Choose </w:t>
+      </w:r>
+      <w:r>
+        <w:rPr>
+          <w:b/>
+          <w:bCs/>
+        </w:rPr>
+        <w:t xml:space="preserve">Resolve</w:t>
+      </w:r>
+      <w:r>
+        <w:t xml:space="preserve"> and their address. </w:t>
+      </w:r>
+      <w:r>
+        <w:rPr>
+          <w:b/>
+          <w:bCs/>
+        </w:rPr>
+        <w:t xml:space="preserve">Resolve this member</w:t>
+      </w:r>
+      <w:r>
+        <w:t xml:space="preserve"> shows their Media Hub addresses under </w:t>
+      </w:r>
+      <w:r>
+        <w:rPr>
+          <w:b/>
+          <w:bCs/>
+        </w:rPr>
+        <w:t xml:space="preserve">Choose the email to use</w:t>
+      </w:r>
+      <w:r>
+        <w:t xml:space="preserve">.</w:t>
+      </w:r>
+    </w:p>
+    <w:p>
+      <w:pPr>
+        <w:pStyle w:val="ListParagraph"/>
+        <w:numPr>
+          <w:ilvl w:val="0"/>
+          <w:numId w:val="14"/>
+        </w:numPr>
+      </w:pPr>
+      <w:r>
+        <w:t xml:space="preserve">Choose the address to use, then </w:t>
+      </w:r>
+      <w:r>
+        <w:rPr>
+          <w:b/>
+          <w:bCs/>
+        </w:rPr>
+        <w:t xml:space="preserve">Use this email</w:t>
+      </w:r>
+      <w:r>
+        <w:t xml:space="preserve">. You see "Email updated and flag cleared."</w:t>
+      </w:r>
+    </w:p>
+    <w:p>
+      <w:pPr>
+        <w:pStyle w:val="ListParagraph"/>
+        <w:numPr>
+          <w:ilvl w:val="0"/>
+          <w:numId w:val="14"/>
+        </w:numPr>
+      </w:pPr>
+      <w:r>
+        <w:t xml:space="preserve">Or choose </w:t>
+      </w:r>
+      <w:r>
+        <w:rPr>
+          <w:b/>
+          <w:bCs/>
+        </w:rPr>
+        <w:t xml:space="preserve">Clear the flag only</w:t>
+      </w:r>
+      <w:r>
+        <w:t xml:space="preserve"> to keep their current address. You see "Flag cleared."</w:t>
+      </w:r>
+    </w:p>
+    <w:p>
+      <w:pPr>
+        <w:spacing w:after="120"/>
+      </w:pPr>
+      <w:r>
+        <w:t xml:space="preserve">For </w:t>
+      </w:r>
+      <w:r>
+        <w:rPr>
+          <w:b/>
+          <w:bCs/>
+        </w:rPr>
+        <w:t xml:space="preserve">Media Hub email opted out of a media list this member is on</w:t>
+      </w:r>
+      <w:r>
+        <w:t xml:space="preserve">, </w:t>
+      </w:r>
+      <w:r>
+        <w:rPr>
+          <w:b/>
+          <w:bCs/>
+        </w:rPr>
+        <w:t xml:space="preserve">Clear the flag only</w:t>
+      </w:r>
+      <w:r>
+        <w:t xml:space="preserve"> lasts only until the next Media Hub sync, which flags them again. You see "Flag cleared until the next Media Hub sync." To fix it for good, choose another of their addresses, update the contact in Media Hub, or remove them and add them again, confirming the unsubscribe.</w:t>
+      </w:r>
+    </w:p>
+    <w:p>
+      <w:pPr>
+        <w:pStyle w:val="Heading2"/>
+      </w:pPr>
+      <w:r>
+        <w:t xml:space="preserve">Left this list</w:t>
+      </w:r>
+    </w:p>
+    <w:p>
+      <w:pPr>
+        <w:spacing w:after="120"/>
+      </w:pPr>
+      <w:r>
+        <w:t xml:space="preserve">This section lists people who left this list, with when they left and whether they are </w:t>
+      </w:r>
+      <w:r>
+        <w:rPr>
+          <w:b/>
+          <w:bCs/>
+        </w:rPr>
+        <w:t xml:space="preserve">Back on the list</w:t>
+      </w:r>
+      <w:r>
+        <w:t xml:space="preserve">. The screen explains "They unsubscribed, or left it in the old system." Someone you removed in the Hub isn't listed. The most recent 200 are shown.</w:t>
+      </w:r>
+    </w:p>
+    <w:p>
+      <w:pPr>
+        <w:pStyle w:val="Heading2"/>
+      </w:pPr>
+      <w:r>
+        <w:t xml:space="preserve">Media Hub sync</w:t>
+      </w:r>
+    </w:p>
+    <w:p>
+      <w:pPr>
+        <w:spacing w:after="120"/>
+      </w:pPr>
+      <w:r>
+        <w:t xml:space="preserve">Every night, News On Demand picks up changed Media Hub contacts. </w:t>
+      </w:r>
+      <w:r>
+        <w:rPr>
+          <w:b/>
+          <w:bCs/>
+        </w:rPr>
+        <w:t xml:space="preserve">Media Hub sync</w:t>
+      </w:r>
+      <w:r>
+        <w:t xml:space="preserve"> on </w:t>
+      </w:r>
+      <w:r>
+        <w:rPr>
+          <w:b/>
+          <w:bCs/>
+        </w:rPr>
+        <w:t xml:space="preserve">Media lists</w:t>
+      </w:r>
+      <w:r>
+        <w:t xml:space="preserve"> shows when it last ran and what it changed.</w:t>
+      </w:r>
+    </w:p>
+    <w:p>
+      <w:pPr>
+        <w:spacing w:after="120"/>
+      </w:pPr>
+      <w:r>
+        <w:t xml:space="preserve">To run it now, choose </w:t>
+      </w:r>
+      <w:r>
+        <w:rPr>
+          <w:b/>
+          <w:bCs/>
+        </w:rPr>
+        <w:t xml:space="preserve">Sync with Media Hub now</w:t>
+      </w:r>
+      <w:r>
+        <w:t xml:space="preserve">. You see "Sync finished." and its counts. A long sync may stop part-way: you then see "Sync stopped part-way and carries on at the next scheduled run."</w:t>
+      </w:r>
+    </w:p>
+    <w:p>
+      <w:pPr>
+        <w:pStyle w:val="Heading2"/>
+      </w:pPr>
+      <w:r>
+        <w:t xml:space="preserve">Can't do this?</w:t>
+      </w:r>
+    </w:p>
+    <w:tbl>
+      <w:tblPr>
+        <w:tblW w:type="pct" w:w="5000"/>
+        <w:tblBorders>
+          <w:top w:val="single" w:color="auto" w:sz="4"/>
+          <w:left w:val="single" w:color="auto" w:sz="4"/>
+          <w:bottom w:val="single" w:color="auto" w:sz="4"/>
+          <w:right w:val="single" w:color="auto" w:sz="4"/>
+          <w:insideH w:val="single" w:color="auto" w:sz="4"/>
+          <w:insideV w:val="single" w:color="auto" w:sz="4"/>
+        </w:tblBorders>
+      </w:tblPr>
+      <w:tblGrid>
+        <w:gridCol w:w="4513"/>
+        <w:gridCol w:w="4513"/>
+      </w:tblGrid>
+      <w:tr>
+        <w:trPr>
+          <w:tblHeader/>
+        </w:trPr>
+        <w:tc>
+          <w:tcPr>
+            <w:shd w:fill="E8EEF5" w:val="clear"/>
+          </w:tcPr>
+          <w:p>
+            <w:r>
+              <w:rPr>
+                <w:b/>
+                <w:bCs/>
+              </w:rPr>
+              <w:t xml:space="preserve">Message</w:t>
+            </w:r>
+          </w:p>
+        </w:tc>
+        <w:tc>
+          <w:tcPr>
+            <w:shd w:fill="E8EEF5" w:val="clear"/>
+          </w:tcPr>
+          <w:p>
+            <w:r>
+              <w:rPr>
+                <w:b/>
+                <w:bCs/>
+              </w:rPr>
+              <w:t xml:space="preserve">What it means</w:t>
+            </w:r>
+          </w:p>
+        </w:tc>
+      </w:tr>
+      <w:tr>
+        <w:tc>
+          <w:p>
+            <w:r>
+              <w:t xml:space="preserve">"That isn't a valid email address."</w:t>
+            </w:r>
+          </w:p>
+        </w:tc>
+        <w:tc>
+          <w:p>
+            <w:r>
+              <w:t xml:space="preserve">Check the address.</w:t>
+            </w:r>
+          </w:p>
+        </w:tc>
+      </w:tr>
+      <w:tr>
+        <w:tc>
+          <w:p>
+            <w:r>
+              <w:t xml:space="preserve">"Media Hub isn't responding. Try again, or add the address by hand."</w:t>
+            </w:r>
+          </w:p>
+        </w:tc>
+        <w:tc>
+          <w:p>
+            <w:r>
+              <w:t xml:space="preserve">Media Hub is down.</w:t>
+            </w:r>
+          </w:p>
+        </w:tc>
+      </w:tr>
+      <w:tr>
+        <w:tc>
+          <w:p>
+            <w:r>
+              <w:t xml:space="preserve">"Media Hub isn't set up on this site. Add the address by hand instead."</w:t>
+            </w:r>
+          </w:p>
+        </w:tc>
+        <w:tc>
+          <w:p>
+            <w:r>
+              <w:t xml:space="preserve">This site has no Media Hub connection.</w:t>
+            </w:r>
+          </w:p>
+        </w:tc>
+      </w:tr>
+      <w:tr>
+        <w:tc>
+          <w:p>
+            <w:r>
+              <w:t xml:space="preserve">"That contact or email is no longer in Media Hub."</w:t>
+            </w:r>
+          </w:p>
+        </w:tc>
+        <w:tc>
+          <w:p>
+            <w:r>
+              <w:t xml:space="preserve">Search Media Hub again.</w:t>
+            </w:r>
+          </w:p>
+        </w:tc>
+      </w:tr>
+      <w:tr>
+        <w:tc>
+          <w:p>
+            <w:r>
+              <w:t xml:space="preserve">"A sync is already running. Try again in a few minutes."</w:t>
+            </w:r>
+          </w:p>
+        </w:tc>
+        <w:tc>
+          <w:p>
+            <w:r>
+              <w:t xml:space="preserve">Wait for the running sync to finish.</w:t>
+            </w:r>
+          </w:p>
+        </w:tc>
+      </w:tr>
+      <w:tr>
+        <w:tc>
+          <w:p>
+            <w:r>
+              <w:t xml:space="preserve">"That address belongs to another subscriber. Choose another email, or remove this member."</w:t>
+            </w:r>
+          </w:p>
+        </w:tc>
+        <w:tc>
+          <w:p>
+            <w:r>
+              <w:t xml:space="preserve">Pick a different address.</w:t>
+            </w:r>
+          </w:p>
+        </w:tc>
+      </w:tr>
+      <w:tr>
+        <w:tc>
+          <w:p>
+            <w:r>
+              <w:t xml:space="preserve">"That address opted out of a media list this member is on. Choose another email, update the contact in Media Hub, or remove them and add them again, confirming the opt-out."</w:t>
+            </w:r>
+          </w:p>
+        </w:tc>
+        <w:tc>
+          <w:p>
+            <w:r>
+              <w:t xml:space="preserve">The address you chose unsubscribed from one of their lists. Pick a different address.</w:t>
+            </w:r>
+          </w:p>
+        </w:tc>
+      </w:tr>
+      <w:tr>
+        <w:tc>
+          <w:p>
+            <w:r>
+              <w:t xml:space="preserve">"This member changed while you were looking. Close this, and try again."</w:t>
+            </w:r>
+          </w:p>
+        </w:tc>
+        <w:tc>
+          <w:p>
+            <w:r>
+              <w:t xml:space="preserve">Someone else changed them. Close the box and try again.</w:t>
+            </w:r>
+          </w:p>
+        </w:tc>
+      </w:tr>
+      <w:tr>
+        <w:tc>
+          <w:p>
+            <w:r>
+              <w:t xml:space="preserve">"Couldn't remove. Try again."</w:t>
+            </w:r>
+          </w:p>
+        </w:tc>
+        <w:tc>
+          <w:p>
+            <w:r>
+              <w:t xml:space="preserve">The removal didn't save.</w:t>
+            </w:r>
+          </w:p>
+        </w:tc>
+      </w:tr>
+    </w:tbl>
+    <w:p/>
+    <w:p>
+      <w:pPr>
+        <w:pStyle w:val="Heading1"/>
+      </w:pPr>
+      <w:bookmarkStart w:name="section_6" w:id="6"/>
+      <w:r>
+        <w:t xml:space="preserve">Reports</w:t>
+      </w:r>
+      <w:bookmarkEnd w:id="6"/>
+    </w:p>
+    <w:p>
+      <w:pPr>
+        <w:spacing w:after="120"/>
+      </w:pPr>
+      <w:r>
+        <w:rPr>
+          <w:b/>
+          <w:bCs/>
+        </w:rPr>
+        <w:t xml:space="preserve">Who this is for:</w:t>
+      </w:r>
+      <w:r>
+        <w:t xml:space="preserve"> Subscribers editors (NoD.Editor).</w:t>
+      </w:r>
+    </w:p>
+    <w:p>
+      <w:pPr>
+        <w:spacing w:after="120"/>
+      </w:pPr>
+      <w:r>
+        <w:rPr>
+          <w:b/>
+          <w:bCs/>
+        </w:rPr>
+        <w:t xml:space="preserve">Reports</w:t>
+      </w:r>
+      <w:r>
+        <w:t xml:space="preserve"> shows who receives what, who left, and what was sent. Dates and times are BC time.</w:t>
+      </w:r>
+    </w:p>
+    <w:tbl>
+      <w:tblPr>
+        <w:tblW w:type="pct" w:w="5000"/>
+        <w:tblBorders>
+          <w:top w:val="single" w:color="auto" w:sz="4"/>
+          <w:left w:val="single" w:color="auto" w:sz="4"/>
+          <w:bottom w:val="single" w:color="auto" w:sz="4"/>
+          <w:right w:val="single" w:color="auto" w:sz="4"/>
+          <w:insideH w:val="single" w:color="auto" w:sz="4"/>
+          <w:insideV w:val="single" w:color="auto" w:sz="4"/>
+        </w:tblBorders>
+      </w:tblPr>
+      <w:tblGrid>
+        <w:gridCol w:w="4513"/>
+        <w:gridCol w:w="4513"/>
+      </w:tblGrid>
+      <w:tr>
+        <w:trPr>
+          <w:tblHeader/>
+        </w:trPr>
+        <w:tc>
+          <w:tcPr>
+            <w:shd w:fill="E8EEF5" w:val="clear"/>
+          </w:tcPr>
+          <w:p>
+            <w:r>
+              <w:rPr>
+                <w:b/>
+                <w:bCs/>
+              </w:rPr>
+              <w:t xml:space="preserve">Report</w:t>
+            </w:r>
+          </w:p>
+        </w:tc>
+        <w:tc>
+          <w:tcPr>
+            <w:shd w:fill="E8EEF5" w:val="clear"/>
+          </w:tcPr>
+          <w:p>
+            <w:r>
+              <w:rPr>
+                <w:b/>
+                <w:bCs/>
+              </w:rPr>
+              <w:t xml:space="preserve">What it shows</w:t>
+            </w:r>
+          </w:p>
+        </w:tc>
+      </w:tr>
+      <w:tr>
+        <w:tc>
+          <w:p>
+            <w:r>
+              <w:rPr>
+                <w:b/>
+                <w:bCs/>
+              </w:rPr>
+              <w:t xml:space="preserve">Active subscribers by list</w:t>
+            </w:r>
+          </w:p>
+        </w:tc>
+        <w:tc>
+          <w:p>
+            <w:r>
+              <w:t xml:space="preserve">How many active subscribers each list has now, split by timing. </w:t>
+            </w:r>
+            <w:r>
+              <w:rPr>
+                <w:b/>
+                <w:bCs/>
+              </w:rPr>
+              <w:t xml:space="preserve">Show members</w:t>
+            </w:r>
+            <w:r>
+              <w:t xml:space="preserve"> lists the people on one list.</w:t>
+            </w:r>
+          </w:p>
+        </w:tc>
+      </w:tr>
+      <w:tr>
+        <w:tc>
+          <w:p>
+            <w:r>
+              <w:rPr>
+                <w:b/>
+                <w:bCs/>
+              </w:rPr>
+              <w:t xml:space="preserve">Recent unsubscribes</w:t>
+            </w:r>
+          </w:p>
+        </w:tc>
+        <w:tc>
+          <w:p>
+            <w:r>
+              <w:t xml:space="preserve">Everyone who unsubscribed, or was deleted by staff, in the last 90 days.</w:t>
+            </w:r>
+          </w:p>
+        </w:tc>
+      </w:tr>
+      <w:tr>
+        <w:tc>
+          <w:p>
+            <w:r>
+              <w:rPr>
+                <w:b/>
+                <w:bCs/>
+              </w:rPr>
+              <w:t xml:space="preserve">Sends per release</w:t>
+            </w:r>
+          </w:p>
+        </w:tc>
+        <w:tc>
+          <w:p>
+            <w:r>
+              <w:t xml:space="preserve">For each release or alert published in the dates you choose, the as-it-happens and media list emails.</w:t>
+            </w:r>
+          </w:p>
+        </w:tc>
+      </w:tr>
+      <w:tr>
+        <w:tc>
+          <w:p>
+            <w:r>
+              <w:rPr>
+                <w:b/>
+                <w:bCs/>
+              </w:rPr>
+              <w:t xml:space="preserve">Daily digest runs</w:t>
+            </w:r>
+          </w:p>
+        </w:tc>
+        <w:tc>
+          <w:p>
+            <w:r>
+              <w:t xml:space="preserve">Each 5:00 pm digest: how many subscribers and emails.</w:t>
+            </w:r>
+          </w:p>
+        </w:tc>
+      </w:tr>
+      <w:tr>
+        <w:tc>
+          <w:p>
+            <w:r>
+              <w:rPr>
+                <w:b/>
+                <w:bCs/>
+              </w:rPr>
+              <w:t xml:space="preserve">Distribution sent and bounced</w:t>
+            </w:r>
+          </w:p>
+        </w:tc>
+        <w:tc>
+          <w:p>
+            <w:r>
+              <w:t xml:space="preserve">Every email sent from any app, by day and sender.</w:t>
+            </w:r>
+          </w:p>
+        </w:tc>
+      </w:tr>
+    </w:tbl>
+    <w:p/>
+    <w:p>
+      <w:pPr>
+        <w:pStyle w:val="Heading2"/>
+      </w:pPr>
+      <w:r>
+        <w:t xml:space="preserve">Choose dates</w:t>
+      </w:r>
+    </w:p>
+    <w:p>
+      <w:pPr>
+        <w:spacing w:after="120"/>
+      </w:pPr>
+      <w:r>
+        <w:rPr>
+          <w:b/>
+          <w:bCs/>
+        </w:rPr>
+        <w:t xml:space="preserve">Sends per release</w:t>
+      </w:r>
+      <w:r>
+        <w:t xml:space="preserve">, </w:t>
+      </w:r>
+      <w:r>
+        <w:rPr>
+          <w:b/>
+          <w:bCs/>
+        </w:rPr>
+        <w:t xml:space="preserve">Daily digest runs</w:t>
+      </w:r>
+      <w:r>
+        <w:t xml:space="preserve"> and </w:t>
+      </w:r>
+      <w:r>
+        <w:rPr>
+          <w:b/>
+          <w:bCs/>
+        </w:rPr>
+        <w:t xml:space="preserve">Distribution sent and bounced</w:t>
+      </w:r>
+      <w:r>
+        <w:t xml:space="preserve"> cover the last 30 days at first.</w:t>
+      </w:r>
+    </w:p>
+    <w:p>
+      <w:pPr>
+        <w:pStyle w:val="ListParagraph"/>
+        <w:numPr>
+          <w:ilvl w:val="0"/>
+          <w:numId w:val="15"/>
+        </w:numPr>
+      </w:pPr>
+      <w:r>
+        <w:t xml:space="preserve">Enter </w:t>
+      </w:r>
+      <w:r>
+        <w:rPr>
+          <w:b/>
+          <w:bCs/>
+        </w:rPr>
+        <w:t xml:space="preserve">From (BC date)</w:t>
+      </w:r>
+      <w:r>
+        <w:t xml:space="preserve"> and </w:t>
+      </w:r>
+      <w:r>
+        <w:rPr>
+          <w:b/>
+          <w:bCs/>
+        </w:rPr>
+        <w:t xml:space="preserve">To (BC date)</w:t>
+      </w:r>
+      <w:r>
+        <w:t xml:space="preserve">. Up to 92 days at a time.</w:t>
+      </w:r>
+    </w:p>
+    <w:p>
+      <w:pPr>
+        <w:pStyle w:val="ListParagraph"/>
+        <w:numPr>
+          <w:ilvl w:val="0"/>
+          <w:numId w:val="15"/>
+        </w:numPr>
+      </w:pPr>
+      <w:r>
+        <w:t xml:space="preserve">Choose </w:t>
+      </w:r>
+      <w:r>
+        <w:rPr>
+          <w:b/>
+          <w:bCs/>
+        </w:rPr>
+        <w:t xml:space="preserve">Show</w:t>
+      </w:r>
+      <w:r>
+        <w:t xml:space="preserve">.</w:t>
+      </w:r>
+    </w:p>
+    <w:p>
+      <w:pPr>
+        <w:pStyle w:val="Heading2"/>
+      </w:pPr>
+      <w:r>
+        <w:t xml:space="preserve">See who is on a list</w:t>
+      </w:r>
+    </w:p>
+    <w:p>
+      <w:pPr>
+        <w:pStyle w:val="ListParagraph"/>
+        <w:numPr>
+          <w:ilvl w:val="0"/>
+          <w:numId w:val="16"/>
+        </w:numPr>
+      </w:pPr>
+      <w:r>
+        <w:t xml:space="preserve">Open </w:t>
+      </w:r>
+      <w:r>
+        <w:rPr>
+          <w:b/>
+          <w:bCs/>
+        </w:rPr>
+        <w:t xml:space="preserve">Active subscribers by list</w:t>
+      </w:r>
+      <w:r>
+        <w:t xml:space="preserve">.</w:t>
+      </w:r>
+    </w:p>
+    <w:p>
+      <w:pPr>
+        <w:pStyle w:val="ListParagraph"/>
+        <w:numPr>
+          <w:ilvl w:val="0"/>
+          <w:numId w:val="16"/>
+        </w:numPr>
+      </w:pPr>
+      <w:r>
+        <w:t xml:space="preserve">Choose </w:t>
+      </w:r>
+      <w:r>
+        <w:rPr>
+          <w:b/>
+          <w:bCs/>
+        </w:rPr>
+        <w:t xml:space="preserve">Show members</w:t>
+      </w:r>
+      <w:r>
+        <w:t xml:space="preserve"> on the list's row.</w:t>
+      </w:r>
+    </w:p>
+    <w:p>
+      <w:pPr>
+        <w:pStyle w:val="ListParagraph"/>
+        <w:numPr>
+          <w:ilvl w:val="0"/>
+          <w:numId w:val="16"/>
+        </w:numPr>
+      </w:pPr>
+      <w:r>
+        <w:t xml:space="preserve">To narrow it, choose a </w:t>
+      </w:r>
+      <w:r>
+        <w:rPr>
+          <w:b/>
+          <w:bCs/>
+        </w:rPr>
+        <w:t xml:space="preserve">Timing</w:t>
+      </w:r>
+      <w:r>
+        <w:t xml:space="preserve">: </w:t>
+      </w:r>
+      <w:r>
+        <w:rPr>
+          <w:b/>
+          <w:bCs/>
+        </w:rPr>
+        <w:t xml:space="preserve">Any timing</w:t>
+      </w:r>
+      <w:r>
+        <w:t xml:space="preserve">, </w:t>
+      </w:r>
+      <w:r>
+        <w:rPr>
+          <w:b/>
+          <w:bCs/>
+        </w:rPr>
+        <w:t xml:space="preserve">As it happens</w:t>
+      </w:r>
+      <w:r>
+        <w:t xml:space="preserve"> or </w:t>
+      </w:r>
+      <w:r>
+        <w:rPr>
+          <w:b/>
+          <w:bCs/>
+        </w:rPr>
+        <w:t xml:space="preserve">Daily digest</w:t>
+      </w:r>
+      <w:r>
+        <w:t xml:space="preserve">.</w:t>
+      </w:r>
+    </w:p>
+    <w:p>
+      <w:pPr>
+        <w:spacing w:after="120"/>
+      </w:pPr>
+      <w:r>
+        <w:t xml:space="preserve">Choose an address to open that subscriber's record.</w:t>
+      </w:r>
+    </w:p>
+    <w:p>
+      <w:pPr>
+        <w:pStyle w:val="Heading2"/>
+      </w:pPr>
+      <w:r>
+        <w:t xml:space="preserve">Download a CSV</w:t>
+      </w:r>
+    </w:p>
+    <w:p>
+      <w:pPr>
+        <w:spacing w:after="120"/>
+      </w:pPr>
+      <w:r>
+        <w:t xml:space="preserve">Each report has a download link for a CSV file that opens in Excel, such as </w:t>
+      </w:r>
+      <w:r>
+        <w:rPr>
+          <w:b/>
+          <w:bCs/>
+        </w:rPr>
+        <w:t xml:space="preserve">Download (CSV)</w:t>
+      </w:r>
+      <w:r>
+        <w:t xml:space="preserve"> or </w:t>
+      </w:r>
+      <w:r>
+        <w:rPr>
+          <w:b/>
+          <w:bCs/>
+        </w:rPr>
+        <w:t xml:space="preserve">Download counts (CSV)</w:t>
+      </w:r>
+      <w:r>
+        <w:t xml:space="preserve">.</w:t>
+      </w:r>
+    </w:p>
+    <w:p>
+      <w:pPr>
+        <w:spacing w:after="120"/>
+      </w:pPr>
+      <w:r>
+        <w:t xml:space="preserve">Two downloads contain email addresses. Only Subscribers editors and administrators can use them:</w:t>
+      </w:r>
+    </w:p>
+    <w:p>
+      <w:pPr>
+        <w:pStyle w:val="ListParagraph"/>
+        <w:numPr>
+          <w:ilvl w:val="0"/>
+          <w:numId w:val="1"/>
+        </w:numPr>
+      </w:pPr>
+      <w:r>
+        <w:rPr>
+          <w:b/>
+          <w:bCs/>
+        </w:rPr>
+        <w:t xml:space="preserve">Download members (CSV)</w:t>
+      </w:r>
+      <w:r>
+        <w:t xml:space="preserve"> on </w:t>
+      </w:r>
+      <w:r>
+        <w:rPr>
+          <w:b/>
+          <w:bCs/>
+        </w:rPr>
+        <w:t xml:space="preserve">Active subscribers by list</w:t>
+      </w:r>
+      <w:r>
+        <w:t xml:space="preserve">, after you choose </w:t>
+      </w:r>
+      <w:r>
+        <w:rPr>
+          <w:b/>
+          <w:bCs/>
+        </w:rPr>
+        <w:t xml:space="preserve">Show members</w:t>
+      </w:r>
+      <w:r>
+        <w:t xml:space="preserve">. It has the members for the timing you chose.</w:t>
+      </w:r>
+    </w:p>
+    <w:p>
+      <w:pPr>
+        <w:pStyle w:val="ListParagraph"/>
+        <w:numPr>
+          <w:ilvl w:val="0"/>
+          <w:numId w:val="1"/>
+        </w:numPr>
+      </w:pPr>
+      <w:r>
+        <w:rPr>
+          <w:b/>
+          <w:bCs/>
+        </w:rPr>
+        <w:t xml:space="preserve">Download list with addresses (CSV)</w:t>
+      </w:r>
+      <w:r>
+        <w:t xml:space="preserve"> on </w:t>
+      </w:r>
+      <w:r>
+        <w:rPr>
+          <w:b/>
+          <w:bCs/>
+        </w:rPr>
+        <w:t xml:space="preserve">Recent unsubscribes</w:t>
+      </w:r>
+      <w:r>
+        <w:t xml:space="preserve">.</w:t>
+      </w:r>
+    </w:p>
+    <w:p>
+      <w:pPr>
+        <w:spacing w:after="120"/>
+      </w:pPr>
+      <w:r>
+        <w:t xml:space="preserve">Each address download is recorded with your name and the report, never the addresses. Download addresses only when your work needs them, keep the file only as long as you need it, and don't send it on.</w:t>
+      </w:r>
+    </w:p>
+    <w:p>
+      <w:pPr>
+        <w:pStyle w:val="Heading2"/>
+      </w:pPr>
+      <w:r>
+        <w:t xml:space="preserve">Read the numbers</w:t>
+      </w:r>
+    </w:p>
+    <w:p>
+      <w:pPr>
+        <w:pStyle w:val="ListParagraph"/>
+        <w:numPr>
+          <w:ilvl w:val="0"/>
+          <w:numId w:val="1"/>
+        </w:numPr>
+      </w:pPr>
+      <w:r>
+        <w:rPr>
+          <w:b/>
+          <w:bCs/>
+        </w:rPr>
+        <w:t xml:space="preserve">Handed off, not bounced</w:t>
+      </w:r>
+      <w:r>
+        <w:t xml:space="preserve"> counts emails handed to Distribution, the sending service, less bounces. It is not proof of delivery. An email still queued, or one Distribution failed to send, still counts.</w:t>
+      </w:r>
+    </w:p>
+    <w:p>
+      <w:pPr>
+        <w:pStyle w:val="ListParagraph"/>
+        <w:numPr>
+          <w:ilvl w:val="0"/>
+          <w:numId w:val="1"/>
+        </w:numPr>
+      </w:pPr>
+      <w:r>
+        <w:rPr>
+          <w:b/>
+          <w:bCs/>
+        </w:rPr>
+        <w:t xml:space="preserve">Not sent</w:t>
+      </w:r>
+      <w:r>
+        <w:t xml:space="preserve"> means not yet handed off, including a send still going out.</w:t>
+      </w:r>
+    </w:p>
+    <w:p>
+      <w:pPr>
+        <w:pStyle w:val="ListParagraph"/>
+        <w:numPr>
+          <w:ilvl w:val="0"/>
+          <w:numId w:val="1"/>
+        </w:numPr>
+      </w:pPr>
+      <w:r>
+        <w:rPr>
+          <w:b/>
+          <w:bCs/>
+        </w:rPr>
+        <w:t xml:space="preserve">Items in window</w:t>
+      </w:r>
+      <w:r>
+        <w:t xml:space="preserve"> on </w:t>
+      </w:r>
+      <w:r>
+        <w:rPr>
+          <w:b/>
+          <w:bCs/>
+        </w:rPr>
+        <w:t xml:space="preserve">Daily digest runs</w:t>
+      </w:r>
+      <w:r>
+        <w:t xml:space="preserve"> is worked out when you open the report. A release withdrawn since the run no longer counts, so an older run's number can go down.</w:t>
+      </w:r>
+    </w:p>
+    <w:p>
+      <w:pPr>
+        <w:pStyle w:val="ListParagraph"/>
+        <w:numPr>
+          <w:ilvl w:val="0"/>
+          <w:numId w:val="1"/>
+        </w:numPr>
+      </w:pPr>
+      <w:r>
+        <w:rPr>
+          <w:b/>
+          <w:bCs/>
+        </w:rPr>
+        <w:t xml:space="preserve">Distribution sent and bounced</w:t>
+      </w:r>
+      <w:r>
+        <w:t xml:space="preserve"> won't match the other two reports. It counts by the day it sent, has its own </w:t>
+      </w:r>
+      <w:r>
+        <w:rPr>
+          <w:b/>
+          <w:bCs/>
+        </w:rPr>
+        <w:t xml:space="preserve">Failed</w:t>
+      </w:r>
+      <w:r>
+        <w:t xml:space="preserve"> column, and counts every bounce. The other reports go by the day the release was published or the digest ran, and count only bounces matched to a news email.</w:t>
+      </w:r>
+    </w:p>
+    <w:p>
+      <w:pPr>
+        <w:spacing w:after="120"/>
+      </w:pPr>
+      <w:r>
+        <w:rPr>
+          <w:b/>
+          <w:bCs/>
+        </w:rPr>
+        <w:t xml:space="preserve">Recent unsubscribes</w:t>
+      </w:r>
+      <w:r>
+        <w:t xml:space="preserve">:</w:t>
+      </w:r>
+    </w:p>
+    <w:p>
+      <w:pPr>
+        <w:pStyle w:val="ListParagraph"/>
+        <w:numPr>
+          <w:ilvl w:val="0"/>
+          <w:numId w:val="1"/>
+        </w:numPr>
+      </w:pPr>
+      <w:r>
+        <w:t xml:space="preserve">includes people who unsubscribed in the old News On Demand, at the dates they left;</w:t>
+      </w:r>
+    </w:p>
+    <w:p>
+      <w:pPr>
+        <w:pStyle w:val="ListParagraph"/>
+        <w:numPr>
+          <w:ilvl w:val="0"/>
+          <w:numId w:val="1"/>
+        </w:numPr>
+      </w:pPr>
+      <w:r>
+        <w:t xml:space="preserve">doesn't list people disabled by bounces. Find them on </w:t>
+      </w:r>
+      <w:r>
+        <w:rPr>
+          <w:b/>
+          <w:bCs/>
+        </w:rPr>
+        <w:t xml:space="preserve">Find subscribers</w:t>
+      </w:r>
+      <w:r>
+        <w:t xml:space="preserve"> with the </w:t>
+      </w:r>
+      <w:r>
+        <w:rPr>
+          <w:b/>
+          <w:bCs/>
+        </w:rPr>
+        <w:t xml:space="preserve">Disabled</w:t>
+      </w:r>
+      <w:r>
+        <w:t xml:space="preserve"> status;</w:t>
+      </w:r>
+    </w:p>
+    <w:p>
+      <w:pPr>
+        <w:pStyle w:val="ListParagraph"/>
+        <w:numPr>
+          <w:ilvl w:val="0"/>
+          <w:numId w:val="1"/>
+        </w:numPr>
+      </w:pPr>
+      <w:r>
+        <w:t xml:space="preserve">doesn't list someone whose status changed because you removed them from their last media list.</w:t>
+      </w:r>
+    </w:p>
+    <w:p>
+      <w:pPr>
+        <w:pStyle w:val="Heading2"/>
+      </w:pPr>
+      <w:r>
+        <w:t xml:space="preserve">Can't do this?</w:t>
+      </w:r>
+    </w:p>
+    <w:tbl>
+      <w:tblPr>
+        <w:tblW w:type="pct" w:w="5000"/>
+        <w:tblBorders>
+          <w:top w:val="single" w:color="auto" w:sz="4"/>
+          <w:left w:val="single" w:color="auto" w:sz="4"/>
+          <w:bottom w:val="single" w:color="auto" w:sz="4"/>
+          <w:right w:val="single" w:color="auto" w:sz="4"/>
+          <w:insideH w:val="single" w:color="auto" w:sz="4"/>
+          <w:insideV w:val="single" w:color="auto" w:sz="4"/>
+        </w:tblBorders>
+      </w:tblPr>
+      <w:tblGrid>
+        <w:gridCol w:w="4513"/>
+        <w:gridCol w:w="4513"/>
+      </w:tblGrid>
+      <w:tr>
+        <w:trPr>
+          <w:tblHeader/>
+        </w:trPr>
+        <w:tc>
+          <w:tcPr>
+            <w:shd w:fill="E8EEF5" w:val="clear"/>
+          </w:tcPr>
+          <w:p>
+            <w:r>
+              <w:rPr>
+                <w:b/>
+                <w:bCs/>
+              </w:rPr>
+              <w:t xml:space="preserve">Message</w:t>
+            </w:r>
+          </w:p>
+        </w:tc>
+        <w:tc>
+          <w:tcPr>
+            <w:shd w:fill="E8EEF5" w:val="clear"/>
+          </w:tcPr>
+          <w:p>
+            <w:r>
+              <w:rPr>
+                <w:b/>
+                <w:bCs/>
+              </w:rPr>
+              <w:t xml:space="preserve">What it means</w:t>
+            </w:r>
+          </w:p>
+        </w:tc>
+      </w:tr>
+      <w:tr>
+        <w:tc>
+          <w:p>
+            <w:r>
+              <w:t xml:space="preserve">"Choose a range of 92 days or fewer."</w:t>
+            </w:r>
+          </w:p>
+        </w:tc>
+        <w:tc>
+          <w:p>
+            <w:r>
+              <w:t xml:space="preserve">Shorten the dates.</w:t>
+            </w:r>
+          </w:p>
+        </w:tc>
+      </w:tr>
+      <w:tr>
+        <w:tc>
+          <w:p>
+            <w:r>
+              <w:t xml:space="preserve">"The start date must be on or before the end date."</w:t>
+            </w:r>
+          </w:p>
+        </w:tc>
+        <w:tc>
+          <w:p>
+            <w:r>
+              <w:t xml:space="preserve">Swap the dates.</w:t>
+            </w:r>
+          </w:p>
+        </w:tc>
+      </w:tr>
+      <w:tr>
+        <w:tc>
+          <w:p>
+            <w:r>
+              <w:t xml:space="preserve">"Enter real dates."</w:t>
+            </w:r>
+          </w:p>
+        </w:tc>
+        <w:tc>
+          <w:p>
+            <w:r>
+              <w:t xml:space="preserve">Check both dates.</w:t>
+            </w:r>
+          </w:p>
+        </w:tc>
+      </w:tr>
+      <w:tr>
+        <w:tc>
+          <w:p>
+            <w:r>
+              <w:t xml:space="preserve">"That list doesn't exist any more."</w:t>
+            </w:r>
+          </w:p>
+        </w:tc>
+        <w:tc>
+          <w:p>
+            <w:r>
+              <w:t xml:space="preserve">The list was removed. Go back to the report.</w:t>
+            </w:r>
+          </w:p>
+        </w:tc>
+      </w:tr>
+      <w:tr>
+        <w:tc>
+          <w:p>
+            <w:r>
+              <w:t xml:space="preserve">"Distribution is unavailable right now. Try again in a few minutes."</w:t>
+            </w:r>
+          </w:p>
+        </w:tc>
+        <w:tc>
+          <w:p>
+            <w:r>
+              <w:t xml:space="preserve">Only </w:t>
+            </w:r>
+            <w:r>
+              <w:rPr>
+                <w:b/>
+                <w:bCs/>
+              </w:rPr>
+              <w:t xml:space="preserve">Distribution sent and bounced</w:t>
+            </w:r>
+            <w:r>
+              <w:t xml:space="preserve"> is affected. The other reports still work.</w:t>
+            </w:r>
+          </w:p>
+        </w:tc>
+      </w:tr>
+      <w:tr>
+        <w:tc>
+          <w:p>
+            <w:r>
+              <w:t xml:space="preserve">"Couldn't load the report. Try again."</w:t>
+            </w:r>
+          </w:p>
+        </w:tc>
+        <w:tc>
+          <w:p>
+            <w:r>
+              <w:t xml:space="preserve">Reload the page.</w:t>
+            </w:r>
+          </w:p>
+        </w:tc>
+      </w:tr>
+    </w:tbl>
+    <w:p/>
+    <w:p>
+      <w:pPr>
+        <w:pStyle w:val="Heading1"/>
+      </w:pPr>
+      <w:bookmarkStart w:name="section_7" w:id="7"/>
+      <w:r>
+        <w:t xml:space="preserve">Lists and categories</w:t>
+      </w:r>
+      <w:bookmarkEnd w:id="7"/>
+    </w:p>
+    <w:p>
+      <w:pPr>
+        <w:spacing w:after="120"/>
+      </w:pPr>
+      <w:r>
+        <w:rPr>
+          <w:b/>
+          <w:bCs/>
+        </w:rPr>
+        <w:t xml:space="preserve">Who this is for:</w:t>
+      </w:r>
+      <w:r>
+        <w:t xml:space="preserve"> Subscribers editors (NoD.Editor).</w:t>
+      </w:r>
+    </w:p>
+    <w:p>
+      <w:pPr>
+        <w:spacing w:after="120"/>
+      </w:pPr>
+      <w:r>
+        <w:rPr>
+          <w:b/>
+          <w:bCs/>
+        </w:rPr>
+        <w:t xml:space="preserve">Lists and categories</w:t>
+      </w:r>
+      <w:r>
+        <w:t xml:space="preserve"> shows every list people can subscribe to, how many active subscribers each one has, and whether it is offered. You can look but not change it: Subscribers administrators decide what is offered and in what order.</w:t>
+      </w:r>
+    </w:p>
+    <w:p>
+      <w:pPr>
+        <w:spacing w:after="120"/>
+      </w:pPr>
+      <w:r>
+        <w:t xml:space="preserve">At the top, </w:t>
+      </w:r>
+      <w:r>
+        <w:rPr>
+          <w:b/>
+          <w:bCs/>
+        </w:rPr>
+        <w:t xml:space="preserve">All news</w:t>
+      </w:r>
+      <w:r>
+        <w:t xml:space="preserve"> shows how many active subscribers chose all news. Under each category, such as </w:t>
+      </w:r>
+      <w:r>
+        <w:rPr>
+          <w:b/>
+          <w:bCs/>
+        </w:rPr>
+        <w:t xml:space="preserve">Ministries</w:t>
+      </w:r>
+      <w:r>
+        <w:t xml:space="preserve"> or </w:t>
+      </w:r>
+      <w:r>
+        <w:rPr>
+          <w:b/>
+          <w:bCs/>
+        </w:rPr>
+        <w:t xml:space="preserve">Tags</w:t>
+      </w:r>
+      <w:r>
+        <w:t xml:space="preserve">, each list shows </w:t>
+      </w:r>
+      <w:r>
+        <w:rPr>
+          <w:b/>
+          <w:bCs/>
+        </w:rPr>
+        <w:t xml:space="preserve">Active subscribers</w:t>
+      </w:r>
+      <w:r>
+        <w:t xml:space="preserve"> and </w:t>
+      </w:r>
+      <w:r>
+        <w:rPr>
+          <w:b/>
+          <w:bCs/>
+        </w:rPr>
+        <w:t xml:space="preserve">Offered</w:t>
+      </w:r>
+      <w:r>
+        <w:t xml:space="preserve">:</w:t>
+      </w:r>
+    </w:p>
+    <w:tbl>
+      <w:tblPr>
+        <w:tblW w:type="pct" w:w="5000"/>
+        <w:tblBorders>
+          <w:top w:val="single" w:color="auto" w:sz="4"/>
+          <w:left w:val="single" w:color="auto" w:sz="4"/>
+          <w:bottom w:val="single" w:color="auto" w:sz="4"/>
+          <w:right w:val="single" w:color="auto" w:sz="4"/>
+          <w:insideH w:val="single" w:color="auto" w:sz="4"/>
+          <w:insideV w:val="single" w:color="auto" w:sz="4"/>
+        </w:tblBorders>
+      </w:tblPr>
+      <w:tblGrid>
+        <w:gridCol w:w="4513"/>
+        <w:gridCol w:w="4513"/>
+      </w:tblGrid>
+      <w:tr>
+        <w:trPr>
+          <w:tblHeader/>
+        </w:trPr>
+        <w:tc>
+          <w:tcPr>
+            <w:shd w:fill="E8EEF5" w:val="clear"/>
+          </w:tcPr>
+          <w:p>
+            <w:r>
+              <w:rPr>
+                <w:b/>
+                <w:bCs/>
+              </w:rPr>
+              <w:t xml:space="preserve">Offered</w:t>
+            </w:r>
+          </w:p>
+        </w:tc>
+        <w:tc>
+          <w:tcPr>
+            <w:shd w:fill="E8EEF5" w:val="clear"/>
+          </w:tcPr>
+          <w:p>
+            <w:r>
+              <w:rPr>
+                <w:b/>
+                <w:bCs/>
+              </w:rPr>
+              <w:t xml:space="preserve">What it means</w:t>
+            </w:r>
+          </w:p>
+        </w:tc>
+      </w:tr>
+      <w:tr>
+        <w:tc>
+          <w:p>
+            <w:r>
+              <w:rPr>
+                <w:b/>
+                <w:bCs/>
+              </w:rPr>
+              <w:t xml:space="preserve">Yes</w:t>
+            </w:r>
+          </w:p>
+        </w:tc>
+        <w:tc>
+          <w:p>
+            <w:r>
+              <w:t xml:space="preserve">People can choose it on the public site, and you can tick it under </w:t>
+            </w:r>
+            <w:r>
+              <w:rPr>
+                <w:b/>
+                <w:bCs/>
+              </w:rPr>
+              <w:t xml:space="preserve">Lists</w:t>
+            </w:r>
+            <w:r>
+              <w:t xml:space="preserve"> on a subscriber's record.</w:t>
+            </w:r>
+          </w:p>
+        </w:tc>
+      </w:tr>
+      <w:tr>
+        <w:tc>
+          <w:p>
+            <w:r>
+              <w:rPr>
+                <w:b/>
+                <w:bCs/>
+              </w:rPr>
+              <w:t xml:space="preserve">No</w:t>
+            </w:r>
+          </w:p>
+        </w:tc>
+        <w:tc>
+          <w:p>
+            <w:r>
+              <w:t xml:space="preserve">A Subscribers administrator stopped offering it.</w:t>
+            </w:r>
+          </w:p>
+        </w:tc>
+      </w:tr>
+      <w:tr>
+        <w:tc>
+          <w:p>
+            <w:r>
+              <w:rPr>
+                <w:b/>
+                <w:bCs/>
+              </w:rPr>
+              <w:t xml:space="preserve">No (retired)</w:t>
+            </w:r>
+          </w:p>
+        </w:tc>
+        <w:tc>
+          <w:p>
+            <w:r>
+              <w:t xml:space="preserve">Core administrators retired it, such as a ministry that no longer exists. Its name shows "(retired)".</w:t>
+            </w:r>
+          </w:p>
+        </w:tc>
+      </w:tr>
+      <w:tr>
+        <w:tc>
+          <w:p>
+            <w:r>
+              <w:rPr>
+                <w:b/>
+                <w:bCs/>
+              </w:rPr>
+              <w:t xml:space="preserve">No (category not offered)</w:t>
+            </w:r>
+          </w:p>
+        </w:tc>
+        <w:tc>
+          <w:p>
+            <w:r>
+              <w:t xml:space="preserve">A Subscribers administrator stopped offering its whole category. The category says "Not offered to subscribers."</w:t>
+            </w:r>
+          </w:p>
+        </w:tc>
+      </w:tr>
+      <w:tr>
+        <w:tc>
+          <w:p>
+            <w:r>
+              <w:rPr>
+                <w:b/>
+                <w:bCs/>
+              </w:rPr>
+              <w:t xml:space="preserve">No (media list)</w:t>
+            </w:r>
+          </w:p>
+        </w:tc>
+        <w:tc>
+          <w:p>
+            <w:r>
+              <w:t xml:space="preserve">A media list. People never choose media lists themselves. Manage its members on </w:t>
+            </w:r>
+            <w:r>
+              <w:rPr>
+                <w:b/>
+                <w:bCs/>
+              </w:rPr>
+              <w:t xml:space="preserve">Media lists</w:t>
+            </w:r>
+            <w:r>
+              <w:t xml:space="preserve">.</w:t>
+            </w:r>
+          </w:p>
+        </w:tc>
+      </w:tr>
+    </w:tbl>
+    <w:p/>
+    <w:p>
+      <w:pPr>
+        <w:spacing w:after="120"/>
+      </w:pPr>
+      <w:r>
+        <w:t xml:space="preserve">A subscriber who already has a list that is no longer offered keeps it, and still gets its releases. On their record it shows under </w:t>
+      </w:r>
+      <w:r>
+        <w:rPr>
+          <w:b/>
+          <w:bCs/>
+        </w:rPr>
+        <w:t xml:space="preserve">No longer offered</w:t>
+      </w:r>
+      <w:r>
+        <w:t xml:space="preserve">.</w:t>
+      </w:r>
+    </w:p>
+    <w:p>
+      <w:pPr>
+        <w:spacing w:after="120"/>
+      </w:pPr>
+      <w:r>
+        <w:t xml:space="preserve">Under each category the screen says who sets its names, such as "Names are set by Core administrators." Under </w:t>
+      </w:r>
+      <w:r>
+        <w:rPr>
+          <w:b/>
+          <w:bCs/>
+        </w:rPr>
+        <w:t xml:space="preserve">Media distribution lists</w:t>
+      </w:r>
+      <w:r>
+        <w:t xml:space="preserve"> it says "Media lists aren't changed here. Core administrators set these on Media list names."</w:t>
+      </w:r>
+    </w:p>
+    <w:p>
+      <w:pPr>
+        <w:pStyle w:val="Heading1"/>
+      </w:pPr>
+      <w:bookmarkStart w:name="section_8" w:id="8"/>
+      <w:r>
+        <w:t xml:space="preserve">Bounces</w:t>
+      </w:r>
+      <w:bookmarkEnd w:id="8"/>
+    </w:p>
+    <w:p>
+      <w:pPr>
+        <w:spacing w:after="120"/>
+      </w:pPr>
+      <w:r>
+        <w:rPr>
+          <w:b/>
+          <w:bCs/>
+        </w:rPr>
+        <w:t xml:space="preserve">Who this is for:</w:t>
+      </w:r>
+      <w:r>
+        <w:t xml:space="preserve"> Subscribers editors (NoD.Editor).</w:t>
+      </w:r>
+    </w:p>
+    <w:p>
+      <w:pPr>
+        <w:spacing w:after="120"/>
+      </w:pPr>
+      <w:r>
+        <w:t xml:space="preserve">A bounce is an email that comes back undelivered. A hard bounce means the address doesn't work, such as a mailbox that no longer exists. A soft bounce is temporary, such as a full mailbox.</w:t>
+      </w:r>
+    </w:p>
+    <w:p>
+      <w:pPr>
+        <w:pStyle w:val="Heading2"/>
+      </w:pPr>
+      <w:r>
+        <w:t xml:space="preserve">When a subscriber is disabled</w:t>
+      </w:r>
+    </w:p>
+    <w:p>
+      <w:pPr>
+        <w:spacing w:after="120"/>
+      </w:pPr>
+      <w:r>
+        <w:t xml:space="preserve">When a subscriber's last 10 emails within 15 days have all hard-bounced, News On Demand acts on its own:</w:t>
+      </w:r>
+    </w:p>
+    <w:p>
+      <w:pPr>
+        <w:pStyle w:val="ListParagraph"/>
+        <w:numPr>
+          <w:ilvl w:val="0"/>
+          <w:numId w:val="1"/>
+        </w:numPr>
+      </w:pPr>
+      <w:r>
+        <w:t xml:space="preserve">A subscriber who is not on any media list is disabled. Their status becomes </w:t>
+      </w:r>
+      <w:r>
+        <w:rPr>
+          <w:b/>
+          <w:bCs/>
+        </w:rPr>
+        <w:t xml:space="preserve">Disabled — after repeated bounces</w:t>
+      </w:r>
+      <w:r>
+        <w:t xml:space="preserve">, and they get nothing more. Their record and lists are kept.</w:t>
+      </w:r>
+    </w:p>
+    <w:p>
+      <w:pPr>
+        <w:pStyle w:val="ListParagraph"/>
+        <w:numPr>
+          <w:ilvl w:val="0"/>
+          <w:numId w:val="1"/>
+        </w:numPr>
+      </w:pPr>
+      <w:r>
+        <w:t xml:space="preserve">A media list member is never disabled. They are flagged </w:t>
+      </w:r>
+      <w:r>
+        <w:rPr>
+          <w:b/>
+          <w:bCs/>
+        </w:rPr>
+        <w:t xml:space="preserve">Bouncing</w:t>
+      </w:r>
+      <w:r>
+        <w:t xml:space="preserve"> on </w:t>
+      </w:r>
+      <w:r>
+        <w:rPr>
+          <w:b/>
+          <w:bCs/>
+        </w:rPr>
+        <w:t xml:space="preserve">Media lists</w:t>
+      </w:r>
+      <w:r>
+        <w:t xml:space="preserve"> and keep being sent media and news release email. Tell Media Relations.</w:t>
+      </w:r>
+    </w:p>
+    <w:p>
+      <w:pPr>
+        <w:spacing w:after="120"/>
+      </w:pPr>
+      <w:r>
+        <w:t xml:space="preserve">A daily digest counts as one email, however many releases it lists. Soft bounces don't count, unless a Subscribers administrator has chosen to count that kind.</w:t>
+      </w:r>
+    </w:p>
+    <w:p>
+      <w:pPr>
+        <w:spacing w:after="120"/>
+      </w:pPr>
+      <w:r>
+        <w:t xml:space="preserve">A subscriber's record shows </w:t>
+      </w:r>
+      <w:r>
+        <w:rPr>
+          <w:b/>
+          <w:bCs/>
+        </w:rPr>
+        <w:t xml:space="preserve">Bounced emails counted (last 15 days)</w:t>
+      </w:r>
+      <w:r>
+        <w:t xml:space="preserve"> once any have bounced. Their </w:t>
+      </w:r>
+      <w:r>
+        <w:rPr>
+          <w:b/>
+          <w:bCs/>
+        </w:rPr>
+        <w:t xml:space="preserve">History</w:t>
+      </w:r>
+      <w:r>
+        <w:t xml:space="preserve"> shows "An email bounced" for each bounce that counts. The bounce that reaches the limit shows "Disabled after repeated bounces" or "Flagged: repeated bounces" instead.</w:t>
+      </w:r>
+    </w:p>
+    <w:p>
+      <w:pPr>
+        <w:pStyle w:val="Heading2"/>
+      </w:pPr>
+      <w:r>
+        <w:t xml:space="preserve">Bring a bounced subscriber back</w:t>
+      </w:r>
+    </w:p>
+    <w:p>
+      <w:pPr>
+        <w:pStyle w:val="ListParagraph"/>
+        <w:numPr>
+          <w:ilvl w:val="0"/>
+          <w:numId w:val="1"/>
+        </w:numPr>
+      </w:pPr>
+      <w:r>
+        <w:t xml:space="preserve">They can sign up again on the public site. The confirmation email reaching them proves the mailbox works.</w:t>
+      </w:r>
+    </w:p>
+    <w:p>
+      <w:pPr>
+        <w:pStyle w:val="ListParagraph"/>
+        <w:numPr>
+          <w:ilvl w:val="0"/>
+          <w:numId w:val="1"/>
+        </w:numPr>
+      </w:pPr>
+      <w:r>
+        <w:t xml:space="preserve">Or, once you know the mailbox works, open their record and choose </w:t>
+      </w:r>
+      <w:r>
+        <w:rPr>
+          <w:b/>
+          <w:bCs/>
+        </w:rPr>
+        <w:t xml:space="preserve">Activate</w:t>
+      </w:r>
+      <w:r>
+        <w:t xml:space="preserve">. Their bounce count starts again.</w:t>
+      </w:r>
+    </w:p>
+    <w:p>
+      <w:pPr>
+        <w:spacing w:after="120"/>
+      </w:pPr>
+      <w:r>
+        <w:t xml:space="preserve">For a bouncing media list member, choose </w:t>
+      </w:r>
+      <w:r>
+        <w:rPr>
+          <w:b/>
+          <w:bCs/>
+        </w:rPr>
+        <w:t xml:space="preserve">Resolve</w:t>
+      </w:r>
+      <w:r>
+        <w:t xml:space="preserve"> on the list. See </w:t>
+      </w:r>
+      <w:hyperlink w:history="1" w:anchor="section_5">
+        <w:r>
+          <w:t xml:space="preserve">Media lists</w:t>
+        </w:r>
+      </w:hyperlink>
+      <w:r>
+        <w:t xml:space="preserve">.</w:t>
+      </w:r>
+    </w:p>
+    <w:p>
+      <w:pPr>
+        <w:spacing w:after="120"/>
+      </w:pPr>
+      <w:r>
+        <w:t xml:space="preserve">Subscribers administrators choose where the daily bounce summary is emailed.</w:t>
       </w:r>
     </w:p>
     <w:sectPr>
@@ -361,6 +6458,231 @@
   <w:num w:numId="1">
     <w:abstractNumId w:val="1"/>
     <w:lvlOverride w:ilvl="0">
+      <w:startOverride w:val="1"/>
+    </w:lvlOverride>
+  </w:num>
+  <w:num w:numId="2">
+    <w:abstractNumId w:val="3"/>
+    <w:lvlOverride w:ilvl="0">
+      <w:startOverride w:val="1"/>
+    </w:lvlOverride>
+    <w:lvlOverride w:ilvl="1">
+      <w:startOverride w:val="1"/>
+    </w:lvlOverride>
+    <w:lvlOverride w:ilvl="2">
+      <w:startOverride w:val="1"/>
+    </w:lvlOverride>
+    <w:lvlOverride w:ilvl="3">
+      <w:startOverride w:val="1"/>
+    </w:lvlOverride>
+  </w:num>
+  <w:num w:numId="3">
+    <w:abstractNumId w:val="3"/>
+    <w:lvlOverride w:ilvl="0">
+      <w:startOverride w:val="1"/>
+    </w:lvlOverride>
+    <w:lvlOverride w:ilvl="1">
+      <w:startOverride w:val="1"/>
+    </w:lvlOverride>
+    <w:lvlOverride w:ilvl="2">
+      <w:startOverride w:val="1"/>
+    </w:lvlOverride>
+    <w:lvlOverride w:ilvl="3">
+      <w:startOverride w:val="1"/>
+    </w:lvlOverride>
+  </w:num>
+  <w:num w:numId="4">
+    <w:abstractNumId w:val="3"/>
+    <w:lvlOverride w:ilvl="0">
+      <w:startOverride w:val="1"/>
+    </w:lvlOverride>
+    <w:lvlOverride w:ilvl="1">
+      <w:startOverride w:val="1"/>
+    </w:lvlOverride>
+    <w:lvlOverride w:ilvl="2">
+      <w:startOverride w:val="1"/>
+    </w:lvlOverride>
+    <w:lvlOverride w:ilvl="3">
+      <w:startOverride w:val="1"/>
+    </w:lvlOverride>
+  </w:num>
+  <w:num w:numId="5">
+    <w:abstractNumId w:val="3"/>
+    <w:lvlOverride w:ilvl="0">
+      <w:startOverride w:val="1"/>
+    </w:lvlOverride>
+    <w:lvlOverride w:ilvl="1">
+      <w:startOverride w:val="1"/>
+    </w:lvlOverride>
+    <w:lvlOverride w:ilvl="2">
+      <w:startOverride w:val="1"/>
+    </w:lvlOverride>
+    <w:lvlOverride w:ilvl="3">
+      <w:startOverride w:val="1"/>
+    </w:lvlOverride>
+  </w:num>
+  <w:num w:numId="6">
+    <w:abstractNumId w:val="3"/>
+    <w:lvlOverride w:ilvl="0">
+      <w:startOverride w:val="1"/>
+    </w:lvlOverride>
+    <w:lvlOverride w:ilvl="1">
+      <w:startOverride w:val="1"/>
+    </w:lvlOverride>
+    <w:lvlOverride w:ilvl="2">
+      <w:startOverride w:val="1"/>
+    </w:lvlOverride>
+    <w:lvlOverride w:ilvl="3">
+      <w:startOverride w:val="1"/>
+    </w:lvlOverride>
+  </w:num>
+  <w:num w:numId="7">
+    <w:abstractNumId w:val="3"/>
+    <w:lvlOverride w:ilvl="0">
+      <w:startOverride w:val="1"/>
+    </w:lvlOverride>
+    <w:lvlOverride w:ilvl="1">
+      <w:startOverride w:val="1"/>
+    </w:lvlOverride>
+    <w:lvlOverride w:ilvl="2">
+      <w:startOverride w:val="1"/>
+    </w:lvlOverride>
+    <w:lvlOverride w:ilvl="3">
+      <w:startOverride w:val="1"/>
+    </w:lvlOverride>
+  </w:num>
+  <w:num w:numId="8">
+    <w:abstractNumId w:val="3"/>
+    <w:lvlOverride w:ilvl="0">
+      <w:startOverride w:val="1"/>
+    </w:lvlOverride>
+    <w:lvlOverride w:ilvl="1">
+      <w:startOverride w:val="1"/>
+    </w:lvlOverride>
+    <w:lvlOverride w:ilvl="2">
+      <w:startOverride w:val="1"/>
+    </w:lvlOverride>
+    <w:lvlOverride w:ilvl="3">
+      <w:startOverride w:val="1"/>
+    </w:lvlOverride>
+  </w:num>
+  <w:num w:numId="9">
+    <w:abstractNumId w:val="3"/>
+    <w:lvlOverride w:ilvl="0">
+      <w:startOverride w:val="1"/>
+    </w:lvlOverride>
+    <w:lvlOverride w:ilvl="1">
+      <w:startOverride w:val="1"/>
+    </w:lvlOverride>
+    <w:lvlOverride w:ilvl="2">
+      <w:startOverride w:val="1"/>
+    </w:lvlOverride>
+    <w:lvlOverride w:ilvl="3">
+      <w:startOverride w:val="1"/>
+    </w:lvlOverride>
+  </w:num>
+  <w:num w:numId="10">
+    <w:abstractNumId w:val="3"/>
+    <w:lvlOverride w:ilvl="0">
+      <w:startOverride w:val="1"/>
+    </w:lvlOverride>
+    <w:lvlOverride w:ilvl="1">
+      <w:startOverride w:val="1"/>
+    </w:lvlOverride>
+    <w:lvlOverride w:ilvl="2">
+      <w:startOverride w:val="1"/>
+    </w:lvlOverride>
+    <w:lvlOverride w:ilvl="3">
+      <w:startOverride w:val="1"/>
+    </w:lvlOverride>
+  </w:num>
+  <w:num w:numId="11">
+    <w:abstractNumId w:val="3"/>
+    <w:lvlOverride w:ilvl="0">
+      <w:startOverride w:val="1"/>
+    </w:lvlOverride>
+    <w:lvlOverride w:ilvl="1">
+      <w:startOverride w:val="1"/>
+    </w:lvlOverride>
+    <w:lvlOverride w:ilvl="2">
+      <w:startOverride w:val="1"/>
+    </w:lvlOverride>
+    <w:lvlOverride w:ilvl="3">
+      <w:startOverride w:val="1"/>
+    </w:lvlOverride>
+  </w:num>
+  <w:num w:numId="12">
+    <w:abstractNumId w:val="3"/>
+    <w:lvlOverride w:ilvl="0">
+      <w:startOverride w:val="1"/>
+    </w:lvlOverride>
+    <w:lvlOverride w:ilvl="1">
+      <w:startOverride w:val="1"/>
+    </w:lvlOverride>
+    <w:lvlOverride w:ilvl="2">
+      <w:startOverride w:val="1"/>
+    </w:lvlOverride>
+    <w:lvlOverride w:ilvl="3">
+      <w:startOverride w:val="1"/>
+    </w:lvlOverride>
+  </w:num>
+  <w:num w:numId="13">
+    <w:abstractNumId w:val="3"/>
+    <w:lvlOverride w:ilvl="0">
+      <w:startOverride w:val="1"/>
+    </w:lvlOverride>
+    <w:lvlOverride w:ilvl="1">
+      <w:startOverride w:val="1"/>
+    </w:lvlOverride>
+    <w:lvlOverride w:ilvl="2">
+      <w:startOverride w:val="1"/>
+    </w:lvlOverride>
+    <w:lvlOverride w:ilvl="3">
+      <w:startOverride w:val="1"/>
+    </w:lvlOverride>
+  </w:num>
+  <w:num w:numId="14">
+    <w:abstractNumId w:val="3"/>
+    <w:lvlOverride w:ilvl="0">
+      <w:startOverride w:val="1"/>
+    </w:lvlOverride>
+    <w:lvlOverride w:ilvl="1">
+      <w:startOverride w:val="1"/>
+    </w:lvlOverride>
+    <w:lvlOverride w:ilvl="2">
+      <w:startOverride w:val="1"/>
+    </w:lvlOverride>
+    <w:lvlOverride w:ilvl="3">
+      <w:startOverride w:val="1"/>
+    </w:lvlOverride>
+  </w:num>
+  <w:num w:numId="15">
+    <w:abstractNumId w:val="3"/>
+    <w:lvlOverride w:ilvl="0">
+      <w:startOverride w:val="1"/>
+    </w:lvlOverride>
+    <w:lvlOverride w:ilvl="1">
+      <w:startOverride w:val="1"/>
+    </w:lvlOverride>
+    <w:lvlOverride w:ilvl="2">
+      <w:startOverride w:val="1"/>
+    </w:lvlOverride>
+    <w:lvlOverride w:ilvl="3">
+      <w:startOverride w:val="1"/>
+    </w:lvlOverride>
+  </w:num>
+  <w:num w:numId="16">
+    <w:abstractNumId w:val="3"/>
+    <w:lvlOverride w:ilvl="0">
+      <w:startOverride w:val="1"/>
+    </w:lvlOverride>
+    <w:lvlOverride w:ilvl="1">
+      <w:startOverride w:val="1"/>
+    </w:lvlOverride>
+    <w:lvlOverride w:ilvl="2">
+      <w:startOverride w:val="1"/>
+    </w:lvlOverride>
+    <w:lvlOverride w:ilvl="3">
       <w:startOverride w:val="1"/>
     </w:lvlOverride>
   </w:num>

--- a/hub/manuals/nod-editor.docx
+++ b/hub/manuals/nod-editor.docx
@@ -4022,7 +4022,7 @@
         <w:spacing w:after="120"/>
       </w:pPr>
       <w:r>
-        <w:t xml:space="preserve">When you add someone, the Hub may ask "This person unsubscribed" and say when. It asks only when its records show this address may have unsubscribed since it was last added to this list: from this list, from all News On Demand email, or in the old News On Demand system. Check with them, or with whoever asked you to add them, before you choose </w:t>
+        <w:t xml:space="preserve">When you add someone, the Hub may ask "This person unsubscribed" and explain "Our records show they left [when]: they unsubscribed, or left it in the old system. Add them only if they've asked to receive media releases again." It asks only when its records show this address may have unsubscribed since it was last added to this list: from this list, from all News On Demand email, or in the old News On Demand system. Check with them, or with whoever asked you to add them, before you choose </w:t>
       </w:r>
       <w:r>
         <w:rPr>

--- a/hub/manuals/nod-editor.docx
+++ b/hub/manuals/nod-editor.docx
@@ -1045,7 +1045,7 @@
         <w:spacing w:after="120"/>
       </w:pPr>
       <w:r>
-        <w:t xml:space="preserve">A correction to a release never emails anyone again. If a release is unpublished, anything not yet sent is stopped, and it stays out of later digests.</w:t>
+        <w:t xml:space="preserve">A correction to a release never emails anyone again. If a release is unpublished, anything not yet sent is stopped, and daily digests leave it out while it is off the site. If it is published again before 5:00 pm on the day it first went out (the next day if it first went out after 5:00 pm), that digest still carries it.</w:t>
       </w:r>
     </w:p>
     <w:p>

--- a/hub/manuals/nod-editor.docx
+++ b/hub/manuals/nod-editor.docx
@@ -76,7 +76,7 @@
           <w:sz w:val="24"/>
           <w:szCs w:val="24"/>
         </w:rPr>
-        <w:t xml:space="preserve">Software version of October 30, 2026</w:t>
+        <w:t xml:space="preserve">Software version of October 31, 2026</w:t>
       </w:r>
     </w:p>
     <w:p>
@@ -1098,6 +1098,187 @@
       </w:r>
       <w:r>
         <w:t xml:space="preserve"> subscriber for that release gets one email, the media version, not two.</w:t>
+      </w:r>
+    </w:p>
+    <w:p>
+      <w:pPr>
+        <w:pStyle w:val="Heading2"/>
+      </w:pPr>
+      <w:r>
+        <w:t xml:space="preserve">When a subscriber unsubscribes</w:t>
+      </w:r>
+    </w:p>
+    <w:p>
+      <w:pPr>
+        <w:spacing w:after="120"/>
+      </w:pPr>
+      <w:r>
+        <w:t xml:space="preserve">Every release, digest, alert and media list email ends with an </w:t>
+      </w:r>
+      <w:r>
+        <w:rPr>
+          <w:b/>
+          <w:bCs/>
+        </w:rPr>
+        <w:t xml:space="preserve">Unsubscribe</w:t>
+      </w:r>
+      <w:r>
+        <w:t xml:space="preserve"> link. It opens the Unsubscribe page on the public site, which asks them to confirm with its </w:t>
+      </w:r>
+      <w:r>
+        <w:rPr>
+          <w:b/>
+          <w:bCs/>
+        </w:rPr>
+        <w:t xml:space="preserve">Unsubscribe</w:t>
+      </w:r>
+      <w:r>
+        <w:t xml:space="preserve"> button. Opening the link alone changes nothing. Once they confirm, the page says "You're unsubscribed." and their status becomes </w:t>
+      </w:r>
+      <w:r>
+        <w:rPr>
+          <w:b/>
+          <w:bCs/>
+        </w:rPr>
+        <w:t xml:space="preserve">Unsubscribed or deleted</w:t>
+      </w:r>
+      <w:r>
+        <w:t xml:space="preserve">. Some email programs also show their own unsubscribe button, which unsubscribes them at once.</w:t>
+      </w:r>
+    </w:p>
+    <w:p>
+      <w:pPr>
+        <w:spacing w:after="120"/>
+      </w:pPr>
+      <w:r>
+        <w:t xml:space="preserve">If something goes wrong, the page says so:</w:t>
+      </w:r>
+    </w:p>
+    <w:tbl>
+      <w:tblPr>
+        <w:tblW w:type="pct" w:w="5000"/>
+        <w:tblBorders>
+          <w:top w:val="single" w:color="auto" w:sz="4"/>
+          <w:left w:val="single" w:color="auto" w:sz="4"/>
+          <w:bottom w:val="single" w:color="auto" w:sz="4"/>
+          <w:right w:val="single" w:color="auto" w:sz="4"/>
+          <w:insideH w:val="single" w:color="auto" w:sz="4"/>
+          <w:insideV w:val="single" w:color="auto" w:sz="4"/>
+        </w:tblBorders>
+      </w:tblPr>
+      <w:tblGrid>
+        <w:gridCol w:w="4513"/>
+        <w:gridCol w:w="4513"/>
+      </w:tblGrid>
+      <w:tr>
+        <w:trPr>
+          <w:tblHeader/>
+        </w:trPr>
+        <w:tc>
+          <w:tcPr>
+            <w:shd w:fill="E8EEF5" w:val="clear"/>
+          </w:tcPr>
+          <w:p>
+            <w:r>
+              <w:rPr>
+                <w:b/>
+                <w:bCs/>
+              </w:rPr>
+              <w:t xml:space="preserve">What the page says</w:t>
+            </w:r>
+          </w:p>
+        </w:tc>
+        <w:tc>
+          <w:tcPr>
+            <w:shd w:fill="E8EEF5" w:val="clear"/>
+          </w:tcPr>
+          <w:p>
+            <w:r>
+              <w:rPr>
+                <w:b/>
+                <w:bCs/>
+              </w:rPr>
+              <w:t xml:space="preserve">What it means</w:t>
+            </w:r>
+          </w:p>
+        </w:tc>
+      </w:tr>
+      <w:tr>
+        <w:tc>
+          <w:p>
+            <w:r>
+              <w:t xml:space="preserve">"We couldn't unsubscribe you. You're still subscribed. Try again in a few minutes."</w:t>
+            </w:r>
+          </w:p>
+        </w:tc>
+        <w:tc>
+          <w:p>
+            <w:r>
+              <w:t xml:space="preserve">Nothing changed. They can choose </w:t>
+            </w:r>
+            <w:r>
+              <w:rPr>
+                <w:b/>
+                <w:bCs/>
+              </w:rPr>
+              <w:t xml:space="preserve">Unsubscribe</w:t>
+            </w:r>
+            <w:r>
+              <w:t xml:space="preserve"> again.</w:t>
+            </w:r>
+          </w:p>
+        </w:tc>
+      </w:tr>
+      <w:tr>
+        <w:tc>
+          <w:p>
+            <w:r>
+              <w:t xml:space="preserve">"This unsubscribe link isn't complete. It may have been cut off in your email."</w:t>
+            </w:r>
+          </w:p>
+        </w:tc>
+        <w:tc>
+          <w:p>
+            <w:r>
+              <w:t xml:space="preserve">The link was cut short, which some email programs do to long links.</w:t>
+            </w:r>
+          </w:p>
+        </w:tc>
+      </w:tr>
+      <w:tr>
+        <w:tc>
+          <w:p>
+            <w:r>
+              <w:t xml:space="preserve">"This link has expired."</w:t>
+            </w:r>
+          </w:p>
+        </w:tc>
+        <w:tc>
+          <w:p>
+            <w:r>
+              <w:t xml:space="preserve">They came from the manage page, and its link lasts only 24 hours.</w:t>
+            </w:r>
+          </w:p>
+        </w:tc>
+      </w:tr>
+    </w:tbl>
+    <w:p/>
+    <w:p>
+      <w:pPr>
+        <w:spacing w:after="120"/>
+      </w:pPr>
+      <w:r>
+        <w:t xml:space="preserve">Each of these also points them to the public </w:t>
+      </w:r>
+      <w:r>
+        <w:rPr>
+          <w:b/>
+          <w:bCs/>
+        </w:rPr>
+        <w:t xml:space="preserve">Manage Subscription</w:t>
+      </w:r>
+      <w:r>
+        <w:t xml:space="preserve"> page, where they can ask for a new link by email and unsubscribe from there.</w:t>
       </w:r>
     </w:p>
     <w:p>

--- a/hub/manuals/nod-editor.docx
+++ b/hub/manuals/nod-editor.docx
@@ -2411,16 +2411,12 @@
         <w:spacing w:after="120"/>
       </w:pPr>
       <w:r>
-        <w:t xml:space="preserve">Delete when a person asks to stop all email, or when an address must be removed.</w:t>
-      </w:r>
-    </w:p>
-    <w:p>
-      <w:pPr>
-        <w:pStyle w:val="ListParagraph"/>
-        <w:numPr>
-          <w:ilvl w:val="0"/>
-          <w:numId w:val="6"/>
-        </w:numPr>
+        <w:t xml:space="preserve">Delete when a person asks to stop all email, or when a record must be removed.</w:t>
+      </w:r>
+    </w:p>
+    <w:p>
+      <w:pPr>
+        <w:spacing w:after="120"/>
       </w:pPr>
       <w:r>
         <w:t xml:space="preserve">Open their record.</w:t>
@@ -2428,11 +2424,7 @@
     </w:p>
     <w:p>
       <w:pPr>
-        <w:pStyle w:val="ListParagraph"/>
-        <w:numPr>
-          <w:ilvl w:val="0"/>
-          <w:numId w:val="6"/>
-        </w:numPr>
+        <w:spacing w:after="120"/>
       </w:pPr>
       <w:r>
         <w:t xml:space="preserve">Choose </w:t>
@@ -2450,11 +2442,71 @@
     </w:p>
     <w:p>
       <w:pPr>
-        <w:pStyle w:val="ListParagraph"/>
-        <w:numPr>
-          <w:ilvl w:val="0"/>
-          <w:numId w:val="6"/>
-        </w:numPr>
+        <w:spacing w:after="120"/>
+      </w:pPr>
+      <w:r>
+        <w:t xml:space="preserve">Under </w:t>
+      </w:r>
+      <w:r>
+        <w:rPr>
+          <w:b/>
+          <w:bCs/>
+        </w:rPr>
+        <w:t xml:space="preserve">Why are you deleting them?</w:t>
+      </w:r>
+      <w:r>
+        <w:t xml:space="preserve">, choose one:</w:t>
+      </w:r>
+    </w:p>
+    <w:p>
+      <w:pPr>
+        <w:pStyle w:val="ListParagraph"/>
+        <w:numPr>
+          <w:ilvl w:val="1"/>
+          <w:numId w:val="1"/>
+        </w:numPr>
+      </w:pPr>
+      <w:r>
+        <w:rPr>
+          <w:b/>
+          <w:bCs/>
+        </w:rPr>
+        <w:t xml:space="preserve">They asked us to stop sending them email</w:t>
+      </w:r>
+      <w:r>
+        <w:t xml:space="preserve">: for a person who phoned, wrote or emailed to say stop. The Hub explains "This is kept as their unsubscribe. If anyone adds them to a media list later, the Hub asks first."</w:t>
+      </w:r>
+    </w:p>
+    <w:p>
+      <w:pPr>
+        <w:pStyle w:val="ListParagraph"/>
+        <w:numPr>
+          <w:ilvl w:val="1"/>
+          <w:numId w:val="1"/>
+        </w:numPr>
+      </w:pPr>
+      <w:r>
+        <w:rPr>
+          <w:b/>
+          <w:bCs/>
+        </w:rPr>
+        <w:t xml:space="preserve">Something else, such as a duplicate or test record</w:t>
+      </w:r>
+      <w:r>
+        <w:t xml:space="preserve">: for cleaning up records.</w:t>
+      </w:r>
+    </w:p>
+    <w:p>
+      <w:pPr>
+        <w:spacing w:after="120"/>
+      </w:pPr>
+      <w:r>
+        <w:t xml:space="preserve">If you choose neither, you see "Choose why you’re deleting them." and nothing is deleted.</w:t>
+      </w:r>
+    </w:p>
+    <w:p>
+      <w:pPr>
+        <w:spacing w:after="120"/>
       </w:pPr>
       <w:r>
         <w:t xml:space="preserve">Choose </w:t>
@@ -2519,7 +2571,101 @@
         </w:numPr>
       </w:pPr>
       <w:r>
-        <w:t xml:space="preserve">They are taken off every media list. Deleting isn't an unsubscribe, so it doesn't by itself make the Hub ask when you add them to a media list later. See </w:t>
+        <w:t xml:space="preserve">They are taken off every media list.</w:t>
+      </w:r>
+    </w:p>
+    <w:p>
+      <w:pPr>
+        <w:pStyle w:val="ListParagraph"/>
+        <w:numPr>
+          <w:ilvl w:val="0"/>
+          <w:numId w:val="1"/>
+        </w:numPr>
+      </w:pPr>
+      <w:r>
+        <w:t xml:space="preserve">With </w:t>
+      </w:r>
+      <w:r>
+        <w:rPr>
+          <w:b/>
+          <w:bCs/>
+        </w:rPr>
+        <w:t xml:space="preserve">They asked us to stop sending them email</w:t>
+      </w:r>
+      <w:r>
+        <w:t xml:space="preserve">, it counts as their unsubscribe, as if they had unsubscribed themselves. </w:t>
+      </w:r>
+      <w:r>
+        <w:rPr>
+          <w:b/>
+          <w:bCs/>
+        </w:rPr>
+        <w:t xml:space="preserve">History</w:t>
+      </w:r>
+      <w:r>
+        <w:t xml:space="preserve"> shows "Unsubscribed", with "asked staff" under </w:t>
+      </w:r>
+      <w:r>
+        <w:rPr>
+          <w:b/>
+          <w:bCs/>
+        </w:rPr>
+        <w:t xml:space="preserve">Detail</w:t>
+      </w:r>
+      <w:r>
+        <w:t xml:space="preserve">, and "Left a media list", both with your name, and they appear under </w:t>
+      </w:r>
+      <w:r>
+        <w:rPr>
+          <w:b/>
+          <w:bCs/>
+        </w:rPr>
+        <w:t xml:space="preserve">Left this list</w:t>
+      </w:r>
+      <w:r>
+        <w:t xml:space="preserve"> on each media list they were on. If anyone later adds them to any media list, the Hub asks "This person unsubscribed" first. This is kept even after the retention purge removes the record. On </w:t>
+      </w:r>
+      <w:r>
+        <w:rPr>
+          <w:b/>
+          <w:bCs/>
+        </w:rPr>
+        <w:t xml:space="preserve">Recent unsubscribes</w:t>
+      </w:r>
+      <w:r>
+        <w:t xml:space="preserve"> they show as "Unsubscribed".</w:t>
+      </w:r>
+    </w:p>
+    <w:p>
+      <w:pPr>
+        <w:pStyle w:val="ListParagraph"/>
+        <w:numPr>
+          <w:ilvl w:val="0"/>
+          <w:numId w:val="1"/>
+        </w:numPr>
+      </w:pPr>
+      <w:r>
+        <w:t xml:space="preserve">With </w:t>
+      </w:r>
+      <w:r>
+        <w:rPr>
+          <w:b/>
+          <w:bCs/>
+        </w:rPr>
+        <w:t xml:space="preserve">Something else</w:t>
+      </w:r>
+      <w:r>
+        <w:t xml:space="preserve">, deleting isn't an unsubscribe, so it doesn't by itself make the Hub ask when you add them to a media list later. </w:t>
+      </w:r>
+      <w:r>
+        <w:rPr>
+          <w:b/>
+          <w:bCs/>
+        </w:rPr>
+        <w:t xml:space="preserve">History</w:t>
+      </w:r>
+      <w:r>
+        <w:t xml:space="preserve"> shows "Deleted by staff". See </w:t>
       </w:r>
       <w:hyperlink w:history="1" w:anchor="section_5">
         <w:r>
@@ -2567,7 +2713,7 @@
         <w:pStyle w:val="ListParagraph"/>
         <w:numPr>
           <w:ilvl w:val="0"/>
-          <w:numId w:val="7"/>
+          <w:numId w:val="6"/>
         </w:numPr>
       </w:pPr>
       <w:r>
@@ -2579,7 +2725,7 @@
         <w:pStyle w:val="ListParagraph"/>
         <w:numPr>
           <w:ilvl w:val="0"/>
-          <w:numId w:val="7"/>
+          <w:numId w:val="6"/>
         </w:numPr>
       </w:pPr>
       <w:r>
@@ -2591,7 +2737,7 @@
         <w:pStyle w:val="ListParagraph"/>
         <w:numPr>
           <w:ilvl w:val="0"/>
-          <w:numId w:val="7"/>
+          <w:numId w:val="6"/>
         </w:numPr>
       </w:pPr>
       <w:r>
@@ -2643,7 +2789,7 @@
         <w:pStyle w:val="ListParagraph"/>
         <w:numPr>
           <w:ilvl w:val="0"/>
-          <w:numId w:val="7"/>
+          <w:numId w:val="6"/>
         </w:numPr>
       </w:pPr>
       <w:r>
@@ -2678,6 +2824,41 @@
       </w:r>
       <w:r>
         <w:t xml:space="preserve">.</w:t>
+      </w:r>
+    </w:p>
+    <w:p>
+      <w:pPr>
+        <w:spacing w:after="120"/>
+      </w:pPr>
+      <w:r>
+        <w:rPr>
+          <w:b/>
+          <w:bCs/>
+        </w:rPr>
+        <w:t xml:space="preserve">Delete selected</w:t>
+      </w:r>
+      <w:r>
+        <w:t xml:space="preserve"> is always the </w:t>
+      </w:r>
+      <w:r>
+        <w:rPr>
+          <w:b/>
+          <w:bCs/>
+        </w:rPr>
+        <w:t xml:space="preserve">Something else</w:t>
+      </w:r>
+      <w:r>
+        <w:t xml:space="preserve"> kind of delete. If a person asked to stop their email, delete them from their own record and choose </w:t>
+      </w:r>
+      <w:r>
+        <w:rPr>
+          <w:b/>
+          <w:bCs/>
+        </w:rPr>
+        <w:t xml:space="preserve">They asked us to stop sending them email</w:t>
+      </w:r>
+      <w:r>
+        <w:t xml:space="preserve">, so it's kept as their unsubscribe.</w:t>
       </w:r>
     </w:p>
     <w:p>
@@ -3047,7 +3228,7 @@
         <w:pStyle w:val="ListParagraph"/>
         <w:numPr>
           <w:ilvl w:val="0"/>
-          <w:numId w:val="8"/>
+          <w:numId w:val="7"/>
         </w:numPr>
       </w:pPr>
       <w:r>
@@ -3079,7 +3260,7 @@
         <w:pStyle w:val="ListParagraph"/>
         <w:numPr>
           <w:ilvl w:val="0"/>
-          <w:numId w:val="8"/>
+          <w:numId w:val="7"/>
         </w:numPr>
       </w:pPr>
       <w:r>
@@ -3111,7 +3292,7 @@
         <w:pStyle w:val="ListParagraph"/>
         <w:numPr>
           <w:ilvl w:val="0"/>
-          <w:numId w:val="8"/>
+          <w:numId w:val="7"/>
         </w:numPr>
       </w:pPr>
       <w:r>
@@ -3153,7 +3334,7 @@
         <w:pStyle w:val="ListParagraph"/>
         <w:numPr>
           <w:ilvl w:val="0"/>
-          <w:numId w:val="8"/>
+          <w:numId w:val="7"/>
         </w:numPr>
       </w:pPr>
       <w:r>
@@ -3542,7 +3723,17 @@
         <w:t xml:space="preserve">Status</w:t>
       </w:r>
       <w:r>
-        <w:t xml:space="preserve">. A </w:t>
+        <w:t xml:space="preserve">. </w:t>
+      </w:r>
+      <w:r>
+        <w:rPr>
+          <w:b/>
+          <w:bCs/>
+        </w:rPr>
+        <w:t xml:space="preserve">Members</w:t>
+      </w:r>
+      <w:r>
+        <w:t xml:space="preserve"> counts only the members who get the list's email. Disabled members get nothing, so they aren't counted; the cell then adds, for example, "(and 2 Disabled, who get nothing)". A </w:t>
       </w:r>
       <w:r>
         <w:rPr>
@@ -3577,6 +3768,36 @@
           <w:b/>
           <w:bCs/>
         </w:rPr>
+        <w:t xml:space="preserve">Status</w:t>
+      </w:r>
+      <w:r>
+        <w:t xml:space="preserve"> (</w:t>
+      </w:r>
+      <w:r>
+        <w:rPr>
+          <w:b/>
+          <w:bCs/>
+        </w:rPr>
+        <w:t xml:space="preserve">Active</w:t>
+      </w:r>
+      <w:r>
+        <w:t xml:space="preserve"> or </w:t>
+      </w:r>
+      <w:r>
+        <w:rPr>
+          <w:b/>
+          <w:bCs/>
+        </w:rPr>
+        <w:t xml:space="preserve">Disabled</w:t>
+      </w:r>
+      <w:r>
+        <w:t xml:space="preserve">), their </w:t>
+      </w:r>
+      <w:r>
+        <w:rPr>
+          <w:b/>
+          <w:bCs/>
+        </w:rPr>
         <w:t xml:space="preserve">Source</w:t>
       </w:r>
       <w:r>
@@ -3625,6 +3846,34 @@
     </w:p>
     <w:p>
       <w:pPr>
+        <w:spacing w:after="120"/>
+      </w:pPr>
+      <w:r>
+        <w:t xml:space="preserve">Above the members, a line says how many get this list's email, for example "12 members get this list’s email. 2 more are Disabled and get nothing until someone activates them on their record." A Disabled member's </w:t>
+      </w:r>
+      <w:r>
+        <w:rPr>
+          <w:b/>
+          <w:bCs/>
+        </w:rPr>
+        <w:t xml:space="preserve">Status</w:t>
+      </w:r>
+      <w:r>
+        <w:t xml:space="preserve"> says "Disabled: gets nothing". Disabled members stay on the list but are sent nothing. To start sending to them again, open their record and choose </w:t>
+      </w:r>
+      <w:r>
+        <w:rPr>
+          <w:b/>
+          <w:bCs/>
+        </w:rPr>
+        <w:t xml:space="preserve">Activate</w:t>
+      </w:r>
+      <w:r>
+        <w:t xml:space="preserve">.</w:t>
+      </w:r>
+    </w:p>
+    <w:p>
+      <w:pPr>
         <w:pStyle w:val="Heading2"/>
       </w:pPr>
       <w:r>
@@ -3636,6 +3885,110 @@
         <w:pStyle w:val="ListParagraph"/>
         <w:numPr>
           <w:ilvl w:val="0"/>
+          <w:numId w:val="8"/>
+        </w:numPr>
+      </w:pPr>
+      <w:r>
+        <w:t xml:space="preserve">Open the list.</w:t>
+      </w:r>
+    </w:p>
+    <w:p>
+      <w:pPr>
+        <w:pStyle w:val="ListParagraph"/>
+        <w:numPr>
+          <w:ilvl w:val="0"/>
+          <w:numId w:val="8"/>
+        </w:numPr>
+      </w:pPr>
+      <w:r>
+        <w:t xml:space="preserve">Under </w:t>
+      </w:r>
+      <w:r>
+        <w:rPr>
+          <w:b/>
+          <w:bCs/>
+        </w:rPr>
+        <w:t xml:space="preserve">Add from Media Hub</w:t>
+      </w:r>
+      <w:r>
+        <w:t xml:space="preserve">, type a name, email or outlet in </w:t>
+      </w:r>
+      <w:r>
+        <w:rPr>
+          <w:b/>
+          <w:bCs/>
+        </w:rPr>
+        <w:t xml:space="preserve">Name, email or outlet</w:t>
+      </w:r>
+      <w:r>
+        <w:t xml:space="preserve">.</w:t>
+      </w:r>
+    </w:p>
+    <w:p>
+      <w:pPr>
+        <w:pStyle w:val="ListParagraph"/>
+        <w:numPr>
+          <w:ilvl w:val="0"/>
+          <w:numId w:val="8"/>
+        </w:numPr>
+      </w:pPr>
+      <w:r>
+        <w:t xml:space="preserve">Choose </w:t>
+      </w:r>
+      <w:r>
+        <w:rPr>
+          <w:b/>
+          <w:bCs/>
+        </w:rPr>
+        <w:t xml:space="preserve">Search Media Hub</w:t>
+      </w:r>
+      <w:r>
+        <w:t xml:space="preserve">. Each contact shows their outlet and their addresses, such as "(workplace, preferred)".</w:t>
+      </w:r>
+    </w:p>
+    <w:p>
+      <w:pPr>
+        <w:pStyle w:val="ListParagraph"/>
+        <w:numPr>
+          <w:ilvl w:val="0"/>
+          <w:numId w:val="8"/>
+        </w:numPr>
+      </w:pPr>
+      <w:r>
+        <w:t xml:space="preserve">Choose </w:t>
+      </w:r>
+      <w:r>
+        <w:rPr>
+          <w:b/>
+          <w:bCs/>
+        </w:rPr>
+        <w:t xml:space="preserve">Add</w:t>
+      </w:r>
+      <w:r>
+        <w:t xml:space="preserve"> and the address you want. You see "Added to the list."</w:t>
+      </w:r>
+    </w:p>
+    <w:p>
+      <w:pPr>
+        <w:pStyle w:val="Heading2"/>
+      </w:pPr>
+      <w:r>
+        <w:t xml:space="preserve">Add an address by hand</w:t>
+      </w:r>
+    </w:p>
+    <w:p>
+      <w:pPr>
+        <w:spacing w:after="120"/>
+      </w:pPr>
+      <w:r>
+        <w:t xml:space="preserve">Use this for people who aren't in Media Hub.</w:t>
+      </w:r>
+    </w:p>
+    <w:p>
+      <w:pPr>
+        <w:pStyle w:val="ListParagraph"/>
+        <w:numPr>
+          <w:ilvl w:val="0"/>
           <w:numId w:val="9"/>
         </w:numPr>
       </w:pPr>
@@ -3659,17 +4012,17 @@
           <w:b/>
           <w:bCs/>
         </w:rPr>
-        <w:t xml:space="preserve">Add from Media Hub</w:t>
-      </w:r>
-      <w:r>
-        <w:t xml:space="preserve">, type a name, email or outlet in </w:t>
-      </w:r>
-      <w:r>
-        <w:rPr>
-          <w:b/>
-          <w:bCs/>
-        </w:rPr>
-        <w:t xml:space="preserve">Name, email or outlet</w:t>
+        <w:t xml:space="preserve">Add an address by hand</w:t>
+      </w:r>
+      <w:r>
+        <w:t xml:space="preserve">, enter the </w:t>
+      </w:r>
+      <w:r>
+        <w:rPr>
+          <w:b/>
+          <w:bCs/>
+        </w:rPr>
+        <w:t xml:space="preserve">Email address</w:t>
       </w:r>
       <w:r>
         <w:t xml:space="preserve">.</w:t>
@@ -3691,114 +4044,38 @@
           <w:b/>
           <w:bCs/>
         </w:rPr>
-        <w:t xml:space="preserve">Search Media Hub</w:t>
-      </w:r>
-      <w:r>
-        <w:t xml:space="preserve">. Each contact shows their outlet and their addresses, such as "(workplace, preferred)".</w:t>
-      </w:r>
-    </w:p>
-    <w:p>
-      <w:pPr>
-        <w:pStyle w:val="ListParagraph"/>
-        <w:numPr>
-          <w:ilvl w:val="0"/>
-          <w:numId w:val="9"/>
-        </w:numPr>
-      </w:pPr>
-      <w:r>
-        <w:t xml:space="preserve">Choose </w:t>
-      </w:r>
-      <w:r>
-        <w:rPr>
-          <w:b/>
-          <w:bCs/>
-        </w:rPr>
-        <w:t xml:space="preserve">Add</w:t>
-      </w:r>
-      <w:r>
-        <w:t xml:space="preserve"> and the address you want. You see "Added to the list."</w:t>
-      </w:r>
-    </w:p>
-    <w:p>
-      <w:pPr>
-        <w:pStyle w:val="Heading2"/>
-      </w:pPr>
-      <w:r>
-        <w:t xml:space="preserve">Add an address by hand</w:t>
-      </w:r>
-    </w:p>
-    <w:p>
-      <w:pPr>
-        <w:spacing w:after="120"/>
-      </w:pPr>
-      <w:r>
-        <w:t xml:space="preserve">Use this for people who aren't in Media Hub.</w:t>
-      </w:r>
-    </w:p>
-    <w:p>
-      <w:pPr>
-        <w:pStyle w:val="ListParagraph"/>
-        <w:numPr>
-          <w:ilvl w:val="0"/>
-          <w:numId w:val="10"/>
-        </w:numPr>
-      </w:pPr>
-      <w:r>
-        <w:t xml:space="preserve">Open the list.</w:t>
-      </w:r>
-    </w:p>
-    <w:p>
-      <w:pPr>
-        <w:pStyle w:val="ListParagraph"/>
-        <w:numPr>
-          <w:ilvl w:val="0"/>
-          <w:numId w:val="10"/>
-        </w:numPr>
-      </w:pPr>
-      <w:r>
-        <w:t xml:space="preserve">Under </w:t>
-      </w:r>
-      <w:r>
-        <w:rPr>
-          <w:b/>
-          <w:bCs/>
-        </w:rPr>
-        <w:t xml:space="preserve">Add an address by hand</w:t>
-      </w:r>
-      <w:r>
-        <w:t xml:space="preserve">, enter the </w:t>
-      </w:r>
-      <w:r>
-        <w:rPr>
-          <w:b/>
-          <w:bCs/>
-        </w:rPr>
-        <w:t xml:space="preserve">Email address</w:t>
-      </w:r>
-      <w:r>
-        <w:t xml:space="preserve">.</w:t>
-      </w:r>
-    </w:p>
-    <w:p>
-      <w:pPr>
-        <w:pStyle w:val="ListParagraph"/>
-        <w:numPr>
-          <w:ilvl w:val="0"/>
-          <w:numId w:val="10"/>
-        </w:numPr>
-      </w:pPr>
-      <w:r>
-        <w:t xml:space="preserve">Choose </w:t>
-      </w:r>
-      <w:r>
-        <w:rPr>
-          <w:b/>
-          <w:bCs/>
-        </w:rPr>
         <w:t xml:space="preserve">Add to list</w:t>
       </w:r>
       <w:r>
         <w:t xml:space="preserve">. You see "Added to the list."</w:t>
+      </w:r>
+    </w:p>
+    <w:p>
+      <w:pPr>
+        <w:spacing w:after="120"/>
+      </w:pPr>
+      <w:r>
+        <w:t xml:space="preserve">If the address is already on the list, you see "[their address] was already on this list." instead. If they were on it but </w:t>
+      </w:r>
+      <w:r>
+        <w:rPr>
+          <w:b/>
+          <w:bCs/>
+        </w:rPr>
+        <w:t xml:space="preserve">Disabled</w:t>
+      </w:r>
+      <w:r>
+        <w:t xml:space="preserve">, adding them again makes them </w:t>
+      </w:r>
+      <w:r>
+        <w:rPr>
+          <w:b/>
+          <w:bCs/>
+        </w:rPr>
+        <w:t xml:space="preserve">Active</w:t>
+      </w:r>
+      <w:r>
+        <w:t xml:space="preserve"> for media email, as for any Disabled address (see below), and you see "[their address] was on this list but Disabled; they’re Active again, for media email." If you added them from Media Hub and their record followed a different contact or email, it now follows the one you chose, and the message adds "Their record now follows the Media Hub contact and email you chose."</w:t>
       </w:r>
     </w:p>
     <w:p>
@@ -4119,10 +4396,150 @@
         <w:pStyle w:val="ListParagraph"/>
         <w:numPr>
           <w:ilvl w:val="0"/>
+          <w:numId w:val="10"/>
+        </w:numPr>
+      </w:pPr>
+      <w:r>
+        <w:t xml:space="preserve">Choose </w:t>
+      </w:r>
+      <w:r>
+        <w:rPr>
+          <w:b/>
+          <w:bCs/>
+        </w:rPr>
+        <w:t xml:space="preserve">open their record</w:t>
+      </w:r>
+      <w:r>
+        <w:t xml:space="preserve"> in that message.</w:t>
+      </w:r>
+    </w:p>
+    <w:p>
+      <w:pPr>
+        <w:pStyle w:val="ListParagraph"/>
+        <w:numPr>
+          <w:ilvl w:val="0"/>
+          <w:numId w:val="10"/>
+        </w:numPr>
+      </w:pPr>
+      <w:r>
+        <w:t xml:space="preserve">Tick </w:t>
+      </w:r>
+      <w:r>
+        <w:rPr>
+          <w:b/>
+          <w:bCs/>
+        </w:rPr>
+        <w:t xml:space="preserve">As it happens</w:t>
+      </w:r>
+      <w:r>
+        <w:t xml:space="preserve"> or </w:t>
+      </w:r>
+      <w:r>
+        <w:rPr>
+          <w:b/>
+          <w:bCs/>
+        </w:rPr>
+        <w:t xml:space="preserve">Daily digest</w:t>
+      </w:r>
+      <w:r>
+        <w:t xml:space="preserve">, and their lists.</w:t>
+      </w:r>
+    </w:p>
+    <w:p>
+      <w:pPr>
+        <w:pStyle w:val="ListParagraph"/>
+        <w:numPr>
+          <w:ilvl w:val="0"/>
+          <w:numId w:val="10"/>
+        </w:numPr>
+      </w:pPr>
+      <w:r>
+        <w:t xml:space="preserve">Choose </w:t>
+      </w:r>
+      <w:r>
+        <w:rPr>
+          <w:b/>
+          <w:bCs/>
+        </w:rPr>
+        <w:t xml:space="preserve">Save preferences</w:t>
+      </w:r>
+      <w:r>
+        <w:t xml:space="preserve">.</w:t>
+      </w:r>
+    </w:p>
+    <w:p>
+      <w:pPr>
+        <w:pStyle w:val="Heading3"/>
+      </w:pPr>
+      <w:r>
+        <w:t xml:space="preserve">If they unsubscribed</w:t>
+      </w:r>
+    </w:p>
+    <w:p>
+      <w:pPr>
+        <w:spacing w:after="120"/>
+      </w:pPr>
+      <w:r>
+        <w:t xml:space="preserve">When you add someone, the Hub may ask "This person unsubscribed" and explain "Our records show they left [when]: they unsubscribed, asked staff to stop their email, or left it in the old system. Add them only if they've asked to receive media releases again." It asks only when its records show this address may have unsubscribed since it was last added to this list: from this list, from all News On Demand email, or in the old News On Demand system. Check with them, or with whoever asked you to add them, before you choose </w:t>
+      </w:r>
+      <w:r>
+        <w:rPr>
+          <w:b/>
+          <w:bCs/>
+        </w:rPr>
+        <w:t xml:space="preserve">Add anyway</w:t>
+      </w:r>
+      <w:r>
+        <w:t xml:space="preserve">. Adding them back clears the question for this list, unless they unsubscribe again.</w:t>
+      </w:r>
+    </w:p>
+    <w:p>
+      <w:pPr>
+        <w:spacing w:after="120"/>
+      </w:pPr>
+      <w:r>
+        <w:t xml:space="preserve">If they haven't asked to get media releases again, choose </w:t>
+      </w:r>
+      <w:r>
+        <w:rPr>
+          <w:b/>
+          <w:bCs/>
+        </w:rPr>
+        <w:t xml:space="preserve">Cancel</w:t>
+      </w:r>
+      <w:r>
+        <w:t xml:space="preserve">.</w:t>
+      </w:r>
+    </w:p>
+    <w:p>
+      <w:pPr>
+        <w:pStyle w:val="Heading2"/>
+      </w:pPr>
+      <w:r>
+        <w:t xml:space="preserve">Remove a reporter</w:t>
+      </w:r>
+    </w:p>
+    <w:p>
+      <w:pPr>
+        <w:pStyle w:val="ListParagraph"/>
+        <w:numPr>
+          <w:ilvl w:val="0"/>
           <w:numId w:val="11"/>
         </w:numPr>
       </w:pPr>
       <w:r>
+        <w:t xml:space="preserve">Open the list.</w:t>
+      </w:r>
+    </w:p>
+    <w:p>
+      <w:pPr>
+        <w:pStyle w:val="ListParagraph"/>
+        <w:numPr>
+          <w:ilvl w:val="0"/>
+          <w:numId w:val="11"/>
+        </w:numPr>
+      </w:pPr>
+      <w:r>
         <w:t xml:space="preserve">Choose </w:t>
       </w:r>
       <w:r>
@@ -4130,10 +4547,10 @@
           <w:b/>
           <w:bCs/>
         </w:rPr>
-        <w:t xml:space="preserve">open their record</w:t>
-      </w:r>
-      <w:r>
-        <w:t xml:space="preserve"> in that message.</w:t>
+        <w:t xml:space="preserve">Remove</w:t>
+      </w:r>
+      <w:r>
+        <w:t xml:space="preserve"> and their address on their row. The Hub asks "Remove [their address] from this list?" and explains "If this is their last list and they were added only for media lists, they stop receiving email altogether."</w:t>
       </w:r>
     </w:p>
     <w:p>
@@ -4142,146 +4559,6 @@
         <w:numPr>
           <w:ilvl w:val="0"/>
           <w:numId w:val="11"/>
-        </w:numPr>
-      </w:pPr>
-      <w:r>
-        <w:t xml:space="preserve">Tick </w:t>
-      </w:r>
-      <w:r>
-        <w:rPr>
-          <w:b/>
-          <w:bCs/>
-        </w:rPr>
-        <w:t xml:space="preserve">As it happens</w:t>
-      </w:r>
-      <w:r>
-        <w:t xml:space="preserve"> or </w:t>
-      </w:r>
-      <w:r>
-        <w:rPr>
-          <w:b/>
-          <w:bCs/>
-        </w:rPr>
-        <w:t xml:space="preserve">Daily digest</w:t>
-      </w:r>
-      <w:r>
-        <w:t xml:space="preserve">, and their lists.</w:t>
-      </w:r>
-    </w:p>
-    <w:p>
-      <w:pPr>
-        <w:pStyle w:val="ListParagraph"/>
-        <w:numPr>
-          <w:ilvl w:val="0"/>
-          <w:numId w:val="11"/>
-        </w:numPr>
-      </w:pPr>
-      <w:r>
-        <w:t xml:space="preserve">Choose </w:t>
-      </w:r>
-      <w:r>
-        <w:rPr>
-          <w:b/>
-          <w:bCs/>
-        </w:rPr>
-        <w:t xml:space="preserve">Save preferences</w:t>
-      </w:r>
-      <w:r>
-        <w:t xml:space="preserve">.</w:t>
-      </w:r>
-    </w:p>
-    <w:p>
-      <w:pPr>
-        <w:pStyle w:val="Heading3"/>
-      </w:pPr>
-      <w:r>
-        <w:t xml:space="preserve">If they unsubscribed</w:t>
-      </w:r>
-    </w:p>
-    <w:p>
-      <w:pPr>
-        <w:spacing w:after="120"/>
-      </w:pPr>
-      <w:r>
-        <w:t xml:space="preserve">When you add someone, the Hub may ask "This person unsubscribed" and explain "Our records show they left [when]: they unsubscribed, or left it in the old system. Add them only if they've asked to receive media releases again." It asks only when its records show this address may have unsubscribed since it was last added to this list: from this list, from all News On Demand email, or in the old News On Demand system. Check with them, or with whoever asked you to add them, before you choose </w:t>
-      </w:r>
-      <w:r>
-        <w:rPr>
-          <w:b/>
-          <w:bCs/>
-        </w:rPr>
-        <w:t xml:space="preserve">Add anyway</w:t>
-      </w:r>
-      <w:r>
-        <w:t xml:space="preserve">. Adding them back clears the question for this list, unless they unsubscribe again.</w:t>
-      </w:r>
-    </w:p>
-    <w:p>
-      <w:pPr>
-        <w:spacing w:after="120"/>
-      </w:pPr>
-      <w:r>
-        <w:t xml:space="preserve">If they haven't asked to get media releases again, choose </w:t>
-      </w:r>
-      <w:r>
-        <w:rPr>
-          <w:b/>
-          <w:bCs/>
-        </w:rPr>
-        <w:t xml:space="preserve">Cancel</w:t>
-      </w:r>
-      <w:r>
-        <w:t xml:space="preserve">.</w:t>
-      </w:r>
-    </w:p>
-    <w:p>
-      <w:pPr>
-        <w:pStyle w:val="Heading2"/>
-      </w:pPr>
-      <w:r>
-        <w:t xml:space="preserve">Remove a reporter</w:t>
-      </w:r>
-    </w:p>
-    <w:p>
-      <w:pPr>
-        <w:pStyle w:val="ListParagraph"/>
-        <w:numPr>
-          <w:ilvl w:val="0"/>
-          <w:numId w:val="12"/>
-        </w:numPr>
-      </w:pPr>
-      <w:r>
-        <w:t xml:space="preserve">Open the list.</w:t>
-      </w:r>
-    </w:p>
-    <w:p>
-      <w:pPr>
-        <w:pStyle w:val="ListParagraph"/>
-        <w:numPr>
-          <w:ilvl w:val="0"/>
-          <w:numId w:val="12"/>
-        </w:numPr>
-      </w:pPr>
-      <w:r>
-        <w:t xml:space="preserve">Choose </w:t>
-      </w:r>
-      <w:r>
-        <w:rPr>
-          <w:b/>
-          <w:bCs/>
-        </w:rPr>
-        <w:t xml:space="preserve">Remove</w:t>
-      </w:r>
-      <w:r>
-        <w:t xml:space="preserve"> and their address on their row. The Hub asks "Remove [their address] from this list?" and explains "If this is their last list and they were added only for media lists, they stop receiving email altogether."</w:t>
-      </w:r>
-    </w:p>
-    <w:p>
-      <w:pPr>
-        <w:pStyle w:val="ListParagraph"/>
-        <w:numPr>
-          <w:ilvl w:val="0"/>
-          <w:numId w:val="12"/>
         </w:numPr>
       </w:pPr>
       <w:r>
@@ -4516,11 +4793,105 @@
         <w:pStyle w:val="ListParagraph"/>
         <w:numPr>
           <w:ilvl w:val="0"/>
+          <w:numId w:val="12"/>
+        </w:numPr>
+      </w:pPr>
+      <w:r>
+        <w:t xml:space="preserve">Check with Media Relations that their mailbox works again.</w:t>
+      </w:r>
+    </w:p>
+    <w:p>
+      <w:pPr>
+        <w:pStyle w:val="ListParagraph"/>
+        <w:numPr>
+          <w:ilvl w:val="0"/>
+          <w:numId w:val="12"/>
+        </w:numPr>
+      </w:pPr>
+      <w:r>
+        <w:t xml:space="preserve">Choose </w:t>
+      </w:r>
+      <w:r>
+        <w:rPr>
+          <w:b/>
+          <w:bCs/>
+        </w:rPr>
+        <w:t xml:space="preserve">Resolve</w:t>
+      </w:r>
+      <w:r>
+        <w:t xml:space="preserve"> and their address. The Hub asks "Clear the bouncing flag?" and explains "Do this once their mailbox works again. Their bounce count starts again from now."</w:t>
+      </w:r>
+    </w:p>
+    <w:p>
+      <w:pPr>
+        <w:pStyle w:val="ListParagraph"/>
+        <w:numPr>
+          <w:ilvl w:val="0"/>
+          <w:numId w:val="12"/>
+        </w:numPr>
+      </w:pPr>
+      <w:r>
+        <w:t xml:space="preserve">Choose </w:t>
+      </w:r>
+      <w:r>
+        <w:rPr>
+          <w:b/>
+          <w:bCs/>
+        </w:rPr>
+        <w:t xml:space="preserve">Clear flag</w:t>
+      </w:r>
+      <w:r>
+        <w:t xml:space="preserve">. You see "Resolved. Their bounce count starts again."</w:t>
+      </w:r>
+    </w:p>
+    <w:p>
+      <w:pPr>
+        <w:spacing w:after="120"/>
+      </w:pPr>
+      <w:r>
+        <w:t xml:space="preserve">To fix a Media Hub problem:</w:t>
+      </w:r>
+    </w:p>
+    <w:p>
+      <w:pPr>
+        <w:pStyle w:val="ListParagraph"/>
+        <w:numPr>
+          <w:ilvl w:val="0"/>
           <w:numId w:val="13"/>
         </w:numPr>
       </w:pPr>
       <w:r>
-        <w:t xml:space="preserve">Check with Media Relations that their mailbox works again.</w:t>
+        <w:t xml:space="preserve">Choose </w:t>
+      </w:r>
+      <w:r>
+        <w:rPr>
+          <w:b/>
+          <w:bCs/>
+        </w:rPr>
+        <w:t xml:space="preserve">Resolve</w:t>
+      </w:r>
+      <w:r>
+        <w:t xml:space="preserve"> and their address. </w:t>
+      </w:r>
+      <w:r>
+        <w:rPr>
+          <w:b/>
+          <w:bCs/>
+        </w:rPr>
+        <w:t xml:space="preserve">Resolve this member</w:t>
+      </w:r>
+      <w:r>
+        <w:t xml:space="preserve"> shows their Media Hub addresses under </w:t>
+      </w:r>
+      <w:r>
+        <w:rPr>
+          <w:b/>
+          <w:bCs/>
+        </w:rPr>
+        <w:t xml:space="preserve">Choose the email to use</w:t>
+      </w:r>
+      <w:r>
+        <w:t xml:space="preserve">.</w:t>
       </w:r>
     </w:p>
     <w:p>
@@ -4532,17 +4903,17 @@
         </w:numPr>
       </w:pPr>
       <w:r>
-        <w:t xml:space="preserve">Choose </w:t>
-      </w:r>
-      <w:r>
-        <w:rPr>
-          <w:b/>
-          <w:bCs/>
-        </w:rPr>
-        <w:t xml:space="preserve">Resolve</w:t>
-      </w:r>
-      <w:r>
-        <w:t xml:space="preserve"> and their address. The Hub asks "Clear the bouncing flag?" and explains "Do this once their mailbox works again. Their bounce count starts again from now."</w:t>
+        <w:t xml:space="preserve">Choose the address to use, then </w:t>
+      </w:r>
+      <w:r>
+        <w:rPr>
+          <w:b/>
+          <w:bCs/>
+        </w:rPr>
+        <w:t xml:space="preserve">Use this email</w:t>
+      </w:r>
+      <w:r>
+        <w:t xml:space="preserve">. You see "Email updated and flag cleared."</w:t>
       </w:r>
     </w:p>
     <w:p>
@@ -4554,100 +4925,6 @@
         </w:numPr>
       </w:pPr>
       <w:r>
-        <w:t xml:space="preserve">Choose </w:t>
-      </w:r>
-      <w:r>
-        <w:rPr>
-          <w:b/>
-          <w:bCs/>
-        </w:rPr>
-        <w:t xml:space="preserve">Clear flag</w:t>
-      </w:r>
-      <w:r>
-        <w:t xml:space="preserve">. You see "Resolved. Their bounce count starts again."</w:t>
-      </w:r>
-    </w:p>
-    <w:p>
-      <w:pPr>
-        <w:spacing w:after="120"/>
-      </w:pPr>
-      <w:r>
-        <w:t xml:space="preserve">To fix a Media Hub problem:</w:t>
-      </w:r>
-    </w:p>
-    <w:p>
-      <w:pPr>
-        <w:pStyle w:val="ListParagraph"/>
-        <w:numPr>
-          <w:ilvl w:val="0"/>
-          <w:numId w:val="14"/>
-        </w:numPr>
-      </w:pPr>
-      <w:r>
-        <w:t xml:space="preserve">Choose </w:t>
-      </w:r>
-      <w:r>
-        <w:rPr>
-          <w:b/>
-          <w:bCs/>
-        </w:rPr>
-        <w:t xml:space="preserve">Resolve</w:t>
-      </w:r>
-      <w:r>
-        <w:t xml:space="preserve"> and their address. </w:t>
-      </w:r>
-      <w:r>
-        <w:rPr>
-          <w:b/>
-          <w:bCs/>
-        </w:rPr>
-        <w:t xml:space="preserve">Resolve this member</w:t>
-      </w:r>
-      <w:r>
-        <w:t xml:space="preserve"> shows their Media Hub addresses under </w:t>
-      </w:r>
-      <w:r>
-        <w:rPr>
-          <w:b/>
-          <w:bCs/>
-        </w:rPr>
-        <w:t xml:space="preserve">Choose the email to use</w:t>
-      </w:r>
-      <w:r>
-        <w:t xml:space="preserve">.</w:t>
-      </w:r>
-    </w:p>
-    <w:p>
-      <w:pPr>
-        <w:pStyle w:val="ListParagraph"/>
-        <w:numPr>
-          <w:ilvl w:val="0"/>
-          <w:numId w:val="14"/>
-        </w:numPr>
-      </w:pPr>
-      <w:r>
-        <w:t xml:space="preserve">Choose the address to use, then </w:t>
-      </w:r>
-      <w:r>
-        <w:rPr>
-          <w:b/>
-          <w:bCs/>
-        </w:rPr>
-        <w:t xml:space="preserve">Use this email</w:t>
-      </w:r>
-      <w:r>
-        <w:t xml:space="preserve">. You see "Email updated and flag cleared."</w:t>
-      </w:r>
-    </w:p>
-    <w:p>
-      <w:pPr>
-        <w:pStyle w:val="ListParagraph"/>
-        <w:numPr>
-          <w:ilvl w:val="0"/>
-          <w:numId w:val="14"/>
-        </w:numPr>
-      </w:pPr>
-      <w:r>
         <w:t xml:space="preserve">Or choose </w:t>
       </w:r>
       <w:r>
@@ -4712,7 +4989,7 @@
         <w:t xml:space="preserve">Back on the list</w:t>
       </w:r>
       <w:r>
-        <w:t xml:space="preserve">. The screen explains "They unsubscribed, or left it in the old system." Someone you removed in the Hub isn't listed. The most recent 200 are shown.</w:t>
+        <w:t xml:space="preserve">. The screen explains "They unsubscribed, asked staff to stop their email, or left it in the old system." Someone you removed from the list, or deleted for another reason, isn't listed. The most recent 200 are shown.</w:t>
       </w:r>
     </w:p>
     <w:p>
@@ -5221,31 +5498,83 @@
         <w:pStyle w:val="ListParagraph"/>
         <w:numPr>
           <w:ilvl w:val="0"/>
+          <w:numId w:val="14"/>
+        </w:numPr>
+      </w:pPr>
+      <w:r>
+        <w:t xml:space="preserve">Enter </w:t>
+      </w:r>
+      <w:r>
+        <w:rPr>
+          <w:b/>
+          <w:bCs/>
+        </w:rPr>
+        <w:t xml:space="preserve">From (BC date)</w:t>
+      </w:r>
+      <w:r>
+        <w:t xml:space="preserve"> and </w:t>
+      </w:r>
+      <w:r>
+        <w:rPr>
+          <w:b/>
+          <w:bCs/>
+        </w:rPr>
+        <w:t xml:space="preserve">To (BC date)</w:t>
+      </w:r>
+      <w:r>
+        <w:t xml:space="preserve">. Up to 92 days at a time.</w:t>
+      </w:r>
+    </w:p>
+    <w:p>
+      <w:pPr>
+        <w:pStyle w:val="ListParagraph"/>
+        <w:numPr>
+          <w:ilvl w:val="0"/>
+          <w:numId w:val="14"/>
+        </w:numPr>
+      </w:pPr>
+      <w:r>
+        <w:t xml:space="preserve">Choose </w:t>
+      </w:r>
+      <w:r>
+        <w:rPr>
+          <w:b/>
+          <w:bCs/>
+        </w:rPr>
+        <w:t xml:space="preserve">Show</w:t>
+      </w:r>
+      <w:r>
+        <w:t xml:space="preserve">.</w:t>
+      </w:r>
+    </w:p>
+    <w:p>
+      <w:pPr>
+        <w:pStyle w:val="Heading2"/>
+      </w:pPr>
+      <w:r>
+        <w:t xml:space="preserve">See who is on a list</w:t>
+      </w:r>
+    </w:p>
+    <w:p>
+      <w:pPr>
+        <w:pStyle w:val="ListParagraph"/>
+        <w:numPr>
+          <w:ilvl w:val="0"/>
           <w:numId w:val="15"/>
         </w:numPr>
       </w:pPr>
       <w:r>
-        <w:t xml:space="preserve">Enter </w:t>
-      </w:r>
-      <w:r>
-        <w:rPr>
-          <w:b/>
-          <w:bCs/>
-        </w:rPr>
-        <w:t xml:space="preserve">From (BC date)</w:t>
-      </w:r>
-      <w:r>
-        <w:t xml:space="preserve"> and </w:t>
-      </w:r>
-      <w:r>
-        <w:rPr>
-          <w:b/>
-          <w:bCs/>
-        </w:rPr>
-        <w:t xml:space="preserve">To (BC date)</w:t>
-      </w:r>
-      <w:r>
-        <w:t xml:space="preserve">. Up to 92 days at a time.</w:t>
+        <w:t xml:space="preserve">Open </w:t>
+      </w:r>
+      <w:r>
+        <w:rPr>
+          <w:b/>
+          <w:bCs/>
+        </w:rPr>
+        <w:t xml:space="preserve">Active subscribers by list</w:t>
+      </w:r>
+      <w:r>
+        <w:t xml:space="preserve">.</w:t>
       </w:r>
     </w:p>
     <w:p>
@@ -5264,7 +5593,59 @@
           <w:b/>
           <w:bCs/>
         </w:rPr>
-        <w:t xml:space="preserve">Show</w:t>
+        <w:t xml:space="preserve">Show members</w:t>
+      </w:r>
+      <w:r>
+        <w:t xml:space="preserve"> on the list's row.</w:t>
+      </w:r>
+    </w:p>
+    <w:p>
+      <w:pPr>
+        <w:pStyle w:val="ListParagraph"/>
+        <w:numPr>
+          <w:ilvl w:val="0"/>
+          <w:numId w:val="15"/>
+        </w:numPr>
+      </w:pPr>
+      <w:r>
+        <w:t xml:space="preserve">To narrow it, choose a </w:t>
+      </w:r>
+      <w:r>
+        <w:rPr>
+          <w:b/>
+          <w:bCs/>
+        </w:rPr>
+        <w:t xml:space="preserve">Timing</w:t>
+      </w:r>
+      <w:r>
+        <w:t xml:space="preserve">: </w:t>
+      </w:r>
+      <w:r>
+        <w:rPr>
+          <w:b/>
+          <w:bCs/>
+        </w:rPr>
+        <w:t xml:space="preserve">Any timing</w:t>
+      </w:r>
+      <w:r>
+        <w:t xml:space="preserve">, </w:t>
+      </w:r>
+      <w:r>
+        <w:rPr>
+          <w:b/>
+          <w:bCs/>
+        </w:rPr>
+        <w:t xml:space="preserve">As it happens</w:t>
+      </w:r>
+      <w:r>
+        <w:t xml:space="preserve"> or </w:t>
+      </w:r>
+      <w:r>
+        <w:rPr>
+          <w:b/>
+          <w:bCs/>
+        </w:rPr>
+        <w:t xml:space="preserve">Daily digest</w:t>
       </w:r>
       <w:r>
         <w:t xml:space="preserve">.</w:t>
@@ -5272,22 +5653,73 @@
     </w:p>
     <w:p>
       <w:pPr>
+        <w:spacing w:after="120"/>
+      </w:pPr>
+      <w:r>
+        <w:t xml:space="preserve">Choose an address to open that subscriber's record.</w:t>
+      </w:r>
+    </w:p>
+    <w:p>
+      <w:pPr>
         <w:pStyle w:val="Heading2"/>
       </w:pPr>
       <w:r>
-        <w:t xml:space="preserve">See who is on a list</w:t>
-      </w:r>
-    </w:p>
-    <w:p>
-      <w:pPr>
-        <w:pStyle w:val="ListParagraph"/>
-        <w:numPr>
-          <w:ilvl w:val="0"/>
-          <w:numId w:val="16"/>
-        </w:numPr>
-      </w:pPr>
-      <w:r>
-        <w:t xml:space="preserve">Open </w:t>
+        <w:t xml:space="preserve">Download a CSV</w:t>
+      </w:r>
+    </w:p>
+    <w:p>
+      <w:pPr>
+        <w:spacing w:after="120"/>
+      </w:pPr>
+      <w:r>
+        <w:t xml:space="preserve">Each report has a download link for a CSV file that opens in Excel, such as </w:t>
+      </w:r>
+      <w:r>
+        <w:rPr>
+          <w:b/>
+          <w:bCs/>
+        </w:rPr>
+        <w:t xml:space="preserve">Download (CSV)</w:t>
+      </w:r>
+      <w:r>
+        <w:t xml:space="preserve"> or </w:t>
+      </w:r>
+      <w:r>
+        <w:rPr>
+          <w:b/>
+          <w:bCs/>
+        </w:rPr>
+        <w:t xml:space="preserve">Download counts (CSV)</w:t>
+      </w:r>
+      <w:r>
+        <w:t xml:space="preserve">.</w:t>
+      </w:r>
+    </w:p>
+    <w:p>
+      <w:pPr>
+        <w:spacing w:after="120"/>
+      </w:pPr>
+      <w:r>
+        <w:t xml:space="preserve">Two downloads contain email addresses. Only Subscribers editors and administrators can use them:</w:t>
+      </w:r>
+    </w:p>
+    <w:p>
+      <w:pPr>
+        <w:pStyle w:val="ListParagraph"/>
+        <w:numPr>
+          <w:ilvl w:val="0"/>
+          <w:numId w:val="1"/>
+        </w:numPr>
+      </w:pPr>
+      <w:r>
+        <w:rPr>
+          <w:b/>
+          <w:bCs/>
+        </w:rPr>
+        <w:t xml:space="preserve">Download members (CSV)</w:t>
+      </w:r>
+      <w:r>
+        <w:t xml:space="preserve"> on </w:t>
       </w:r>
       <w:r>
         <w:rPr>
@@ -5297,89 +5729,54 @@
         <w:t xml:space="preserve">Active subscribers by list</w:t>
       </w:r>
       <w:r>
+        <w:t xml:space="preserve">, after you choose </w:t>
+      </w:r>
+      <w:r>
+        <w:rPr>
+          <w:b/>
+          <w:bCs/>
+        </w:rPr>
+        <w:t xml:space="preserve">Show members</w:t>
+      </w:r>
+      <w:r>
+        <w:t xml:space="preserve">. It has the members for the timing you chose.</w:t>
+      </w:r>
+    </w:p>
+    <w:p>
+      <w:pPr>
+        <w:pStyle w:val="ListParagraph"/>
+        <w:numPr>
+          <w:ilvl w:val="0"/>
+          <w:numId w:val="1"/>
+        </w:numPr>
+      </w:pPr>
+      <w:r>
+        <w:rPr>
+          <w:b/>
+          <w:bCs/>
+        </w:rPr>
+        <w:t xml:space="preserve">Download list with addresses (CSV)</w:t>
+      </w:r>
+      <w:r>
+        <w:t xml:space="preserve"> on </w:t>
+      </w:r>
+      <w:r>
+        <w:rPr>
+          <w:b/>
+          <w:bCs/>
+        </w:rPr>
+        <w:t xml:space="preserve">Recent unsubscribes</w:t>
+      </w:r>
+      <w:r>
         <w:t xml:space="preserve">.</w:t>
       </w:r>
     </w:p>
     <w:p>
       <w:pPr>
-        <w:pStyle w:val="ListParagraph"/>
-        <w:numPr>
-          <w:ilvl w:val="0"/>
-          <w:numId w:val="16"/>
-        </w:numPr>
-      </w:pPr>
-      <w:r>
-        <w:t xml:space="preserve">Choose </w:t>
-      </w:r>
-      <w:r>
-        <w:rPr>
-          <w:b/>
-          <w:bCs/>
-        </w:rPr>
-        <w:t xml:space="preserve">Show members</w:t>
-      </w:r>
-      <w:r>
-        <w:t xml:space="preserve"> on the list's row.</w:t>
-      </w:r>
-    </w:p>
-    <w:p>
-      <w:pPr>
-        <w:pStyle w:val="ListParagraph"/>
-        <w:numPr>
-          <w:ilvl w:val="0"/>
-          <w:numId w:val="16"/>
-        </w:numPr>
-      </w:pPr>
-      <w:r>
-        <w:t xml:space="preserve">To narrow it, choose a </w:t>
-      </w:r>
-      <w:r>
-        <w:rPr>
-          <w:b/>
-          <w:bCs/>
-        </w:rPr>
-        <w:t xml:space="preserve">Timing</w:t>
-      </w:r>
-      <w:r>
-        <w:t xml:space="preserve">: </w:t>
-      </w:r>
-      <w:r>
-        <w:rPr>
-          <w:b/>
-          <w:bCs/>
-        </w:rPr>
-        <w:t xml:space="preserve">Any timing</w:t>
-      </w:r>
-      <w:r>
-        <w:t xml:space="preserve">, </w:t>
-      </w:r>
-      <w:r>
-        <w:rPr>
-          <w:b/>
-          <w:bCs/>
-        </w:rPr>
-        <w:t xml:space="preserve">As it happens</w:t>
-      </w:r>
-      <w:r>
-        <w:t xml:space="preserve"> or </w:t>
-      </w:r>
-      <w:r>
-        <w:rPr>
-          <w:b/>
-          <w:bCs/>
-        </w:rPr>
-        <w:t xml:space="preserve">Daily digest</w:t>
-      </w:r>
-      <w:r>
-        <w:t xml:space="preserve">.</w:t>
-      </w:r>
-    </w:p>
-    <w:p>
-      <w:pPr>
-        <w:spacing w:after="120"/>
-      </w:pPr>
-      <w:r>
-        <w:t xml:space="preserve">Choose an address to open that subscriber's record.</w:t>
+        <w:spacing w:after="120"/>
+      </w:pPr>
+      <w:r>
+        <w:t xml:space="preserve">Each address download is recorded with your name and the report, never the addresses. Download addresses only when your work needs them, keep the file only as long as you need it, and don't send it on.</w:t>
       </w:r>
     </w:p>
     <w:p>
@@ -5387,43 +5784,7 @@
         <w:pStyle w:val="Heading2"/>
       </w:pPr>
       <w:r>
-        <w:t xml:space="preserve">Download a CSV</w:t>
-      </w:r>
-    </w:p>
-    <w:p>
-      <w:pPr>
-        <w:spacing w:after="120"/>
-      </w:pPr>
-      <w:r>
-        <w:t xml:space="preserve">Each report has a download link for a CSV file that opens in Excel, such as </w:t>
-      </w:r>
-      <w:r>
-        <w:rPr>
-          <w:b/>
-          <w:bCs/>
-        </w:rPr>
-        <w:t xml:space="preserve">Download (CSV)</w:t>
-      </w:r>
-      <w:r>
-        <w:t xml:space="preserve"> or </w:t>
-      </w:r>
-      <w:r>
-        <w:rPr>
-          <w:b/>
-          <w:bCs/>
-        </w:rPr>
-        <w:t xml:space="preserve">Download counts (CSV)</w:t>
-      </w:r>
-      <w:r>
-        <w:t xml:space="preserve">.</w:t>
-      </w:r>
-    </w:p>
-    <w:p>
-      <w:pPr>
-        <w:spacing w:after="120"/>
-      </w:pPr>
-      <w:r>
-        <w:t xml:space="preserve">Two downloads contain email addresses. Only Subscribers editors and administrators can use them:</w:t>
+        <w:t xml:space="preserve">Read the numbers</w:t>
       </w:r>
     </w:p>
     <w:p>
@@ -5439,30 +5800,10 @@
           <w:b/>
           <w:bCs/>
         </w:rPr>
-        <w:t xml:space="preserve">Download members (CSV)</w:t>
-      </w:r>
-      <w:r>
-        <w:t xml:space="preserve"> on </w:t>
-      </w:r>
-      <w:r>
-        <w:rPr>
-          <w:b/>
-          <w:bCs/>
-        </w:rPr>
-        <w:t xml:space="preserve">Active subscribers by list</w:t>
-      </w:r>
-      <w:r>
-        <w:t xml:space="preserve">, after you choose </w:t>
-      </w:r>
-      <w:r>
-        <w:rPr>
-          <w:b/>
-          <w:bCs/>
-        </w:rPr>
-        <w:t xml:space="preserve">Show members</w:t>
-      </w:r>
-      <w:r>
-        <w:t xml:space="preserve">. It has the members for the timing you chose.</w:t>
+        <w:t xml:space="preserve">Handed off, not bounced</w:t>
+      </w:r>
+      <w:r>
+        <w:t xml:space="preserve"> counts emails handed to Distribution, the sending service, less bounces. It is not proof of delivery. An email still queued, or one Distribution failed to send, still counts.</w:t>
       </w:r>
     </w:p>
     <w:p>
@@ -5478,74 +5819,10 @@
           <w:b/>
           <w:bCs/>
         </w:rPr>
-        <w:t xml:space="preserve">Download list with addresses (CSV)</w:t>
-      </w:r>
-      <w:r>
-        <w:t xml:space="preserve"> on </w:t>
-      </w:r>
-      <w:r>
-        <w:rPr>
-          <w:b/>
-          <w:bCs/>
-        </w:rPr>
-        <w:t xml:space="preserve">Recent unsubscribes</w:t>
-      </w:r>
-      <w:r>
-        <w:t xml:space="preserve">.</w:t>
-      </w:r>
-    </w:p>
-    <w:p>
-      <w:pPr>
-        <w:spacing w:after="120"/>
-      </w:pPr>
-      <w:r>
-        <w:t xml:space="preserve">Each address download is recorded with your name and the report, never the addresses. Download addresses only when your work needs them, keep the file only as long as you need it, and don't send it on.</w:t>
-      </w:r>
-    </w:p>
-    <w:p>
-      <w:pPr>
-        <w:pStyle w:val="Heading2"/>
-      </w:pPr>
-      <w:r>
-        <w:t xml:space="preserve">Read the numbers</w:t>
-      </w:r>
-    </w:p>
-    <w:p>
-      <w:pPr>
-        <w:pStyle w:val="ListParagraph"/>
-        <w:numPr>
-          <w:ilvl w:val="0"/>
-          <w:numId w:val="1"/>
-        </w:numPr>
-      </w:pPr>
-      <w:r>
-        <w:rPr>
-          <w:b/>
-          <w:bCs/>
-        </w:rPr>
-        <w:t xml:space="preserve">Handed off, not bounced</w:t>
-      </w:r>
-      <w:r>
-        <w:t xml:space="preserve"> counts emails handed to Distribution, the sending service, less bounces. It is not proof of delivery. An email still queued, or one Distribution failed to send, still counts.</w:t>
-      </w:r>
-    </w:p>
-    <w:p>
-      <w:pPr>
-        <w:pStyle w:val="ListParagraph"/>
-        <w:numPr>
-          <w:ilvl w:val="0"/>
-          <w:numId w:val="1"/>
-        </w:numPr>
-      </w:pPr>
-      <w:r>
-        <w:rPr>
-          <w:b/>
-          <w:bCs/>
-        </w:rPr>
         <w:t xml:space="preserve">Not sent</w:t>
       </w:r>
       <w:r>
-        <w:t xml:space="preserve"> means not yet handed off, including a send still going out.</w:t>
+        <w:t xml:space="preserve"> means not yet handed off: a send still going out, held while News On Demand sending is paused, failed, or cancelled by a Subscribers administrator.</w:t>
       </w:r>
     </w:p>
     <w:p>
@@ -6838,21 +7115,6 @@
     </w:lvlOverride>
   </w:num>
   <w:num w:numId="15">
-    <w:abstractNumId w:val="3"/>
-    <w:lvlOverride w:ilvl="0">
-      <w:startOverride w:val="1"/>
-    </w:lvlOverride>
-    <w:lvlOverride w:ilvl="1">
-      <w:startOverride w:val="1"/>
-    </w:lvlOverride>
-    <w:lvlOverride w:ilvl="2">
-      <w:startOverride w:val="1"/>
-    </w:lvlOverride>
-    <w:lvlOverride w:ilvl="3">
-      <w:startOverride w:val="1"/>
-    </w:lvlOverride>
-  </w:num>
-  <w:num w:numId="16">
     <w:abstractNumId w:val="3"/>
     <w:lvlOverride w:ilvl="0">
       <w:startOverride w:val="1"/>

--- a/hub/manuals/nod-editor.docx
+++ b/hub/manuals/nod-editor.docx
@@ -1045,7 +1045,7 @@
         <w:spacing w:after="120"/>
       </w:pPr>
       <w:r>
-        <w:t xml:space="preserve">A correction to a release never emails anyone again. If a release is unpublished, anything not yet sent is stopped, and daily digests leave it out while it is off the site. If it is published again before 5:00 pm on the day it first went out (the next day if it first went out after 5:00 pm), that digest still carries it.</w:t>
+        <w:t xml:space="preserve">A correction to a release emails nobody again unless the release editor chooses to. They can email it again to the people who already got it: subscribers, media list members or both. Those people get the corrected release with "Corrected:" before the subject, one copy each; nobody new is emailed. If a release is unpublished, anything not yet sent is stopped, and daily digests leave it out while it is off the site. If it is published again before 5:00 pm on the day it first went out (the next day if it first went out after 5:00 pm), that digest still carries it.</w:t>
       </w:r>
     </w:p>
     <w:p>
@@ -5403,7 +5403,7 @@
         <w:tc>
           <w:p>
             <w:r>
-              <w:t xml:space="preserve">For each release or alert published in the dates you choose, the as-it-happens and media list emails.</w:t>
+              <w:t xml:space="preserve">For each release or alert published in the dates you choose, the as-it-happens and media list emails, and any corrected copies a release editor emailed again.</w:t>
             </w:r>
           </w:p>
         </w:tc>

--- a/hub/manuals/nod-editor.docx
+++ b/hub/manuals/nod-editor.docx
@@ -822,6 +822,22 @@
     </w:p>
     <w:p>
       <w:pPr>
+        <w:spacing w:after="120"/>
+      </w:pPr>
+      <w:r>
+        <w:t xml:space="preserve">The Hub keeps you signed in while its tab is open. </w:t>
+      </w:r>
+      <w:hyperlink w:history="1" w:anchor="section_9">
+        <w:r>
+          <w:t xml:space="preserve">Staying signed in, and unsaved changes</w:t>
+        </w:r>
+      </w:hyperlink>
+      <w:r>
+        <w:t xml:space="preserve"> says what happens when your session ends, and how the Hub asks before you lose changes you haven't saved.</w:t>
+      </w:r>
+    </w:p>
+    <w:p>
+      <w:pPr>
         <w:pStyle w:val="Heading1"/>
       </w:pPr>
       <w:bookmarkStart w:name="section_2" w:id="2"/>
@@ -2989,6 +3005,52 @@
         <w:pStyle w:val="Heading2"/>
       </w:pPr>
       <w:r>
+        <w:t xml:space="preserve">If you leave before saving</w:t>
+      </w:r>
+    </w:p>
+    <w:p>
+      <w:pPr>
+        <w:spacing w:after="120"/>
+      </w:pPr>
+      <w:r>
+        <w:t xml:space="preserve">If you have changes you haven't saved and you go to another screen or choose your browser's </w:t>
+      </w:r>
+      <w:r>
+        <w:rPr>
+          <w:b/>
+          <w:bCs/>
+        </w:rPr>
+        <w:t xml:space="preserve">Back</w:t>
+      </w:r>
+      <w:r>
+        <w:t xml:space="preserve">, the Hub asks "You have unsaved changes on this page. Leave anyway and discard them?" Choose </w:t>
+      </w:r>
+      <w:r>
+        <w:rPr>
+          <w:b/>
+          <w:bCs/>
+        </w:rPr>
+        <w:t xml:space="preserve">Stay</w:t>
+      </w:r>
+      <w:r>
+        <w:t xml:space="preserve"> to keep working, or </w:t>
+      </w:r>
+      <w:r>
+        <w:rPr>
+          <w:b/>
+          <w:bCs/>
+        </w:rPr>
+        <w:t xml:space="preserve">Leave</w:t>
+      </w:r>
+      <w:r>
+        <w:t xml:space="preserve"> to discard the changes. Closing or reloading the tab gets your browser's own question.</w:t>
+      </w:r>
+    </w:p>
+    <w:p>
+      <w:pPr>
+        <w:pStyle w:val="Heading2"/>
+      </w:pPr>
+      <w:r>
         <w:t xml:space="preserve">Can't do this?</w:t>
       </w:r>
     </w:p>
@@ -3464,6 +3526,52 @@
         <w:pStyle w:val="Heading2"/>
       </w:pPr>
       <w:r>
+        <w:t xml:space="preserve">If you leave before saving</w:t>
+      </w:r>
+    </w:p>
+    <w:p>
+      <w:pPr>
+        <w:spacing w:after="120"/>
+      </w:pPr>
+      <w:r>
+        <w:t xml:space="preserve">If you have changes you haven't saved and you go to another screen or choose your browser's </w:t>
+      </w:r>
+      <w:r>
+        <w:rPr>
+          <w:b/>
+          <w:bCs/>
+        </w:rPr>
+        <w:t xml:space="preserve">Back</w:t>
+      </w:r>
+      <w:r>
+        <w:t xml:space="preserve">, the Hub asks "You have unsaved changes on this page. Leave anyway and discard them?" Choose </w:t>
+      </w:r>
+      <w:r>
+        <w:rPr>
+          <w:b/>
+          <w:bCs/>
+        </w:rPr>
+        <w:t xml:space="preserve">Stay</w:t>
+      </w:r>
+      <w:r>
+        <w:t xml:space="preserve"> to keep working, or </w:t>
+      </w:r>
+      <w:r>
+        <w:rPr>
+          <w:b/>
+          <w:bCs/>
+        </w:rPr>
+        <w:t xml:space="preserve">Leave</w:t>
+      </w:r>
+      <w:r>
+        <w:t xml:space="preserve"> to discard the changes. Closing or reloading the tab gets your browser's own question.</w:t>
+      </w:r>
+    </w:p>
+    <w:p>
+      <w:pPr>
+        <w:pStyle w:val="Heading2"/>
+      </w:pPr>
+      <w:r>
         <w:t xml:space="preserve">Can't do this?</w:t>
       </w:r>
     </w:p>
@@ -5051,6 +5159,62 @@
         <w:pStyle w:val="Heading2"/>
       </w:pPr>
       <w:r>
+        <w:t xml:space="preserve">If you leave before adding</w:t>
+      </w:r>
+    </w:p>
+    <w:p>
+      <w:pPr>
+        <w:spacing w:after="120"/>
+      </w:pPr>
+      <w:r>
+        <w:t xml:space="preserve">If you have typed an address in </w:t>
+      </w:r>
+      <w:r>
+        <w:rPr>
+          <w:b/>
+          <w:bCs/>
+        </w:rPr>
+        <w:t xml:space="preserve">Email address</w:t>
+      </w:r>
+      <w:r>
+        <w:t xml:space="preserve"> and not chosen </w:t>
+      </w:r>
+      <w:r>
+        <w:rPr>
+          <w:b/>
+          <w:bCs/>
+        </w:rPr>
+        <w:t xml:space="preserve">Add to list</w:t>
+      </w:r>
+      <w:r>
+        <w:t xml:space="preserve">, the Hub asks before you go to another screen: "You have unsaved changes on this page. Leave anyway and discard them?" Choose </w:t>
+      </w:r>
+      <w:r>
+        <w:rPr>
+          <w:b/>
+          <w:bCs/>
+        </w:rPr>
+        <w:t xml:space="preserve">Stay</w:t>
+      </w:r>
+      <w:r>
+        <w:t xml:space="preserve"> to keep working, or </w:t>
+      </w:r>
+      <w:r>
+        <w:rPr>
+          <w:b/>
+          <w:bCs/>
+        </w:rPr>
+        <w:t xml:space="preserve">Leave</w:t>
+      </w:r>
+      <w:r>
+        <w:t xml:space="preserve"> to discard it. Closing or reloading the tab gets your browser's own question.</w:t>
+      </w:r>
+    </w:p>
+    <w:p>
+      <w:pPr>
+        <w:pStyle w:val="Heading2"/>
+      </w:pPr>
+      <w:r>
         <w:t xml:space="preserve">Can't do this?</w:t>
       </w:r>
     </w:p>
@@ -6637,6 +6801,291 @@
       </w:pPr>
       <w:r>
         <w:t xml:space="preserve">Subscribers administrators choose where the daily bounce summary is emailed.</w:t>
+      </w:r>
+    </w:p>
+    <w:p>
+      <w:pPr>
+        <w:pStyle w:val="Heading1"/>
+        <w:pageBreakBefore/>
+      </w:pPr>
+      <w:r>
+        <w:t xml:space="preserve">Topics</w:t>
+      </w:r>
+    </w:p>
+    <w:p>
+      <w:pPr>
+        <w:pStyle w:val="Heading2"/>
+      </w:pPr>
+      <w:bookmarkStart w:name="section_9" w:id="9"/>
+      <w:r>
+        <w:t xml:space="preserve">Staying signed in, and unsaved changes</w:t>
+      </w:r>
+      <w:bookmarkEnd w:id="9"/>
+    </w:p>
+    <w:p>
+      <w:pPr>
+        <w:spacing w:after="120"/>
+      </w:pPr>
+      <w:r>
+        <w:rPr>
+          <w:b/>
+          <w:bCs/>
+        </w:rPr>
+        <w:t xml:space="preserve">Who this is for:</w:t>
+      </w:r>
+      <w:r>
+        <w:t xml:space="preserve"> Everyone who uses the Hub.</w:t>
+      </w:r>
+    </w:p>
+    <w:p>
+      <w:pPr>
+        <w:pStyle w:val="Heading3"/>
+      </w:pPr>
+      <w:r>
+        <w:t xml:space="preserve">Staying signed in</w:t>
+      </w:r>
+    </w:p>
+    <w:p>
+      <w:pPr>
+        <w:spacing w:after="120"/>
+      </w:pPr>
+      <w:r>
+        <w:t xml:space="preserve">While a Hub tab is open, it keeps you signed in, even when the tab sits behind other windows. Your session can still end: when you sign out in another tab or window, when your computer has been asleep or offline for a while (it can be as little as a few minutes, and is never more than an hour), when the browser has put a tab it hasn't shown for a long time to sleep, or when an administrator changes your account.</w:t>
+      </w:r>
+    </w:p>
+    <w:p>
+      <w:pPr>
+        <w:pStyle w:val="Heading3"/>
+      </w:pPr>
+      <w:r>
+        <w:t xml:space="preserve">When your session ends</w:t>
+      </w:r>
+    </w:p>
+    <w:p>
+      <w:pPr>
+        <w:spacing w:after="120"/>
+      </w:pPr>
+      <w:r>
+        <w:t xml:space="preserve">If the screen you are on has nothing unsaved, the Hub goes to the sign-in page, which says "Your session ended. Sign in to carry on where you left off." Once you sign in, you are back where you were.</w:t>
+      </w:r>
+    </w:p>
+    <w:p>
+      <w:pPr>
+        <w:spacing w:after="120"/>
+      </w:pPr>
+      <w:r>
+        <w:t xml:space="preserve">If the screen has unsaved changes, it stays as it was, and a box says "Your session has ended". Nothing can be saved until you sign in again: if you choose a button that saves, the screen says "Your session has ended. Sign in again to save — your changes are still here." and the box comes back.</w:t>
+      </w:r>
+    </w:p>
+    <w:p>
+      <w:pPr>
+        <w:pStyle w:val="ListParagraph"/>
+        <w:numPr>
+          <w:ilvl w:val="0"/>
+          <w:numId w:val="1"/>
+        </w:numPr>
+      </w:pPr>
+      <w:r>
+        <w:t xml:space="preserve">Choose </w:t>
+      </w:r>
+      <w:r>
+        <w:rPr>
+          <w:b/>
+          <w:bCs/>
+        </w:rPr>
+        <w:t xml:space="preserve">Sign in again</w:t>
+      </w:r>
+      <w:r>
+        <w:t xml:space="preserve"> to go to the sign-in page. Afterwards you come back to the same screen. Changes to a release's documents and to a Calendar activity are kept on this computer and come back, with "Your unsaved changes were restored." Other unsaved changes are lost.</w:t>
+      </w:r>
+    </w:p>
+    <w:p>
+      <w:pPr>
+        <w:pStyle w:val="ListParagraph"/>
+        <w:numPr>
+          <w:ilvl w:val="0"/>
+          <w:numId w:val="1"/>
+        </w:numPr>
+      </w:pPr>
+      <w:r>
+        <w:t xml:space="preserve">Choose </w:t>
+      </w:r>
+      <w:r>
+        <w:rPr>
+          <w:b/>
+          <w:bCs/>
+        </w:rPr>
+        <w:t xml:space="preserve">Stay on this page</w:t>
+      </w:r>
+      <w:r>
+        <w:t xml:space="preserve"> to copy what you need first. "Your session has ended" stays at the top of the page, with its own </w:t>
+      </w:r>
+      <w:r>
+        <w:rPr>
+          <w:b/>
+          <w:bCs/>
+        </w:rPr>
+        <w:t xml:space="preserve">Sign in again</w:t>
+      </w:r>
+      <w:r>
+        <w:t xml:space="preserve">.</w:t>
+      </w:r>
+    </w:p>
+    <w:p>
+      <w:pPr>
+        <w:pStyle w:val="ListParagraph"/>
+        <w:numPr>
+          <w:ilvl w:val="0"/>
+          <w:numId w:val="1"/>
+        </w:numPr>
+      </w:pPr>
+      <w:r>
+        <w:t xml:space="preserve">Or sign in again in another tab. Come back to this tab and you can save as usual.</w:t>
+      </w:r>
+    </w:p>
+    <w:p>
+      <w:pPr>
+        <w:pStyle w:val="Heading3"/>
+      </w:pPr>
+      <w:r>
+        <w:t xml:space="preserve">Leaving a screen with unsaved changes</w:t>
+      </w:r>
+    </w:p>
+    <w:p>
+      <w:pPr>
+        <w:spacing w:after="120"/>
+      </w:pPr>
+      <w:r>
+        <w:t xml:space="preserve">On every screen where you change something, the Hub asks before you leave with changes you haven't saved: "You have unsaved changes on this page. Leave anyway and discard them?" This covers the side menu, links, </w:t>
+      </w:r>
+      <w:r>
+        <w:rPr>
+          <w:b/>
+          <w:bCs/>
+        </w:rPr>
+        <w:t xml:space="preserve">Help</w:t>
+      </w:r>
+      <w:r>
+        <w:t xml:space="preserve"> and your browser's </w:t>
+      </w:r>
+      <w:r>
+        <w:rPr>
+          <w:b/>
+          <w:bCs/>
+        </w:rPr>
+        <w:t xml:space="preserve">Back</w:t>
+      </w:r>
+      <w:r>
+        <w:t xml:space="preserve">. Choose </w:t>
+      </w:r>
+      <w:r>
+        <w:rPr>
+          <w:b/>
+          <w:bCs/>
+        </w:rPr>
+        <w:t xml:space="preserve">Stay</w:t>
+      </w:r>
+      <w:r>
+        <w:t xml:space="preserve"> to keep working, or </w:t>
+      </w:r>
+      <w:r>
+        <w:rPr>
+          <w:b/>
+          <w:bCs/>
+        </w:rPr>
+        <w:t xml:space="preserve">Leave</w:t>
+      </w:r>
+      <w:r>
+        <w:t xml:space="preserve"> to discard the changes. Closing or reloading the tab gets your browser's own question.</w:t>
+      </w:r>
+    </w:p>
+    <w:p>
+      <w:pPr>
+        <w:spacing w:after="120"/>
+      </w:pPr>
+      <w:r>
+        <w:rPr>
+          <w:b/>
+          <w:bCs/>
+        </w:rPr>
+        <w:t xml:space="preserve">Sign out</w:t>
+      </w:r>
+      <w:r>
+        <w:t xml:space="preserve"> asks too: "You have unsaved changes on this page. Sign out anyway and discard them?" Choose </w:t>
+      </w:r>
+      <w:r>
+        <w:rPr>
+          <w:b/>
+          <w:bCs/>
+        </w:rPr>
+        <w:t xml:space="preserve">Stay</w:t>
+      </w:r>
+      <w:r>
+        <w:t xml:space="preserve">, or </w:t>
+      </w:r>
+      <w:r>
+        <w:rPr>
+          <w:b/>
+          <w:bCs/>
+        </w:rPr>
+        <w:t xml:space="preserve">Sign out</w:t>
+      </w:r>
+      <w:r>
+        <w:t xml:space="preserve"> to discard them. Signing out yourself also discards any changes the Hub kept on this computer.</w:t>
+      </w:r>
+    </w:p>
+    <w:p>
+      <w:pPr>
+        <w:pStyle w:val="Heading3"/>
+      </w:pPr>
+      <w:r>
+        <w:t xml:space="preserve">If a screen can't be shown</w:t>
+      </w:r>
+    </w:p>
+    <w:p>
+      <w:pPr>
+        <w:spacing w:after="120"/>
+      </w:pPr>
+      <w:r>
+        <w:t xml:space="preserve">If something goes wrong on a screen, you see "Something went wrong" and "This page couldn't be shown. Reload the page to try again." Choose </w:t>
+      </w:r>
+      <w:r>
+        <w:rPr>
+          <w:b/>
+          <w:bCs/>
+        </w:rPr>
+        <w:t xml:space="preserve">Reload</w:t>
+      </w:r>
+      <w:r>
+        <w:t xml:space="preserve">, or </w:t>
+      </w:r>
+      <w:r>
+        <w:rPr>
+          <w:b/>
+          <w:bCs/>
+        </w:rPr>
+        <w:t xml:space="preserve">Go to the start page</w:t>
+      </w:r>
+      <w:r>
+        <w:t xml:space="preserve">. The side menu still works. If it keeps happening, tell a Core administrator.</w:t>
+      </w:r>
+    </w:p>
+    <w:p>
+      <w:pPr>
+        <w:spacing w:after="120"/>
+      </w:pPr>
+      <w:r>
+        <w:t xml:space="preserve">An address that doesn't lead to a screen shows "Page not found", with </w:t>
+      </w:r>
+      <w:r>
+        <w:rPr>
+          <w:b/>
+          <w:bCs/>
+        </w:rPr>
+        <w:t xml:space="preserve">Go to the start page</w:t>
+      </w:r>
+      <w:r>
+        <w:t xml:space="preserve">.</w:t>
       </w:r>
     </w:p>
     <w:sectPr>

--- a/hub/manuals/nod-editor.docx
+++ b/hub/manuals/nod-editor.docx
@@ -6851,6 +6851,37 @@
       </w:pPr>
       <w:r>
         <w:t xml:space="preserve">While a Hub tab is open, it keeps you signed in, even when the tab sits behind other windows. Your session can still end: when you sign out in another tab or window, when your computer has been asleep or offline for a while (it can be as little as a few minutes, and is never more than an hour), when the browser has put a tab it hasn't shown for a long time to sleep, or when an administrator changes your account.</w:t>
+      </w:r>
+    </w:p>
+    <w:p>
+      <w:pPr>
+        <w:spacing w:after="120"/>
+      </w:pPr>
+      <w:r>
+        <w:t xml:space="preserve">A session lasts up to 12 hours from when you signed in, however long the tab stays open. After that you sign in again.</w:t>
+      </w:r>
+    </w:p>
+    <w:p>
+      <w:pPr>
+        <w:spacing w:after="120"/>
+      </w:pPr>
+      <w:r>
+        <w:rPr>
+          <w:b/>
+          <w:bCs/>
+        </w:rPr>
+        <w:t xml:space="preserve">Sign out</w:t>
+      </w:r>
+      <w:r>
+        <w:t xml:space="preserve"> ends the session in that browser, including its other tabs. You stay signed in on any other computer or browser where you signed in. If an administrator deactivates your account, you are signed out at once, and signing in again tells you "Your account is not active. Contact a Core administrator."</w:t>
+      </w:r>
+    </w:p>
+    <w:p>
+      <w:pPr>
+        <w:spacing w:after="120"/>
+      </w:pPr>
+      <w:r>
+        <w:t xml:space="preserve">If the Hub says "The Hub can't check your sign-in right now. Try again in a minute.", you are still signed in and nothing on the screen is lost, but nothing can be saved or opened for now. Wait a minute and try again. The message goes away by itself once the Hub can check again. The sign-in page shows the same message then, and if signing in itself can't work for a while it says "We can't sign you in right now. Try again in a few minutes."</w:t>
       </w:r>
     </w:p>
     <w:p>

--- a/hub/manuals/nod-editor.docx
+++ b/hub/manuals/nod-editor.docx
@@ -2809,7 +2809,39 @@
         </w:numPr>
       </w:pPr>
       <w:r>
-        <w:t xml:space="preserve">Read the question, then choose </w:t>
+        <w:t xml:space="preserve">Read the question. For </w:t>
+      </w:r>
+      <w:r>
+        <w:rPr>
+          <w:b/>
+          <w:bCs/>
+        </w:rPr>
+        <w:t xml:space="preserve">Delete selected</w:t>
+      </w:r>
+      <w:r>
+        <w:t xml:space="preserve">, also choose an answer under </w:t>
+      </w:r>
+      <w:r>
+        <w:rPr>
+          <w:b/>
+          <w:bCs/>
+        </w:rPr>
+        <w:t xml:space="preserve">Why are you deleting them?</w:t>
+      </w:r>
+      <w:r>
+        <w:t xml:space="preserve">, the same two choices as on a record. Your answer applies to every ticked person, so tick only people who share the same reason.</w:t>
+      </w:r>
+    </w:p>
+    <w:p>
+      <w:pPr>
+        <w:pStyle w:val="ListParagraph"/>
+        <w:numPr>
+          <w:ilvl w:val="0"/>
+          <w:numId w:val="6"/>
+        </w:numPr>
+      </w:pPr>
+      <w:r>
+        <w:t xml:space="preserve">Choose </w:t>
       </w:r>
       <w:r>
         <w:rPr>
@@ -2854,17 +2886,27 @@
         <w:t xml:space="preserve">Delete selected</w:t>
       </w:r>
       <w:r>
-        <w:t xml:space="preserve"> is always the </w:t>
-      </w:r>
-      <w:r>
-        <w:rPr>
-          <w:b/>
-          <w:bCs/>
-        </w:rPr>
-        <w:t xml:space="preserve">Something else</w:t>
-      </w:r>
-      <w:r>
-        <w:t xml:space="preserve"> kind of delete. If a person asked to stop their email, delete them from their own record and choose </w:t>
+        <w:t xml:space="preserve"> does to each person exactly what </w:t>
+      </w:r>
+      <w:r>
+        <w:rPr>
+          <w:b/>
+          <w:bCs/>
+        </w:rPr>
+        <w:t xml:space="preserve">Delete</w:t>
+      </w:r>
+      <w:r>
+        <w:t xml:space="preserve"> does on their record, for the reason you chose. See </w:t>
+      </w:r>
+      <w:r>
+        <w:rPr>
+          <w:b/>
+          <w:bCs/>
+        </w:rPr>
+        <w:t xml:space="preserve">Delete someone</w:t>
+      </w:r>
+      <w:r>
+        <w:t xml:space="preserve"> above. For example, choose </w:t>
       </w:r>
       <w:r>
         <w:rPr>
@@ -2874,7 +2916,7 @@
         <w:t xml:space="preserve">They asked us to stop sending them email</w:t>
       </w:r>
       <w:r>
-        <w:t xml:space="preserve">, so it's kept as their unsubscribe.</w:t>
+        <w:t xml:space="preserve"> when several people wrote in to say stop, and each one is kept as an unsubscribe.</w:t>
       </w:r>
     </w:p>
     <w:p>
